--- a/docs/procedimento-instalacao-software-python.docx
+++ b/docs/procedimento-instalacao-software-python.docx
@@ -366,6 +366,20 @@
           <w:szCs w:val="21"/>
         </w:rPr>
         <w:t xml:space="preserve">Este procedimento estabelece a sequência de atividades para a instalação, configuração inicial e verificação do software desktop de supervisão do sistema inclinômetro/azimutímetro ESP32 desenvolvido para a Avibras Aeroco, escrito em Python com interface gráfica PyQt5, destinado à operação em campo por meio de um notebook. O objetivo é garantir que a instalação seja realizada de forma padronizada, reprodutível e verificável, independentemente de quem a execute.</w:t>
+      </w:r>
+    </w:p>
+    <w:p>
+      <w:pPr>
+        <w:spacing w:after="160" w:before="0" w:line="264" w:lineRule="auto"/>
+        <w:jc w:val="both"/>
+      </w:pPr>
+      <w:r>
+        <w:rPr>
+          <w:rFonts w:ascii="Arial" w:cs="Arial" w:eastAsia="Arial" w:hAnsi="Arial"/>
+          <w:sz w:val="21"/>
+          <w:szCs w:val="21"/>
+        </w:rPr>
+        <w:t xml:space="preserve">IMPORTANTE: a instalação em campo/fábrica é sempre realizada em computador com Windows (10 ou 11) e sem conexão à internet — a partir de mídia (DVD/CD) previamente gravada e arquivada no repositório físico da fábrica. Este procedimento reflete esse cenário como o caminho normal de uso; a preparação da mídia (que exige internet, mas é feita à parte, por quem mantém o software) é descrita separadamente na seção 4.1.</w:t>
       </w:r>
     </w:p>
     <w:p>
@@ -654,7 +668,7 @@
                 <w:sz w:val="21"/>
                 <w:szCs w:val="21"/>
               </w:rPr>
-              <w:t xml:space="preserve">Computador com Windows 10 ou 11 (64 bits)</w:t>
+              <w:t xml:space="preserve">Computador com Windows 10 ou 11 (64 bits) — sem necessidade de acesso à internet</w:t>
             </w:r>
           </w:p>
         </w:tc>
@@ -800,7 +814,7 @@
                 <w:sz w:val="21"/>
                 <w:szCs w:val="21"/>
               </w:rPr>
-              <w:t xml:space="preserve">Python 3.10 ou superior, instalado com "Add python.exe to PATH" marcado (apenas na Opção 1 — instalação em código-fonte)</w:t>
+              <w:t xml:space="preserve">Mídia (DVD ou CD) de instalação, arquivada no repositório físico da fábrica, contendo a pasta python-app completa (código-fonte + pacote offline_packages, ou o executável/instalador já compilado)</w:t>
             </w:r>
           </w:p>
         </w:tc>
@@ -946,7 +960,7 @@
                 <w:sz w:val="21"/>
                 <w:szCs w:val="21"/>
               </w:rPr>
-              <w:t xml:space="preserve">Inno Setup (apenas na máquina em que o instalador Setup.exe for gerado — Opção 3)</w:t>
+              <w:t xml:space="preserve">Python 3.10 ou superior, instalado com "Add python.exe to PATH" marcado (apenas se a mídia trouxer o código-fonte — ver 4.2)</w:t>
             </w:r>
           </w:p>
         </w:tc>
@@ -983,298 +997,6 @@
                 <w:szCs w:val="21"/>
               </w:rPr>
               <w:t xml:space="preserve">1</w:t>
-            </w:r>
-          </w:p>
-        </w:tc>
-        <w:tc>
-          <w:tcPr>
-            <w:tcW w:type="dxa" w:w="2000"/>
-            <w:tcBorders>
-              <w:top w:val="single" w:color="000000" w:sz="4"/>
-              <w:left w:val="single" w:color="000000" w:sz="4"/>
-              <w:bottom w:val="single" w:color="000000" w:sz="4"/>
-              <w:right w:val="single" w:color="000000" w:sz="4"/>
-            </w:tcBorders>
-            <w:tcMar>
-              <w:top w:type="dxa" w:w="60"/>
-              <w:left w:type="dxa" w:w="100"/>
-              <w:bottom w:type="dxa" w:w="60"/>
-              <w:right w:type="dxa" w:w="100"/>
-            </w:tcMar>
-            <w:vAlign w:val="center"/>
-          </w:tcPr>
-          <w:p>
-            <w:pPr>
-              <w:spacing w:line="240" w:lineRule="auto"/>
-              <w:jc w:val="left"/>
-            </w:pPr>
-            <w:r>
-              <w:rPr>
-                <w:rFonts w:ascii="Arial" w:cs="Arial" w:eastAsia="Arial" w:hAnsi="Arial"/>
-                <w:b w:val="false"/>
-                <w:bCs w:val="false"/>
-                <w:i w:val="false"/>
-                <w:iCs w:val="false"/>
-                <w:sz w:val="21"/>
-                <w:szCs w:val="21"/>
-              </w:rPr>
-              <w:t xml:space="preserve">—</w:t>
-            </w:r>
-          </w:p>
-        </w:tc>
-      </w:tr>
-      <w:tr>
-        <w:tc>
-          <w:tcPr>
-            <w:tcW w:type="dxa" w:w="700"/>
-            <w:tcBorders>
-              <w:top w:val="single" w:color="000000" w:sz="4"/>
-              <w:left w:val="single" w:color="000000" w:sz="4"/>
-              <w:bottom w:val="single" w:color="000000" w:sz="4"/>
-              <w:right w:val="single" w:color="000000" w:sz="4"/>
-            </w:tcBorders>
-            <w:tcMar>
-              <w:top w:type="dxa" w:w="60"/>
-              <w:left w:type="dxa" w:w="100"/>
-              <w:bottom w:type="dxa" w:w="60"/>
-              <w:right w:type="dxa" w:w="100"/>
-            </w:tcMar>
-            <w:vAlign w:val="center"/>
-          </w:tcPr>
-          <w:p>
-            <w:pPr>
-              <w:spacing w:line="240" w:lineRule="auto"/>
-              <w:jc w:val="left"/>
-            </w:pPr>
-            <w:r>
-              <w:rPr>
-                <w:rFonts w:ascii="Arial" w:cs="Arial" w:eastAsia="Arial" w:hAnsi="Arial"/>
-                <w:b w:val="false"/>
-                <w:bCs w:val="false"/>
-                <w:i w:val="false"/>
-                <w:iCs w:val="false"/>
-                <w:sz w:val="21"/>
-                <w:szCs w:val="21"/>
-              </w:rPr>
-              <w:t xml:space="preserve">4</w:t>
-            </w:r>
-          </w:p>
-        </w:tc>
-        <w:tc>
-          <w:tcPr>
-            <w:tcW w:type="dxa" w:w="5738"/>
-            <w:tcBorders>
-              <w:top w:val="single" w:color="000000" w:sz="4"/>
-              <w:left w:val="single" w:color="000000" w:sz="4"/>
-              <w:bottom w:val="single" w:color="000000" w:sz="4"/>
-              <w:right w:val="single" w:color="000000" w:sz="4"/>
-            </w:tcBorders>
-            <w:tcMar>
-              <w:top w:type="dxa" w:w="60"/>
-              <w:left w:type="dxa" w:w="100"/>
-              <w:bottom w:type="dxa" w:w="60"/>
-              <w:right w:type="dxa" w:w="100"/>
-            </w:tcMar>
-            <w:vAlign w:val="center"/>
-          </w:tcPr>
-          <w:p>
-            <w:pPr>
-              <w:spacing w:line="240" w:lineRule="auto"/>
-              <w:jc w:val="left"/>
-            </w:pPr>
-            <w:r>
-              <w:rPr>
-                <w:rFonts w:ascii="Arial" w:cs="Arial" w:eastAsia="Arial" w:hAnsi="Arial"/>
-                <w:b w:val="false"/>
-                <w:bCs w:val="false"/>
-                <w:i w:val="false"/>
-                <w:iCs w:val="false"/>
-                <w:sz w:val="21"/>
-                <w:szCs w:val="21"/>
-              </w:rPr>
-              <w:t xml:space="preserve">Conexão à internet, para download automático das dependências (PyQt5, pymodbus, pyserial, bleak, reportlab, matplotlib)</w:t>
-            </w:r>
-          </w:p>
-        </w:tc>
-        <w:tc>
-          <w:tcPr>
-            <w:tcW w:type="dxa" w:w="1200"/>
-            <w:tcBorders>
-              <w:top w:val="single" w:color="000000" w:sz="4"/>
-              <w:left w:val="single" w:color="000000" w:sz="4"/>
-              <w:bottom w:val="single" w:color="000000" w:sz="4"/>
-              <w:right w:val="single" w:color="000000" w:sz="4"/>
-            </w:tcBorders>
-            <w:tcMar>
-              <w:top w:type="dxa" w:w="60"/>
-              <w:left w:type="dxa" w:w="100"/>
-              <w:bottom w:type="dxa" w:w="60"/>
-              <w:right w:type="dxa" w:w="100"/>
-            </w:tcMar>
-            <w:vAlign w:val="center"/>
-          </w:tcPr>
-          <w:p>
-            <w:pPr>
-              <w:spacing w:line="240" w:lineRule="auto"/>
-              <w:jc w:val="left"/>
-            </w:pPr>
-            <w:r>
-              <w:rPr>
-                <w:rFonts w:ascii="Arial" w:cs="Arial" w:eastAsia="Arial" w:hAnsi="Arial"/>
-                <w:b w:val="false"/>
-                <w:bCs w:val="false"/>
-                <w:i w:val="false"/>
-                <w:iCs w:val="false"/>
-                <w:sz w:val="21"/>
-                <w:szCs w:val="21"/>
-              </w:rPr>
-              <w:t xml:space="preserve">—</w:t>
-            </w:r>
-          </w:p>
-        </w:tc>
-        <w:tc>
-          <w:tcPr>
-            <w:tcW w:type="dxa" w:w="2000"/>
-            <w:tcBorders>
-              <w:top w:val="single" w:color="000000" w:sz="4"/>
-              <w:left w:val="single" w:color="000000" w:sz="4"/>
-              <w:bottom w:val="single" w:color="000000" w:sz="4"/>
-              <w:right w:val="single" w:color="000000" w:sz="4"/>
-            </w:tcBorders>
-            <w:tcMar>
-              <w:top w:type="dxa" w:w="60"/>
-              <w:left w:type="dxa" w:w="100"/>
-              <w:bottom w:type="dxa" w:w="60"/>
-              <w:right w:type="dxa" w:w="100"/>
-            </w:tcMar>
-            <w:vAlign w:val="center"/>
-          </w:tcPr>
-          <w:p>
-            <w:pPr>
-              <w:spacing w:line="240" w:lineRule="auto"/>
-              <w:jc w:val="left"/>
-            </w:pPr>
-            <w:r>
-              <w:rPr>
-                <w:rFonts w:ascii="Arial" w:cs="Arial" w:eastAsia="Arial" w:hAnsi="Arial"/>
-                <w:b w:val="false"/>
-                <w:bCs w:val="false"/>
-                <w:i w:val="false"/>
-                <w:iCs w:val="false"/>
-                <w:sz w:val="21"/>
-                <w:szCs w:val="21"/>
-              </w:rPr>
-              <w:t xml:space="preserve">—</w:t>
-            </w:r>
-          </w:p>
-        </w:tc>
-      </w:tr>
-      <w:tr>
-        <w:tc>
-          <w:tcPr>
-            <w:tcW w:type="dxa" w:w="700"/>
-            <w:tcBorders>
-              <w:top w:val="single" w:color="000000" w:sz="4"/>
-              <w:left w:val="single" w:color="000000" w:sz="4"/>
-              <w:bottom w:val="single" w:color="000000" w:sz="4"/>
-              <w:right w:val="single" w:color="000000" w:sz="4"/>
-            </w:tcBorders>
-            <w:tcMar>
-              <w:top w:type="dxa" w:w="60"/>
-              <w:left w:type="dxa" w:w="100"/>
-              <w:bottom w:type="dxa" w:w="60"/>
-              <w:right w:type="dxa" w:w="100"/>
-            </w:tcMar>
-            <w:vAlign w:val="center"/>
-          </w:tcPr>
-          <w:p>
-            <w:pPr>
-              <w:spacing w:line="240" w:lineRule="auto"/>
-              <w:jc w:val="left"/>
-            </w:pPr>
-            <w:r>
-              <w:rPr>
-                <w:rFonts w:ascii="Arial" w:cs="Arial" w:eastAsia="Arial" w:hAnsi="Arial"/>
-                <w:b w:val="false"/>
-                <w:bCs w:val="false"/>
-                <w:i w:val="false"/>
-                <w:iCs w:val="false"/>
-                <w:sz w:val="21"/>
-                <w:szCs w:val="21"/>
-              </w:rPr>
-              <w:t xml:space="preserve">5</w:t>
-            </w:r>
-          </w:p>
-        </w:tc>
-        <w:tc>
-          <w:tcPr>
-            <w:tcW w:type="dxa" w:w="5738"/>
-            <w:tcBorders>
-              <w:top w:val="single" w:color="000000" w:sz="4"/>
-              <w:left w:val="single" w:color="000000" w:sz="4"/>
-              <w:bottom w:val="single" w:color="000000" w:sz="4"/>
-              <w:right w:val="single" w:color="000000" w:sz="4"/>
-            </w:tcBorders>
-            <w:tcMar>
-              <w:top w:type="dxa" w:w="60"/>
-              <w:left w:type="dxa" w:w="100"/>
-              <w:bottom w:type="dxa" w:w="60"/>
-              <w:right w:type="dxa" w:w="100"/>
-            </w:tcMar>
-            <w:vAlign w:val="center"/>
-          </w:tcPr>
-          <w:p>
-            <w:pPr>
-              <w:spacing w:line="240" w:lineRule="auto"/>
-              <w:jc w:val="left"/>
-            </w:pPr>
-            <w:r>
-              <w:rPr>
-                <w:rFonts w:ascii="Arial" w:cs="Arial" w:eastAsia="Arial" w:hAnsi="Arial"/>
-                <w:b w:val="false"/>
-                <w:bCs w:val="false"/>
-                <w:i w:val="false"/>
-                <w:iCs w:val="false"/>
-                <w:sz w:val="21"/>
-                <w:szCs w:val="21"/>
-              </w:rPr>
-              <w:t xml:space="preserve">Acesso à pasta python-app/ do repositório do projeto</w:t>
-            </w:r>
-          </w:p>
-        </w:tc>
-        <w:tc>
-          <w:tcPr>
-            <w:tcW w:type="dxa" w:w="1200"/>
-            <w:tcBorders>
-              <w:top w:val="single" w:color="000000" w:sz="4"/>
-              <w:left w:val="single" w:color="000000" w:sz="4"/>
-              <w:bottom w:val="single" w:color="000000" w:sz="4"/>
-              <w:right w:val="single" w:color="000000" w:sz="4"/>
-            </w:tcBorders>
-            <w:tcMar>
-              <w:top w:type="dxa" w:w="60"/>
-              <w:left w:type="dxa" w:w="100"/>
-              <w:bottom w:type="dxa" w:w="60"/>
-              <w:right w:type="dxa" w:w="100"/>
-            </w:tcMar>
-            <w:vAlign w:val="center"/>
-          </w:tcPr>
-          <w:p>
-            <w:pPr>
-              <w:spacing w:line="240" w:lineRule="auto"/>
-              <w:jc w:val="left"/>
-            </w:pPr>
-            <w:r>
-              <w:rPr>
-                <w:rFonts w:ascii="Arial" w:cs="Arial" w:eastAsia="Arial" w:hAnsi="Arial"/>
-                <w:b w:val="false"/>
-                <w:bCs w:val="false"/>
-                <w:i w:val="false"/>
-                <w:iCs w:val="false"/>
-                <w:sz w:val="21"/>
-                <w:szCs w:val="21"/>
-              </w:rPr>
-              <w:t xml:space="preserve">—</w:t>
             </w:r>
           </w:p>
         </w:tc>
@@ -1316,6 +1038,20 @@
         </w:tc>
       </w:tr>
     </w:tbl>
+    <w:p>
+      <w:pPr>
+        <w:spacing w:after="160" w:before="120" w:line="264" w:lineRule="auto"/>
+        <w:jc w:val="both"/>
+      </w:pPr>
+      <w:r>
+        <w:rPr>
+          <w:rFonts w:ascii="Arial" w:cs="Arial" w:eastAsia="Arial" w:hAnsi="Arial"/>
+          <w:sz w:val="21"/>
+          <w:szCs w:val="21"/>
+        </w:rPr>
+        <w:t xml:space="preserve">Python 3.10+ pode vir pré-instalado no computador de destino, ou seu próprio instalador (offline) constar na mídia — o instalador oficial do Python, uma vez baixado, não precisa de internet para instalar.</w:t>
+      </w:r>
+    </w:p>
     <w:p>
       <w:pPr>
         <w:keepNext/>
@@ -1334,20 +1070,6 @@
     </w:p>
     <w:p>
       <w:pPr>
-        <w:spacing w:after="160" w:before="0" w:line="264" w:lineRule="auto"/>
-        <w:jc w:val="both"/>
-      </w:pPr>
-      <w:r>
-        <w:rPr>
-          <w:rFonts w:ascii="Arial" w:cs="Arial" w:eastAsia="Arial" w:hAnsi="Arial"/>
-          <w:sz w:val="21"/>
-          <w:szCs w:val="21"/>
-        </w:rPr>
-        <w:t xml:space="preserve">Existem três opções de instalação no Windows, além da instalação em linha de comando (Linux/macOS, ou Windows via terminal). A escolha depende do uso pretendido: a Opção 1 é recomendada para desenvolvimento e testes; a Opção 2 é útil para computadores sem Python; a Opção 3 é a mais indicada para distribuição a usuários finais (ex.: equipe de chão de fábrica).</w:t>
-      </w:r>
-    </w:p>
-    <w:p>
-      <w:pPr>
         <w:spacing w:after="100" w:line="264" w:lineRule="auto"/>
         <w:ind w:left="500"/>
         <w:jc w:val="both"/>
@@ -1358,7 +1080,7 @@
           <w:sz w:val="21"/>
           <w:szCs w:val="21"/>
         </w:rPr>
-        <w:t xml:space="preserve">a) confirmar que o computador de destino atende aos requisitos da Tabela 1 (item 2 se for usar a Opção 1; item 3 se for gerar o instalador na Opção 3);</w:t>
+        <w:t xml:space="preserve">a) confirmar que o computador de destino atende ao item 1 da Tabela 1 (Windows 10/11, 64 bits);</w:t>
       </w:r>
     </w:p>
     <w:p>
@@ -1373,7 +1095,7 @@
           <w:sz w:val="21"/>
           <w:szCs w:val="21"/>
         </w:rPr>
-        <w:t xml:space="preserve">b) copiar a pasta python-app/ do repositório do projeto para o computador de destino;</w:t>
+        <w:t xml:space="preserve">b) retirar a mídia (DVD/CD) correspondente do repositório físico da fábrica;</w:t>
       </w:r>
     </w:p>
     <w:p>
@@ -1388,7 +1110,22 @@
           <w:sz w:val="21"/>
           <w:szCs w:val="21"/>
         </w:rPr>
-        <w:t xml:space="preserve">c) confirmar conexão à internet disponível, para o download automático de dependências.</w:t>
+        <w:t xml:space="preserve">c) confirmar, na própria mídia, qual variante de instalação foi gravada: código-fonte + pacote offline (seção 4.2), executável autônomo (seção 4.3) ou instalador Setup.exe (seção 4.4) — as três são igualmente válidas e não exigem internet na máquina de destino;</w:t>
+      </w:r>
+    </w:p>
+    <w:p>
+      <w:pPr>
+        <w:spacing w:after="100" w:line="264" w:lineRule="auto"/>
+        <w:ind w:left="500"/>
+        <w:jc w:val="both"/>
+      </w:pPr>
+      <w:r>
+        <w:rPr>
+          <w:rFonts w:ascii="Arial" w:cs="Arial" w:eastAsia="Arial" w:hAnsi="Arial"/>
+          <w:sz w:val="21"/>
+          <w:szCs w:val="21"/>
+        </w:rPr>
+        <w:t xml:space="preserve">d) copiar o conteúdo da mídia para o computador de destino (não é obrigatório rodar direto do DVD/CD).</w:t>
       </w:r>
     </w:p>
     <w:p>
@@ -1421,7 +1158,21 @@
           <w:sz w:val="21"/>
           <w:szCs w:val="21"/>
         </w:rPr>
-        <w:t xml:space="preserve">4.1 Opção 1 — código-fonte</w:t>
+        <w:t xml:space="preserve">4.1 Preparação da mídia offline (feita à parte, com internet — não é a instalação em si)</w:t>
+      </w:r>
+    </w:p>
+    <w:p>
+      <w:pPr>
+        <w:spacing w:after="160" w:before="0" w:line="264" w:lineRule="auto"/>
+        <w:jc w:val="both"/>
+      </w:pPr>
+      <w:r>
+        <w:rPr>
+          <w:rFonts w:ascii="Arial" w:cs="Arial" w:eastAsia="Arial" w:hAnsi="Arial"/>
+          <w:sz w:val="21"/>
+          <w:szCs w:val="21"/>
+        </w:rPr>
+        <w:t xml:space="preserve">Esta etapa NÃO é executada no computador de destino em campo/fábrica. É feita uma única vez, por quem mantém o software, numa máquina com Python e internet, para gerar o conteúdo que será gravado na mídia e arquivado no repositório físico da fábrica.</w:t>
       </w:r>
     </w:p>
     <w:p>
@@ -1446,7 +1197,7 @@
           <w:sz w:val="21"/>
           <w:szCs w:val="21"/>
         </w:rPr>
-        <w:t xml:space="preserve">Copiar a pasta python-app inteira para o computador Windows de destino.</w:t>
+        <w:t xml:space="preserve">Numa máquina com internet, dar duplo clique em windows\build_offline_bundle.bat. Baixa todos os pacotes de requirements.txt (PyQt5, pymodbus, pyserial, bleak, reportlab, matplotlib) para windows\offline_packages.</w:t>
       </w:r>
     </w:p>
     <w:p>
@@ -1471,7 +1222,7 @@
           <w:sz w:val="21"/>
           <w:szCs w:val="21"/>
         </w:rPr>
-        <w:t xml:space="preserve">Dar duplo clique em windows\install.bat. Cria um ambiente virtual em python-app\.venv e instala automaticamente as dependências: PyQt5, pymodbus, pyserial, bleak, reportlab e matplotlib.</w:t>
+        <w:t xml:space="preserve">Gravar a pasta python-app inteira (já incluindo windows\offline_packages) no DVD/CD.</w:t>
       </w:r>
     </w:p>
     <w:p>
@@ -1496,21 +1247,7 @@
           <w:sz w:val="21"/>
           <w:szCs w:val="21"/>
         </w:rPr>
-        <w:t xml:space="preserve">Para abrir o software (nesta e nas próximas vezes), dar duplo clique em windows\run.bat.</w:t>
-      </w:r>
-    </w:p>
-    <w:p>
-      <w:pPr>
-        <w:spacing w:after="160" w:before="0" w:line="264" w:lineRule="auto"/>
-        <w:jc w:val="both"/>
-      </w:pPr>
-      <w:r>
-        <w:rPr>
-          <w:rFonts w:ascii="Arial" w:cs="Arial" w:eastAsia="Arial" w:hAnsi="Arial"/>
-          <w:sz w:val="21"/>
-          <w:szCs w:val="21"/>
-        </w:rPr>
-        <w:t xml:space="preserve">Não repetir install.bat, salvo alteração em requirements.txt.</w:t>
+        <w:t xml:space="preserve">Arquivar a mídia no repositório físico da fábrica, identificada com a versão do software (python-app/app_version.py) e a data de preparação.</w:t>
       </w:r>
     </w:p>
     <w:p>
@@ -1527,21 +1264,7 @@
           <w:sz w:val="21"/>
           <w:szCs w:val="21"/>
         </w:rPr>
-        <w:t xml:space="preserve">4.2 Opção 2 — executável autônomo (sem Python instalado)</w:t>
-      </w:r>
-    </w:p>
-    <w:p>
-      <w:pPr>
-        <w:spacing w:after="160" w:before="0" w:line="264" w:lineRule="auto"/>
-        <w:jc w:val="both"/>
-      </w:pPr>
-      <w:r>
-        <w:rPr>
-          <w:rFonts w:ascii="Arial" w:cs="Arial" w:eastAsia="Arial" w:hAnsi="Arial"/>
-          <w:sz w:val="21"/>
-          <w:szCs w:val="21"/>
-        </w:rPr>
-        <w:t xml:space="preserve">Aplicável quando não se deseja instalar Python no computador de destino (ex.: máquina de produção). Gerado uma única vez, o resultado pode ser copiado para quantos computadores forem necessários.</w:t>
+        <w:t xml:space="preserve">4.2 Instalação a partir do código-fonte + pacote offline (recomendada para desenvolvimento/manutenção)</w:t>
       </w:r>
     </w:p>
     <w:p>
@@ -1566,7 +1289,7 @@
           <w:sz w:val="21"/>
           <w:szCs w:val="21"/>
         </w:rPr>
-        <w:t xml:space="preserve">Executar a Opção 1, passo 2, caso ainda não tenha sido executado.</w:t>
+        <w:t xml:space="preserve">Copiar a pasta python-app da mídia (DVD/CD) para o computador Windows de destino.</w:t>
       </w:r>
     </w:p>
     <w:p>
@@ -1591,7 +1314,7 @@
           <w:sz w:val="21"/>
           <w:szCs w:val="21"/>
         </w:rPr>
-        <w:t xml:space="preserve">Dar duplo clique em windows\build_exe.bat, gerando dist\Inclinometro2Eixos\ com o executável.</w:t>
+        <w:t xml:space="preserve">Dar duplo clique em windows\install.bat. O script detecta automaticamente a pasta windows\offline_packages e instala as dependências a partir dela, sem tentar acessar a internet.</w:t>
       </w:r>
     </w:p>
     <w:p>
@@ -1616,7 +1339,21 @@
           <w:sz w:val="21"/>
           <w:szCs w:val="21"/>
         </w:rPr>
-        <w:t xml:space="preserve">Copiar a pasta dist\Inclinometro2Eixos inteira para o computador de destino e executar o .exe diretamente.</w:t>
+        <w:t xml:space="preserve">Para abrir o software (nesta e nas próximas vezes), dar duplo clique em windows\run.bat.</w:t>
+      </w:r>
+    </w:p>
+    <w:p>
+      <w:pPr>
+        <w:spacing w:after="160" w:before="0" w:line="264" w:lineRule="auto"/>
+        <w:jc w:val="both"/>
+      </w:pPr>
+      <w:r>
+        <w:rPr>
+          <w:rFonts w:ascii="Arial" w:cs="Arial" w:eastAsia="Arial" w:hAnsi="Arial"/>
+          <w:sz w:val="21"/>
+          <w:szCs w:val="21"/>
+        </w:rPr>
+        <w:t xml:space="preserve">Se windows\offline_packages não estiver presente na mídia, install.bat tenta instalar pela internet — caminho válido apenas em ambiente de desenvolvimento, nunca em campo/fábrica.</w:t>
       </w:r>
     </w:p>
     <w:p>
@@ -1633,7 +1370,7 @@
           <w:sz w:val="21"/>
           <w:szCs w:val="21"/>
         </w:rPr>
-        <w:t xml:space="preserve">4.3 Opção 3 — instalador (Setup.exe)</w:t>
+        <w:t xml:space="preserve">4.3 Instalação a partir do executável autônomo (alternativa sem Python)</w:t>
       </w:r>
     </w:p>
     <w:p>
@@ -1647,7 +1384,7 @@
           <w:sz w:val="21"/>
           <w:szCs w:val="21"/>
         </w:rPr>
-        <w:t xml:space="preserve">Forma recomendada para distribuição a usuários finais. Requer Inno Setup instalado previamente na máquina onde o instalador é gerado (https://jrsoftware.org/isdl.php).</w:t>
+        <w:t xml:space="preserve">Aplicável quando a mídia traz o executável já gerado (dist\Inclinometro2Eixos\), preparado previamente por quem mantém o software. Não exige Python nem internet no computador de destino.</w:t>
       </w:r>
     </w:p>
     <w:p>
@@ -1672,7 +1409,7 @@
           <w:sz w:val="21"/>
           <w:szCs w:val="21"/>
         </w:rPr>
-        <w:t xml:space="preserve">Executar a Opção 1, passo 2, caso ainda não tenha sido executado.</w:t>
+        <w:t xml:space="preserve">Copiar a pasta dist\Inclinometro2Eixos inteira da mídia para o computador de destino.</w:t>
       </w:r>
     </w:p>
     <w:p>
@@ -1697,7 +1434,38 @@
           <w:sz w:val="21"/>
           <w:szCs w:val="21"/>
         </w:rPr>
-        <w:t xml:space="preserve">Dar duplo clique em windows\build_installer.bat, gerando windows\installer_output\Inclinometro-2Eixos-Setup-2.0.0.exe.</w:t>
+        <w:t xml:space="preserve">Executar Inclinometro2Eixos.exe diretamente.</w:t>
+      </w:r>
+    </w:p>
+    <w:p>
+      <w:pPr>
+        <w:keepNext/>
+        <w:spacing w:after="120" w:before="200"/>
+        <w:ind w:left="0"/>
+      </w:pPr>
+      <w:r>
+        <w:rPr>
+          <w:rFonts w:ascii="Arial" w:cs="Arial" w:eastAsia="Arial" w:hAnsi="Arial"/>
+          <w:b/>
+          <w:bCs/>
+          <w:sz w:val="21"/>
+          <w:szCs w:val="21"/>
+        </w:rPr>
+        <w:t xml:space="preserve">4.4 Instalação a partir do instalador (Setup.exe)</w:t>
+      </w:r>
+    </w:p>
+    <w:p>
+      <w:pPr>
+        <w:spacing w:after="160" w:before="0" w:line="264" w:lineRule="auto"/>
+        <w:jc w:val="both"/>
+      </w:pPr>
+      <w:r>
+        <w:rPr>
+          <w:rFonts w:ascii="Arial" w:cs="Arial" w:eastAsia="Arial" w:hAnsi="Arial"/>
+          <w:sz w:val="21"/>
+          <w:szCs w:val="21"/>
+        </w:rPr>
+        <w:t xml:space="preserve">Aplicável quando a mídia traz o instalador já gerado (Inclinometro-2Eixos-Setup-2.0.0.exe). Não exige Python, Inno Setup nem internet no computador de destino.</w:t>
       </w:r>
     </w:p>
     <w:p>
@@ -1714,15 +1482,40 @@
           <w:sz w:val="21"/>
           <w:szCs w:val="21"/>
         </w:rPr>
-        <w:t xml:space="preserve">3. </w:t>
-      </w:r>
-      <w:r>
-        <w:rPr>
-          <w:rFonts w:ascii="Arial" w:cs="Arial" w:eastAsia="Arial" w:hAnsi="Arial"/>
-          <w:sz w:val="21"/>
-          <w:szCs w:val="21"/>
-        </w:rPr>
-        <w:t xml:space="preserve">Copiar e executar esse arquivo nos computadores de destino; o assistente conduz o restante da instalação.</w:t>
+        <w:t xml:space="preserve">1. </w:t>
+      </w:r>
+      <w:r>
+        <w:rPr>
+          <w:rFonts w:ascii="Arial" w:cs="Arial" w:eastAsia="Arial" w:hAnsi="Arial"/>
+          <w:sz w:val="21"/>
+          <w:szCs w:val="21"/>
+        </w:rPr>
+        <w:t xml:space="preserve">Copiar o arquivo .exe da mídia para o computador de destino e executá-lo.</w:t>
+      </w:r>
+    </w:p>
+    <w:p>
+      <w:pPr>
+        <w:spacing w:after="100" w:line="264" w:lineRule="auto"/>
+        <w:ind w:left="500" w:hanging="300"/>
+        <w:jc w:val="both"/>
+      </w:pPr>
+      <w:r>
+        <w:rPr>
+          <w:rFonts w:ascii="Arial" w:cs="Arial" w:eastAsia="Arial" w:hAnsi="Arial"/>
+          <w:b/>
+          <w:bCs/>
+          <w:sz w:val="21"/>
+          <w:szCs w:val="21"/>
+        </w:rPr>
+        <w:t xml:space="preserve">2. </w:t>
+      </w:r>
+      <w:r>
+        <w:rPr>
+          <w:rFonts w:ascii="Arial" w:cs="Arial" w:eastAsia="Arial" w:hAnsi="Arial"/>
+          <w:sz w:val="21"/>
+          <w:szCs w:val="21"/>
+        </w:rPr>
+        <w:t xml:space="preserve">Seguir o assistente de instalação (instala em "Arquivos de Programas" e cria atalho no Menu Iniciar).</w:t>
       </w:r>
     </w:p>
     <w:p>
@@ -1739,73 +1532,6 @@
           <w:sz w:val="21"/>
           <w:szCs w:val="21"/>
         </w:rPr>
-        <w:t xml:space="preserve">4.4 Instalação em linha de comando (alternativa — Linux/macOS ou Windows via terminal)</w:t>
-      </w:r>
-    </w:p>
-    <w:p>
-      <w:pPr>
-        <w:spacing w:after="200" w:before="100" w:line="240" w:lineRule="auto"/>
-        <w:ind w:left="300"/>
-      </w:pPr>
-      <w:r>
-        <w:rPr>
-          <w:rFonts w:ascii="Courier New" w:cs="Courier New" w:eastAsia="Courier New" w:hAnsi="Courier New"/>
-          <w:sz w:val="18"/>
-          <w:szCs w:val="18"/>
-        </w:rPr>
-        <w:t xml:space="preserve">python3 -m venv .venv</w:t>
-      </w:r>
-      <w:r>
-        <w:br/>
-        <w:t xml:space="preserve"/>
-      </w:r>
-      <w:r>
-        <w:rPr>
-          <w:rFonts w:ascii="Courier New" w:cs="Courier New" w:eastAsia="Courier New" w:hAnsi="Courier New"/>
-          <w:sz w:val="18"/>
-          <w:szCs w:val="18"/>
-        </w:rPr>
-        <w:t xml:space="preserve">source .venv/bin/activate</w:t>
-      </w:r>
-      <w:r>
-        <w:br/>
-        <w:t xml:space="preserve"/>
-      </w:r>
-      <w:r>
-        <w:rPr>
-          <w:rFonts w:ascii="Courier New" w:cs="Courier New" w:eastAsia="Courier New" w:hAnsi="Courier New"/>
-          <w:sz w:val="18"/>
-          <w:szCs w:val="18"/>
-        </w:rPr>
-        <w:t xml:space="preserve">pip install -r requirements.txt</w:t>
-      </w:r>
-      <w:r>
-        <w:br/>
-        <w:t xml:space="preserve"/>
-      </w:r>
-      <w:r>
-        <w:rPr>
-          <w:rFonts w:ascii="Courier New" w:cs="Courier New" w:eastAsia="Courier New" w:hAnsi="Courier New"/>
-          <w:sz w:val="18"/>
-          <w:szCs w:val="18"/>
-        </w:rPr>
-        <w:t xml:space="preserve">python main.py</w:t>
-      </w:r>
-    </w:p>
-    <w:p>
-      <w:pPr>
-        <w:keepNext/>
-        <w:spacing w:after="120" w:before="200"/>
-        <w:ind w:left="0"/>
-      </w:pPr>
-      <w:r>
-        <w:rPr>
-          <w:rFonts w:ascii="Arial" w:cs="Arial" w:eastAsia="Arial" w:hAnsi="Arial"/>
-          <w:b/>
-          <w:bCs/>
-          <w:sz w:val="21"/>
-          <w:szCs w:val="21"/>
-        </w:rPr>
         <w:t xml:space="preserve">4.5 Configuração inicial</w:t>
       </w:r>
     </w:p>
@@ -1879,7 +1605,7 @@
           <w:sz w:val="21"/>
           <w:szCs w:val="21"/>
         </w:rPr>
-        <w:t xml:space="preserve">Em qualquer modo real, usar "Testar conexão com ESP32" para confirmar a comunicação antes de iniciar uma sessão.</w:t>
+        <w:t xml:space="preserve">Em qualquer modo real, usar "Testar conexão com ESP32" para confirmar a comunicação antes de iniciar uma sessão. Nenhum desses modos exige internet — o Bluetooth e o USB são locais, entre o notebook e o ESP32.</w:t>
       </w:r>
     </w:p>
     <w:p>
@@ -2759,7 +2485,7 @@
                 <w:sz w:val="21"/>
                 <w:szCs w:val="21"/>
               </w:rPr>
-              <w:t xml:space="preserve">Reinstalar o Python marcando "Add python.exe to PATH"</w:t>
+              <w:t xml:space="preserve">Reinstalar o Python (a partir da mídia ou de um instalador já baixado) marcando "Add python.exe to PATH"</w:t>
             </w:r>
           </w:p>
         </w:tc>
@@ -2797,7 +2523,7 @@
                 <w:sz w:val="21"/>
                 <w:szCs w:val="21"/>
               </w:rPr>
-              <w:t xml:space="preserve">Falha ao instalar dependências (pip install)</w:t>
+              <w:t xml:space="preserve">install.bat falha ao instalar a partir do pacote offline</w:t>
             </w:r>
           </w:p>
         </w:tc>
@@ -2833,7 +2559,7 @@
                 <w:sz w:val="21"/>
                 <w:szCs w:val="21"/>
               </w:rPr>
-              <w:t xml:space="preserve">Sem conexão à internet, ou proxy corporativo bloqueando o PyPI</w:t>
+              <w:t xml:space="preserve">Mídia gravada com windows\offline_packages incompleto ou desatualizado em relação a requirements.txt</w:t>
             </w:r>
           </w:p>
         </w:tc>
@@ -2869,7 +2595,7 @@
                 <w:sz w:val="21"/>
                 <w:szCs w:val="21"/>
               </w:rPr>
-              <w:t xml:space="preserve">Verificar a conexão; configurar o proxy do pip ou solicitar liberação de acesso ao PyPI</w:t>
+              <w:t xml:space="preserve">Solicitar mídia atualizada, gerada com build_offline_bundle.bat (seção 4.1) numa máquina com internet; nunca tentar instalar pela internet no computador de campo/fábrica</w:t>
             </w:r>
           </w:p>
         </w:tc>
@@ -2979,7 +2705,7 @@
                 <w:sz w:val="21"/>
                 <w:szCs w:val="21"/>
               </w:rPr>
-              <w:t xml:space="preserve">Ver "Antivírus/SmartScreen" em python-app/windows/INSTALACAO_WINDOWS.md; gerar novamente num Windows real</w:t>
+              <w:t xml:space="preserve">Ver "Antivírus/SmartScreen" em python-app/windows/INSTALACAO_WINDOWS.md; solicitar mídia gerada novamente num Windows real</w:t>
             </w:r>
           </w:p>
         </w:tc>
@@ -3089,7 +2815,7 @@
                 <w:sz w:val="21"/>
                 <w:szCs w:val="21"/>
               </w:rPr>
-              <w:t xml:space="preserve">Instalar o driver oficial "CH9102" da WCH</w:t>
+              <w:t xml:space="preserve">Instalar o driver oficial "CH9102" da WCH (instalador local, não exige internet)</w:t>
             </w:r>
           </w:p>
         </w:tc>

--- a/docs/procedimento-instalacao-software-python.docx
+++ b/docs/procedimento-instalacao-software-python.docx
@@ -379,7 +379,7 @@
           <w:sz w:val="21"/>
           <w:szCs w:val="21"/>
         </w:rPr>
-        <w:t xml:space="preserve">IMPORTANTE: a instalação em campo/fábrica é sempre realizada em computador com Windows (10 ou 11) e sem conexão à internet — a partir de mídia (DVD/CD) previamente gravada e arquivada no repositório físico da fábrica. Este procedimento reflete esse cenário como o caminho normal de uso; a preparação da mídia (que exige internet, mas é feita à parte, por quem mantém o software) é descrita separadamente na seção 4.1.</w:t>
+        <w:t xml:space="preserve">IMPORTANTE: a instalação em campo/fábrica é sempre realizada em computador com Windows (10 ou 11) e sem conexão à internet — a partir de mídia previamente gravada e arquivada no repositório físico da fábrica, no padrão de identificação da empresa: CD(1) DAD (Ambiente de Desenvolvimento), CD(2) DSF (Código Fonte) e CD(3) DSE (Executável). Este procedimento reflete esse cenário como o caminho normal de uso; a preparação de cada mídia (que exige internet, mas é feita à parte, por quem mantém o software) é descrita separadamente na seção 4.1.</w:t>
       </w:r>
     </w:p>
     <w:p>
@@ -814,7 +814,7 @@
                 <w:sz w:val="21"/>
                 <w:szCs w:val="21"/>
               </w:rPr>
-              <w:t xml:space="preserve">Mídia (DVD ou CD) de instalação, arquivada no repositório físico da fábrica, contendo a pasta python-app completa (código-fonte + pacote offline_packages, ou o executável/instalador já compilado)</w:t>
+              <w:t xml:space="preserve">CD(1) DAD — Ambiente de Desenvolvimento: instalador do Python 3.10+ e o pacote offline_packages (dependências pré-baixadas); necessário apenas na instalação a partir do código-fonte (seção 4.2)</w:t>
             </w:r>
           </w:p>
         </w:tc>
@@ -886,7 +886,7 @@
                 <w:sz w:val="21"/>
                 <w:szCs w:val="21"/>
               </w:rPr>
-              <w:t xml:space="preserve">—</w:t>
+              <w:t xml:space="preserve">DAD</w:t>
             </w:r>
           </w:p>
         </w:tc>
@@ -960,7 +960,7 @@
                 <w:sz w:val="21"/>
                 <w:szCs w:val="21"/>
               </w:rPr>
-              <w:t xml:space="preserve">Python 3.10 ou superior, instalado com "Add python.exe to PATH" marcado (apenas se a mídia trouxer o código-fonte — ver 4.2)</w:t>
+              <w:t xml:space="preserve">CD(2) DSF — Código Fonte: pasta python-app completa; necessário apenas na instalação a partir do código-fonte (seção 4.2)</w:t>
             </w:r>
           </w:p>
         </w:tc>
@@ -1032,7 +1032,153 @@
                 <w:sz w:val="21"/>
                 <w:szCs w:val="21"/>
               </w:rPr>
-              <w:t xml:space="preserve">—</w:t>
+              <w:t xml:space="preserve">DSF</w:t>
+            </w:r>
+          </w:p>
+        </w:tc>
+      </w:tr>
+      <w:tr>
+        <w:tc>
+          <w:tcPr>
+            <w:tcW w:type="dxa" w:w="700"/>
+            <w:tcBorders>
+              <w:top w:val="single" w:color="000000" w:sz="4"/>
+              <w:left w:val="single" w:color="000000" w:sz="4"/>
+              <w:bottom w:val="single" w:color="000000" w:sz="4"/>
+              <w:right w:val="single" w:color="000000" w:sz="4"/>
+            </w:tcBorders>
+            <w:tcMar>
+              <w:top w:type="dxa" w:w="60"/>
+              <w:left w:type="dxa" w:w="100"/>
+              <w:bottom w:type="dxa" w:w="60"/>
+              <w:right w:type="dxa" w:w="100"/>
+            </w:tcMar>
+            <w:vAlign w:val="center"/>
+          </w:tcPr>
+          <w:p>
+            <w:pPr>
+              <w:spacing w:line="240" w:lineRule="auto"/>
+              <w:jc w:val="left"/>
+            </w:pPr>
+            <w:r>
+              <w:rPr>
+                <w:rFonts w:ascii="Arial" w:cs="Arial" w:eastAsia="Arial" w:hAnsi="Arial"/>
+                <w:b w:val="false"/>
+                <w:bCs w:val="false"/>
+                <w:i w:val="false"/>
+                <w:iCs w:val="false"/>
+                <w:sz w:val="21"/>
+                <w:szCs w:val="21"/>
+              </w:rPr>
+              <w:t xml:space="preserve">4</w:t>
+            </w:r>
+          </w:p>
+        </w:tc>
+        <w:tc>
+          <w:tcPr>
+            <w:tcW w:type="dxa" w:w="5738"/>
+            <w:tcBorders>
+              <w:top w:val="single" w:color="000000" w:sz="4"/>
+              <w:left w:val="single" w:color="000000" w:sz="4"/>
+              <w:bottom w:val="single" w:color="000000" w:sz="4"/>
+              <w:right w:val="single" w:color="000000" w:sz="4"/>
+            </w:tcBorders>
+            <w:tcMar>
+              <w:top w:type="dxa" w:w="60"/>
+              <w:left w:type="dxa" w:w="100"/>
+              <w:bottom w:type="dxa" w:w="60"/>
+              <w:right w:type="dxa" w:w="100"/>
+            </w:tcMar>
+            <w:vAlign w:val="center"/>
+          </w:tcPr>
+          <w:p>
+            <w:pPr>
+              <w:spacing w:line="240" w:lineRule="auto"/>
+              <w:jc w:val="left"/>
+            </w:pPr>
+            <w:r>
+              <w:rPr>
+                <w:rFonts w:ascii="Arial" w:cs="Arial" w:eastAsia="Arial" w:hAnsi="Arial"/>
+                <w:b w:val="false"/>
+                <w:bCs w:val="false"/>
+                <w:i w:val="false"/>
+                <w:iCs w:val="false"/>
+                <w:sz w:val="21"/>
+                <w:szCs w:val="21"/>
+              </w:rPr>
+              <w:t xml:space="preserve">CD(3) DSE — Executável: dist\Inclinometro2Eixos\ ou o instalador Setup.exe já compilados; alternativa ao par CD(1)+CD(2) quando não se quer instalar Python no computador de destino (seções 4.3/4.4)</w:t>
+            </w:r>
+          </w:p>
+        </w:tc>
+        <w:tc>
+          <w:tcPr>
+            <w:tcW w:type="dxa" w:w="1200"/>
+            <w:tcBorders>
+              <w:top w:val="single" w:color="000000" w:sz="4"/>
+              <w:left w:val="single" w:color="000000" w:sz="4"/>
+              <w:bottom w:val="single" w:color="000000" w:sz="4"/>
+              <w:right w:val="single" w:color="000000" w:sz="4"/>
+            </w:tcBorders>
+            <w:tcMar>
+              <w:top w:type="dxa" w:w="60"/>
+              <w:left w:type="dxa" w:w="100"/>
+              <w:bottom w:type="dxa" w:w="60"/>
+              <w:right w:type="dxa" w:w="100"/>
+            </w:tcMar>
+            <w:vAlign w:val="center"/>
+          </w:tcPr>
+          <w:p>
+            <w:pPr>
+              <w:spacing w:line="240" w:lineRule="auto"/>
+              <w:jc w:val="left"/>
+            </w:pPr>
+            <w:r>
+              <w:rPr>
+                <w:rFonts w:ascii="Arial" w:cs="Arial" w:eastAsia="Arial" w:hAnsi="Arial"/>
+                <w:b w:val="false"/>
+                <w:bCs w:val="false"/>
+                <w:i w:val="false"/>
+                <w:iCs w:val="false"/>
+                <w:sz w:val="21"/>
+                <w:szCs w:val="21"/>
+              </w:rPr>
+              <w:t xml:space="preserve">1</w:t>
+            </w:r>
+          </w:p>
+        </w:tc>
+        <w:tc>
+          <w:tcPr>
+            <w:tcW w:type="dxa" w:w="2000"/>
+            <w:tcBorders>
+              <w:top w:val="single" w:color="000000" w:sz="4"/>
+              <w:left w:val="single" w:color="000000" w:sz="4"/>
+              <w:bottom w:val="single" w:color="000000" w:sz="4"/>
+              <w:right w:val="single" w:color="000000" w:sz="4"/>
+            </w:tcBorders>
+            <w:tcMar>
+              <w:top w:type="dxa" w:w="60"/>
+              <w:left w:type="dxa" w:w="100"/>
+              <w:bottom w:type="dxa" w:w="60"/>
+              <w:right w:type="dxa" w:w="100"/>
+            </w:tcMar>
+            <w:vAlign w:val="center"/>
+          </w:tcPr>
+          <w:p>
+            <w:pPr>
+              <w:spacing w:line="240" w:lineRule="auto"/>
+              <w:jc w:val="left"/>
+            </w:pPr>
+            <w:r>
+              <w:rPr>
+                <w:rFonts w:ascii="Arial" w:cs="Arial" w:eastAsia="Arial" w:hAnsi="Arial"/>
+                <w:b w:val="false"/>
+                <w:bCs w:val="false"/>
+                <w:i w:val="false"/>
+                <w:iCs w:val="false"/>
+                <w:sz w:val="21"/>
+                <w:szCs w:val="21"/>
+              </w:rPr>
+              <w:t xml:space="preserve">DSE</w:t>
             </w:r>
           </w:p>
         </w:tc>
@@ -1049,7 +1195,7 @@
           <w:sz w:val="21"/>
           <w:szCs w:val="21"/>
         </w:rPr>
-        <w:t xml:space="preserve">Python 3.10+ pode vir pré-instalado no computador de destino, ou seu próprio instalador (offline) constar na mídia — o instalador oficial do Python, uma vez baixado, não precisa de internet para instalar.</w:t>
+        <w:t xml:space="preserve">Basta um dos dois caminhos: CD(1) + CD(2) (instalação a partir do código-fonte) OU CD(3) (executável/instalador já pronto) — não é necessário ter os três se a instalação usar só um dos caminhos.</w:t>
       </w:r>
     </w:p>
     <w:p>
@@ -1095,7 +1241,7 @@
           <w:sz w:val="21"/>
           <w:szCs w:val="21"/>
         </w:rPr>
-        <w:t xml:space="preserve">b) retirar a mídia (DVD/CD) correspondente do repositório físico da fábrica;</w:t>
+        <w:t xml:space="preserve">b) decidir o caminho de instalação: código-fonte (retirar CD(1) DAD e CD(2) DSF do repositório físico da fábrica) ou executável/instalador já compilado (retirar apenas CD(3) DSE);</w:t>
       </w:r>
     </w:p>
     <w:p>
@@ -1110,7 +1256,7 @@
           <w:sz w:val="21"/>
           <w:szCs w:val="21"/>
         </w:rPr>
-        <w:t xml:space="preserve">c) confirmar, na própria mídia, qual variante de instalação foi gravada: código-fonte + pacote offline (seção 4.2), executável autônomo (seção 4.3) ou instalador Setup.exe (seção 4.4) — as três são igualmente válidas e não exigem internet na máquina de destino;</w:t>
+        <w:t xml:space="preserve">c) confirmar, na própria mídia, a variante gravada: código-fonte + ambiente offline (seção 4.2), executável autônomo (seção 4.3) ou instalador Setup.exe (seção 4.4) — as três são igualmente válidas e não exigem internet na máquina de destino;</w:t>
       </w:r>
     </w:p>
     <w:p>
@@ -1125,7 +1271,7 @@
           <w:sz w:val="21"/>
           <w:szCs w:val="21"/>
         </w:rPr>
-        <w:t xml:space="preserve">d) copiar o conteúdo da mídia para o computador de destino (não é obrigatório rodar direto do DVD/CD).</w:t>
+        <w:t xml:space="preserve">d) copiar o conteúdo da mídia (ou mídias) para o computador de destino (não é obrigatório rodar direto do DVD/CD).</w:t>
       </w:r>
     </w:p>
     <w:p>
@@ -1158,7 +1304,7 @@
           <w:sz w:val="21"/>
           <w:szCs w:val="21"/>
         </w:rPr>
-        <w:t xml:space="preserve">4.1 Preparação da mídia offline (feita à parte, com internet — não é a instalação em si)</w:t>
+        <w:t xml:space="preserve">4.1 Preparação das mídias CD(1) DAD, CD(2) DSF e CD(3) DSE (feita à parte, com internet — não é a instalação em si)</w:t>
       </w:r>
     </w:p>
     <w:p>
@@ -1172,7 +1318,7 @@
           <w:sz w:val="21"/>
           <w:szCs w:val="21"/>
         </w:rPr>
-        <w:t xml:space="preserve">Esta etapa NÃO é executada no computador de destino em campo/fábrica. É feita uma única vez, por quem mantém o software, numa máquina com Python e internet, para gerar o conteúdo que será gravado na mídia e arquivado no repositório físico da fábrica.</w:t>
+        <w:t xml:space="preserve">Esta etapa NÃO é executada no computador de destino em campo/fábrica. É feita uma única vez por versão do software, por quem mantém o projeto, numa máquina com Python e internet, para gerar o conteúdo que será gravado em cada mídia e arquivado no repositório físico da fábrica.</w:t>
       </w:r>
     </w:p>
     <w:p>
@@ -1197,7 +1343,7 @@
           <w:sz w:val="21"/>
           <w:szCs w:val="21"/>
         </w:rPr>
-        <w:t xml:space="preserve">Numa máquina com internet, dar duplo clique em windows\build_offline_bundle.bat. Baixa todos os pacotes de requirements.txt (PyQt5, pymodbus, pyserial, bleak, reportlab, matplotlib) para windows\offline_packages.</w:t>
+        <w:t xml:space="preserve">CD(1) DAD: numa máquina com internet, dar duplo clique em windows\build_offline_bundle.bat. Baixa todos os pacotes de requirements.txt (PyQt5, pymodbus, pyserial, bleak — incluindo o backend Bluetooth do Windows — reportlab, matplotlib, numpy) para windows\offline_packages. Gravar essa pasta, junto com o instalador oficial do Python 3.10+ para Windows (baixado uma vez em https://www.python.org/downloads/windows/), no CD(1) DAD.</w:t>
       </w:r>
     </w:p>
     <w:p>
@@ -1222,7 +1368,7 @@
           <w:sz w:val="21"/>
           <w:szCs w:val="21"/>
         </w:rPr>
-        <w:t xml:space="preserve">Gravar a pasta python-app inteira (já incluindo windows\offline_packages) no DVD/CD.</w:t>
+        <w:t xml:space="preserve">CD(2) DSF: gravar a pasta python-app inteira (código-fonte, sem windows\offline_packages — esse fica só no CD(1)) no CD(2) DSF.</w:t>
       </w:r>
     </w:p>
     <w:p>
@@ -1247,7 +1393,32 @@
           <w:sz w:val="21"/>
           <w:szCs w:val="21"/>
         </w:rPr>
-        <w:t xml:space="preserve">Arquivar a mídia no repositório físico da fábrica, identificada com a versão do software (python-app/app_version.py) e a data de preparação.</w:t>
+        <w:t xml:space="preserve">CD(3) DSE (opcional, alternativa aos dois acima): usando o CD(1) e o CD(2) já preparados numa máquina Windows, rodar windows\build_exe.bat (gera dist\Inclinometro2Eixos\) ou windows\build_installer.bat (gera o instalador Setup.exe, exige Inno Setup só nesta máquina de geração) e gravar o resultado no CD(3) DSE.</w:t>
+      </w:r>
+    </w:p>
+    <w:p>
+      <w:pPr>
+        <w:spacing w:after="100" w:line="264" w:lineRule="auto"/>
+        <w:ind w:left="500" w:hanging="300"/>
+        <w:jc w:val="both"/>
+      </w:pPr>
+      <w:r>
+        <w:rPr>
+          <w:rFonts w:ascii="Arial" w:cs="Arial" w:eastAsia="Arial" w:hAnsi="Arial"/>
+          <w:b/>
+          <w:bCs/>
+          <w:sz w:val="21"/>
+          <w:szCs w:val="21"/>
+        </w:rPr>
+        <w:t xml:space="preserve">4. </w:t>
+      </w:r>
+      <w:r>
+        <w:rPr>
+          <w:rFonts w:ascii="Arial" w:cs="Arial" w:eastAsia="Arial" w:hAnsi="Arial"/>
+          <w:sz w:val="21"/>
+          <w:szCs w:val="21"/>
+        </w:rPr>
+        <w:t xml:space="preserve">Arquivar as mídias no repositório físico da fábrica, identificadas com a versão do software (python-app/app_version.py) e a data de preparação.</w:t>
       </w:r>
     </w:p>
     <w:p>
@@ -1264,7 +1435,7 @@
           <w:sz w:val="21"/>
           <w:szCs w:val="21"/>
         </w:rPr>
-        <w:t xml:space="preserve">4.2 Instalação a partir do código-fonte + pacote offline (recomendada para desenvolvimento/manutenção)</w:t>
+        <w:t xml:space="preserve">4.2 Instalação a partir do CD(1) DAD + CD(2) DSF (código-fonte — recomendada para desenvolvimento/manutenção)</w:t>
       </w:r>
     </w:p>
     <w:p>
@@ -1289,7 +1460,7 @@
           <w:sz w:val="21"/>
           <w:szCs w:val="21"/>
         </w:rPr>
-        <w:t xml:space="preserve">Copiar a pasta python-app da mídia (DVD/CD) para o computador Windows de destino.</w:t>
+        <w:t xml:space="preserve">Copiar a pasta python-app do CD(2) DSF para o computador Windows de destino.</w:t>
       </w:r>
     </w:p>
     <w:p>
@@ -1314,7 +1485,7 @@
           <w:sz w:val="21"/>
           <w:szCs w:val="21"/>
         </w:rPr>
-        <w:t xml:space="preserve">Dar duplo clique em windows\install.bat. O script detecta automaticamente a pasta windows\offline_packages e instala as dependências a partir dela, sem tentar acessar a internet.</w:t>
+        <w:t xml:space="preserve">Copiar a pasta offline_packages do CD(1) DAD para dentro de python-app\windows\offline_packages.</w:t>
       </w:r>
     </w:p>
     <w:p>
@@ -1339,6 +1510,56 @@
           <w:sz w:val="21"/>
           <w:szCs w:val="21"/>
         </w:rPr>
+        <w:t xml:space="preserve">Se o Python 3.10+ ainda não estiver instalado, executar o instalador do CD(1) DAD marcando "Add python.exe to PATH".</w:t>
+      </w:r>
+    </w:p>
+    <w:p>
+      <w:pPr>
+        <w:spacing w:after="100" w:line="264" w:lineRule="auto"/>
+        <w:ind w:left="500" w:hanging="300"/>
+        <w:jc w:val="both"/>
+      </w:pPr>
+      <w:r>
+        <w:rPr>
+          <w:rFonts w:ascii="Arial" w:cs="Arial" w:eastAsia="Arial" w:hAnsi="Arial"/>
+          <w:b/>
+          <w:bCs/>
+          <w:sz w:val="21"/>
+          <w:szCs w:val="21"/>
+        </w:rPr>
+        <w:t xml:space="preserve">4. </w:t>
+      </w:r>
+      <w:r>
+        <w:rPr>
+          <w:rFonts w:ascii="Arial" w:cs="Arial" w:eastAsia="Arial" w:hAnsi="Arial"/>
+          <w:sz w:val="21"/>
+          <w:szCs w:val="21"/>
+        </w:rPr>
+        <w:t xml:space="preserve">Dar duplo clique em windows\install.bat. O script detecta automaticamente a pasta windows\offline_packages e instala as dependências a partir dela, sem tentar acessar a internet.</w:t>
+      </w:r>
+    </w:p>
+    <w:p>
+      <w:pPr>
+        <w:spacing w:after="100" w:line="264" w:lineRule="auto"/>
+        <w:ind w:left="500" w:hanging="300"/>
+        <w:jc w:val="both"/>
+      </w:pPr>
+      <w:r>
+        <w:rPr>
+          <w:rFonts w:ascii="Arial" w:cs="Arial" w:eastAsia="Arial" w:hAnsi="Arial"/>
+          <w:b/>
+          <w:bCs/>
+          <w:sz w:val="21"/>
+          <w:szCs w:val="21"/>
+        </w:rPr>
+        <w:t xml:space="preserve">5. </w:t>
+      </w:r>
+      <w:r>
+        <w:rPr>
+          <w:rFonts w:ascii="Arial" w:cs="Arial" w:eastAsia="Arial" w:hAnsi="Arial"/>
+          <w:sz w:val="21"/>
+          <w:szCs w:val="21"/>
+        </w:rPr>
         <w:t xml:space="preserve">Para abrir o software (nesta e nas próximas vezes), dar duplo clique em windows\run.bat.</w:t>
       </w:r>
     </w:p>
@@ -1353,7 +1574,7 @@
           <w:sz w:val="21"/>
           <w:szCs w:val="21"/>
         </w:rPr>
-        <w:t xml:space="preserve">Se windows\offline_packages não estiver presente na mídia, install.bat tenta instalar pela internet — caminho válido apenas em ambiente de desenvolvimento, nunca em campo/fábrica.</w:t>
+        <w:t xml:space="preserve">Se windows\offline_packages não estiver presente (CD(1) não copiado), install.bat tenta instalar pela internet — caminho válido apenas em ambiente de desenvolvimento, nunca em campo/fábrica.</w:t>
       </w:r>
     </w:p>
     <w:p>
@@ -1370,7 +1591,7 @@
           <w:sz w:val="21"/>
           <w:szCs w:val="21"/>
         </w:rPr>
-        <w:t xml:space="preserve">4.3 Instalação a partir do executável autônomo (alternativa sem Python)</w:t>
+        <w:t xml:space="preserve">4.3 Instalação a partir do CD(3) DSE — executável autônomo (alternativa sem Python)</w:t>
       </w:r>
     </w:p>
     <w:p>
@@ -1384,7 +1605,7 @@
           <w:sz w:val="21"/>
           <w:szCs w:val="21"/>
         </w:rPr>
-        <w:t xml:space="preserve">Aplicável quando a mídia traz o executável já gerado (dist\Inclinometro2Eixos\), preparado previamente por quem mantém o software. Não exige Python nem internet no computador de destino.</w:t>
+        <w:t xml:space="preserve">Aplicável quando o CD(3) DSE traz o executável já gerado (dist\Inclinometro2Eixos\), preparado previamente por quem mantém o software (seção 4.1, passo 3). Não exige Python, CD(1) DAD, CD(2) DSF nem internet no computador de destino.</w:t>
       </w:r>
     </w:p>
     <w:p>
@@ -1409,7 +1630,7 @@
           <w:sz w:val="21"/>
           <w:szCs w:val="21"/>
         </w:rPr>
-        <w:t xml:space="preserve">Copiar a pasta dist\Inclinometro2Eixos inteira da mídia para o computador de destino.</w:t>
+        <w:t xml:space="preserve">Copiar a pasta dist\Inclinometro2Eixos inteira do CD(3) DSE para o computador de destino.</w:t>
       </w:r>
     </w:p>
     <w:p>
@@ -1451,7 +1672,7 @@
           <w:sz w:val="21"/>
           <w:szCs w:val="21"/>
         </w:rPr>
-        <w:t xml:space="preserve">4.4 Instalação a partir do instalador (Setup.exe)</w:t>
+        <w:t xml:space="preserve">4.4 Instalação a partir do CD(3) DSE — instalador (Setup.exe)</w:t>
       </w:r>
     </w:p>
     <w:p>
@@ -1465,7 +1686,7 @@
           <w:sz w:val="21"/>
           <w:szCs w:val="21"/>
         </w:rPr>
-        <w:t xml:space="preserve">Aplicável quando a mídia traz o instalador já gerado (Inclinometro-2Eixos-Setup-2.0.0.exe). Não exige Python, Inno Setup nem internet no computador de destino.</w:t>
+        <w:t xml:space="preserve">Aplicável quando o CD(3) DSE traz o instalador já gerado (Inclinometro-2Eixos-Setup-2.0.0.exe). Não exige Python, CD(1) DAD, CD(2) DSF, Inno Setup nem internet no computador de destino.</w:t>
       </w:r>
     </w:p>
     <w:p>
@@ -1490,7 +1711,7 @@
           <w:sz w:val="21"/>
           <w:szCs w:val="21"/>
         </w:rPr>
-        <w:t xml:space="preserve">Copiar o arquivo .exe da mídia para o computador de destino e executá-lo.</w:t>
+        <w:t xml:space="preserve">Copiar o arquivo .exe do CD(3) DSE para o computador de destino e executá-lo.</w:t>
       </w:r>
     </w:p>
     <w:p>
@@ -2559,7 +2780,7 @@
                 <w:sz w:val="21"/>
                 <w:szCs w:val="21"/>
               </w:rPr>
-              <w:t xml:space="preserve">Mídia gravada com windows\offline_packages incompleto ou desatualizado em relação a requirements.txt</w:t>
+              <w:t xml:space="preserve">CD(1) DAD com windows\offline_packages incompleto ou desatualizado em relação a requirements.txt</w:t>
             </w:r>
           </w:p>
         </w:tc>
@@ -2595,7 +2816,7 @@
                 <w:sz w:val="21"/>
                 <w:szCs w:val="21"/>
               </w:rPr>
-              <w:t xml:space="preserve">Solicitar mídia atualizada, gerada com build_offline_bundle.bat (seção 4.1) numa máquina com internet; nunca tentar instalar pela internet no computador de campo/fábrica</w:t>
+              <w:t xml:space="preserve">Solicitar CD(1) DAD atualizado, gerado com build_offline_bundle.bat (seção 4.1) numa máquina com internet; nunca tentar instalar pela internet no computador de campo/fábrica</w:t>
             </w:r>
           </w:p>
         </w:tc>
@@ -2705,7 +2926,7 @@
                 <w:sz w:val="21"/>
                 <w:szCs w:val="21"/>
               </w:rPr>
-              <w:t xml:space="preserve">Ver "Antivírus/SmartScreen" em python-app/windows/INSTALACAO_WINDOWS.md; solicitar mídia gerada novamente num Windows real</w:t>
+              <w:t xml:space="preserve">Ver "Antivírus/SmartScreen" em python-app/windows/INSTALACAO_WINDOWS.md; solicitar CD(3) DSE gerado novamente num Windows real</w:t>
             </w:r>
           </w:p>
         </w:tc>

--- a/docs/procedimento-instalacao-software-python.docx
+++ b/docs/procedimento-instalacao-software-python.docx
@@ -394,6 +394,20 @@
           <w:szCs w:val="21"/>
         </w:rPr>
         <w:t xml:space="preserve">Não são abrangidos por este procedimento a instalação do aplicativo Android (ver "Procedimento de Instalação do Aplicativo Android"), a gravação do firmware do ESP32 (ver "Procedimento de Gravação de Firmware do ESP32") nem o teste funcional do conjunto já instalado (ver "Procedimento de Teste Funcional em Bancada").</w:t>
+      </w:r>
+    </w:p>
+    <w:p>
+      <w:pPr>
+        <w:spacing w:after="160" w:before="0" w:line="264" w:lineRule="auto"/>
+        <w:jc w:val="both"/>
+      </w:pPr>
+      <w:r>
+        <w:rPr>
+          <w:rFonts w:ascii="Arial" w:cs="Arial" w:eastAsia="Arial" w:hAnsi="Arial"/>
+          <w:sz w:val="21"/>
+          <w:szCs w:val="21"/>
+        </w:rPr>
+        <w:t xml:space="preserve">IMPORTANTE: quem vai operar o software no dia a dia (equipe de chão de fábrica, sem conhecimento de programação) instala exclusivamente pela seção 4.4 — CD(3) DSE, instalador (Setup.exe). É o único caminho que resulta num programa comum: ícone na Área de Trabalho e no Menu Iniciar, com a logo da Avibras, abrindo com duplo clique, sem terminal, sem script .bat e sem editor de código. As seções 4.2 (código-fonte) e 4.3 (pasta executável solta) destinam-se a desenvolvimento e manutenção do software, nunca à instalação para o operador final.</w:t>
       </w:r>
     </w:p>
     <w:p>
@@ -814,7 +828,7 @@
                 <w:sz w:val="21"/>
                 <w:szCs w:val="21"/>
               </w:rPr>
-              <w:t xml:space="preserve">CD(1) DAD — Ambiente de Desenvolvimento: instalador do Python 3.10+ e o pacote offline_packages (dependências pré-baixadas); necessário apenas na instalação a partir do código-fonte (seção 4.2)</w:t>
+              <w:t xml:space="preserve">CD(3) DSE — Executável: o instalador Setup.exe já compilado — ÚNICO material necessário para instalar no computador do operador final (seção 4.4)</w:t>
             </w:r>
           </w:p>
         </w:tc>
@@ -886,7 +900,7 @@
                 <w:sz w:val="21"/>
                 <w:szCs w:val="21"/>
               </w:rPr>
-              <w:t xml:space="preserve">DAD</w:t>
+              <w:t xml:space="preserve">DSE</w:t>
             </w:r>
           </w:p>
         </w:tc>
@@ -960,7 +974,7 @@
                 <w:sz w:val="21"/>
                 <w:szCs w:val="21"/>
               </w:rPr>
-              <w:t xml:space="preserve">CD(2) DSF — Código Fonte: pasta python-app completa; necessário apenas na instalação a partir do código-fonte (seção 4.2)</w:t>
+              <w:t xml:space="preserve">CD(1) DAD — Ambiente de Desenvolvimento: instalador do Python 3.10+ e o pacote offline_packages; só para instalação a partir do código-fonte, em máquina de desenvolvimento/manutenção (seção 4.2)</w:t>
             </w:r>
           </w:p>
         </w:tc>
@@ -1032,7 +1046,7 @@
                 <w:sz w:val="21"/>
                 <w:szCs w:val="21"/>
               </w:rPr>
-              <w:t xml:space="preserve">DSF</w:t>
+              <w:t xml:space="preserve">DAD</w:t>
             </w:r>
           </w:p>
         </w:tc>
@@ -1106,7 +1120,7 @@
                 <w:sz w:val="21"/>
                 <w:szCs w:val="21"/>
               </w:rPr>
-              <w:t xml:space="preserve">CD(3) DSE — Executável: dist\Inclinometro2Eixos\ ou o instalador Setup.exe já compilados; alternativa ao par CD(1)+CD(2) quando não se quer instalar Python no computador de destino (seções 4.3/4.4)</w:t>
+              <w:t xml:space="preserve">CD(2) DSF — Código Fonte: pasta python-app completa; só para instalação a partir do código-fonte, em máquina de desenvolvimento/manutenção (seção 4.2)</w:t>
             </w:r>
           </w:p>
         </w:tc>
@@ -1178,7 +1192,7 @@
                 <w:sz w:val="21"/>
                 <w:szCs w:val="21"/>
               </w:rPr>
-              <w:t xml:space="preserve">DSE</w:t>
+              <w:t xml:space="preserve">DSF</w:t>
             </w:r>
           </w:p>
         </w:tc>
@@ -1195,7 +1209,7 @@
           <w:sz w:val="21"/>
           <w:szCs w:val="21"/>
         </w:rPr>
-        <w:t xml:space="preserve">Basta um dos dois caminhos: CD(1) + CD(2) (instalação a partir do código-fonte) OU CD(3) (executável/instalador já pronto) — não é necessário ter os três se a instalação usar só um dos caminhos.</w:t>
+        <w:t xml:space="preserve">Para instalar no computador de um operador final, basta o CD(3) DSE (item 2) — não é necessário separar CD(1) e CD(2) nesse caso. O par CD(1)+CD(2) só é retirado do repositório físico da fábrica quando a instalação for para fins de desenvolvimento ou manutenção do próprio software (seção 4.2), ou para gerar um novo CD(3) DSE (seção 4.1, passo 3).</w:t>
       </w:r>
     </w:p>
     <w:p>
@@ -1241,7 +1255,7 @@
           <w:sz w:val="21"/>
           <w:szCs w:val="21"/>
         </w:rPr>
-        <w:t xml:space="preserve">b) decidir o caminho de instalação: código-fonte (retirar CD(1) DAD e CD(2) DSF do repositório físico da fábrica) ou executável/instalador já compilado (retirar apenas CD(3) DSE);</w:t>
+        <w:t xml:space="preserve">b) se o computador de destino é o de um operador final (uso do software no dia a dia): retirar apenas o CD(3) DSE do repositório físico da fábrica, e seguir direto para a seção 4.4 — não usar as seções 4.2/4.3 nesse caso;</w:t>
       </w:r>
     </w:p>
     <w:p>
@@ -1256,7 +1270,7 @@
           <w:sz w:val="21"/>
           <w:szCs w:val="21"/>
         </w:rPr>
-        <w:t xml:space="preserve">c) confirmar, na própria mídia, a variante gravada: código-fonte + ambiente offline (seção 4.2), executável autônomo (seção 4.3) ou instalador Setup.exe (seção 4.4) — as três são igualmente válidas e não exigem internet na máquina de destino;</w:t>
+        <w:t xml:space="preserve">c) se for instalação para desenvolvimento/manutenção do software: retirar o CD(1) DAD e o CD(2) DSF, e seguir a seção 4.2;</w:t>
       </w:r>
     </w:p>
     <w:p>
@@ -1435,7 +1449,21 @@
           <w:sz w:val="21"/>
           <w:szCs w:val="21"/>
         </w:rPr>
-        <w:t xml:space="preserve">4.2 Instalação a partir do CD(1) DAD + CD(2) DSF (código-fonte — recomendada para desenvolvimento/manutenção)</w:t>
+        <w:t xml:space="preserve">4.2 Instalação a partir do CD(1) DAD + CD(2) DSF (código-fonte — só para desenvolvimento/manutenção, NÃO para o operador final)</w:t>
+      </w:r>
+    </w:p>
+    <w:p>
+      <w:pPr>
+        <w:spacing w:after="160" w:before="0" w:line="264" w:lineRule="auto"/>
+        <w:jc w:val="both"/>
+      </w:pPr>
+      <w:r>
+        <w:rPr>
+          <w:rFonts w:ascii="Arial" w:cs="Arial" w:eastAsia="Arial" w:hAnsi="Arial"/>
+          <w:sz w:val="21"/>
+          <w:szCs w:val="21"/>
+        </w:rPr>
+        <w:t xml:space="preserve">Este caminho abre o software por um script (windows\run.bat), sem ícone de atalho — inadequado para quem não tem familiaridade com terminal/scripts do Windows. Usar apenas para desenvolvimento e manutenção do software; para instalar no computador de um operador final, usar a seção 4.4.</w:t>
       </w:r>
     </w:p>
     <w:p>
@@ -1591,7 +1619,7 @@
           <w:sz w:val="21"/>
           <w:szCs w:val="21"/>
         </w:rPr>
-        <w:t xml:space="preserve">4.3 Instalação a partir do CD(3) DSE — executável autônomo (alternativa sem Python)</w:t>
+        <w:t xml:space="preserve">4.3 Instalação a partir do CD(3) DSE — pasta executável solta (só para desenvolvimento/manutenção, NÃO para o operador final)</w:t>
       </w:r>
     </w:p>
     <w:p>
@@ -1605,7 +1633,7 @@
           <w:sz w:val="21"/>
           <w:szCs w:val="21"/>
         </w:rPr>
-        <w:t xml:space="preserve">Aplicável quando o CD(3) DSE traz o executável já gerado (dist\Inclinometro2Eixos\), preparado previamente por quem mantém o software (seção 4.1, passo 3). Não exige Python, CD(1) DAD, CD(2) DSF nem internet no computador de destino.</w:t>
+        <w:t xml:space="preserve">Aplicável quando o CD(3) DSE traz a pasta já gerada (dist\Inclinometro2Eixos\), preparada previamente por quem mantém o software (seção 4.1, passo 3). Não exige Python, CD(1) DAD, CD(2) DSF nem internet no computador de destino — mas também não cria ícone na Área de Trabalho nem no Menu Iniciar, e mistura o .exe com vários outros arquivos (bibliotecas) na mesma pasta. Usar apenas para testes rápidos por quem já sabe o que está fazendo; para instalar no computador de um operador final, usar a seção 4.4.</w:t>
       </w:r>
     </w:p>
     <w:p>
@@ -1655,7 +1683,7 @@
           <w:sz w:val="21"/>
           <w:szCs w:val="21"/>
         </w:rPr>
-        <w:t xml:space="preserve">Executar Inclinometro2Eixos.exe diretamente.</w:t>
+        <w:t xml:space="preserve">Executar Inclinometro2Eixos.exe diretamente (dentro dessa pasta — não copiar só o .exe para fora, ele depende dos demais arquivos ao lado).</w:t>
       </w:r>
     </w:p>
     <w:p>
@@ -1672,7 +1700,7 @@
           <w:sz w:val="21"/>
           <w:szCs w:val="21"/>
         </w:rPr>
-        <w:t xml:space="preserve">4.4 Instalação a partir do CD(3) DSE — instalador (Setup.exe)</w:t>
+        <w:t xml:space="preserve">4.4 Instalação a partir do CD(3) DSE — instalador (Setup.exe) — CAMINHO PARA O OPERADOR FINAL</w:t>
       </w:r>
     </w:p>
     <w:p>
@@ -1686,7 +1714,7 @@
           <w:sz w:val="21"/>
           <w:szCs w:val="21"/>
         </w:rPr>
-        <w:t xml:space="preserve">Aplicável quando o CD(3) DSE traz o instalador já gerado (Inclinometro-2Eixos-Setup-2.0.0.exe). Não exige Python, CD(1) DAD, CD(2) DSF, Inno Setup nem internet no computador de destino.</w:t>
+        <w:t xml:space="preserve">Este é o caminho a usar sempre que quem vai operar o software não for programador. O instalador cria um ícone na Área de Trabalho e uma entrada no Menu Iniciar, com a logo da Avibras Aeroco, e o software abre com duplo clique como qualquer outro programa do Windows — sem terminal, sem script .bat, sem editor de código. Aplicável quando o CD(3) DSE traz o instalador já gerado (Inclinometro-2Eixos-Setup-2.0.0.exe). Não exige Python, CD(1) DAD, CD(2) DSF, Inno Setup nem internet no computador de destino.</w:t>
       </w:r>
     </w:p>
     <w:p>
@@ -1711,7 +1739,7 @@
           <w:sz w:val="21"/>
           <w:szCs w:val="21"/>
         </w:rPr>
-        <w:t xml:space="preserve">Copiar o arquivo .exe do CD(3) DSE para o computador de destino e executá-lo.</w:t>
+        <w:t xml:space="preserve">Copiar o arquivo .exe do CD(3) DSE para o computador de destino e executá-lo (duplo clique).</w:t>
       </w:r>
     </w:p>
     <w:p>
@@ -1736,7 +1764,32 @@
           <w:sz w:val="21"/>
           <w:szCs w:val="21"/>
         </w:rPr>
-        <w:t xml:space="preserve">Seguir o assistente de instalação (instala em "Arquivos de Programas" e cria atalho no Menu Iniciar).</w:t>
+        <w:t xml:space="preserve">Seguir o assistente de instalação — instala em "Arquivos de Programas", cria atalho no Menu Iniciar e, com a caixa "Criar atalho na Área de Trabalho" marcada (vem marcada por padrão), também na Área de Trabalho.</w:t>
+      </w:r>
+    </w:p>
+    <w:p>
+      <w:pPr>
+        <w:spacing w:after="100" w:line="264" w:lineRule="auto"/>
+        <w:ind w:left="500" w:hanging="300"/>
+        <w:jc w:val="both"/>
+      </w:pPr>
+      <w:r>
+        <w:rPr>
+          <w:rFonts w:ascii="Arial" w:cs="Arial" w:eastAsia="Arial" w:hAnsi="Arial"/>
+          <w:b/>
+          <w:bCs/>
+          <w:sz w:val="21"/>
+          <w:szCs w:val="21"/>
+        </w:rPr>
+        <w:t xml:space="preserve">3. </w:t>
+      </w:r>
+      <w:r>
+        <w:rPr>
+          <w:rFonts w:ascii="Arial" w:cs="Arial" w:eastAsia="Arial" w:hAnsi="Arial"/>
+          <w:sz w:val="21"/>
+          <w:szCs w:val="21"/>
+        </w:rPr>
+        <w:t xml:space="preserve">Ao final, o próprio assistente oferece abrir o software imediatamente ("Abrir Inclinometro 2 Eixos (Avibras Aeroco) agora"). Nas próximas vezes, basta dar duplo clique no ícone criado.</w:t>
       </w:r>
     </w:p>
     <w:p>
@@ -2064,7 +2117,7 @@
                 <w:sz w:val="21"/>
                 <w:szCs w:val="21"/>
               </w:rPr>
-              <w:t xml:space="preserve">O software abre sem erros, com os dois eixos (inclinação e azimute) visíveis</w:t>
+              <w:t xml:space="preserve">Instalação pela seção 4.4 (Setup.exe): existe ícone clicável na Área de Trabalho e no Menu Iniciar, com a logo da Avibras Aeroco — o software abre por duplo clique, sem terminal nem script</w:t>
             </w:r>
           </w:p>
         </w:tc>
@@ -2174,7 +2227,7 @@
                 <w:sz w:val="21"/>
                 <w:szCs w:val="21"/>
               </w:rPr>
-              <w:t xml:space="preserve">No Modo Simulação, os valores de ambos os eixos variam ao longo do tempo</w:t>
+              <w:t xml:space="preserve">O software abre sem erros, com os dois eixos (inclinação e azimute) visíveis</w:t>
             </w:r>
           </w:p>
         </w:tc>
@@ -2284,7 +2337,7 @@
                 <w:sz w:val="21"/>
                 <w:szCs w:val="21"/>
               </w:rPr>
-              <w:t xml:space="preserve">"Gerar relatório PDF" produz um arquivo sem erros, a partir de uma sessão de simulação</w:t>
+              <w:t xml:space="preserve">No Modo Simulação, os valores de ambos os eixos variam ao longo do tempo</w:t>
             </w:r>
           </w:p>
         </w:tc>
@@ -2359,6 +2412,116 @@
                 <w:szCs w:val="21"/>
               </w:rPr>
               <w:t xml:space="preserve">4</w:t>
+            </w:r>
+          </w:p>
+        </w:tc>
+        <w:tc>
+          <w:tcPr>
+            <w:tcW w:type="dxa" w:w="7638"/>
+            <w:tcBorders>
+              <w:top w:val="single" w:color="000000" w:sz="4"/>
+              <w:left w:val="single" w:color="000000" w:sz="4"/>
+              <w:bottom w:val="single" w:color="000000" w:sz="4"/>
+              <w:right w:val="single" w:color="000000" w:sz="4"/>
+            </w:tcBorders>
+            <w:tcMar>
+              <w:top w:type="dxa" w:w="60"/>
+              <w:left w:type="dxa" w:w="100"/>
+              <w:bottom w:type="dxa" w:w="60"/>
+              <w:right w:type="dxa" w:w="100"/>
+            </w:tcMar>
+            <w:vAlign w:val="center"/>
+          </w:tcPr>
+          <w:p>
+            <w:pPr>
+              <w:spacing w:line="240" w:lineRule="auto"/>
+              <w:jc w:val="left"/>
+            </w:pPr>
+            <w:r>
+              <w:rPr>
+                <w:rFonts w:ascii="Arial" w:cs="Arial" w:eastAsia="Arial" w:hAnsi="Arial"/>
+                <w:b w:val="false"/>
+                <w:bCs w:val="false"/>
+                <w:i w:val="false"/>
+                <w:iCs w:val="false"/>
+                <w:sz w:val="21"/>
+                <w:szCs w:val="21"/>
+              </w:rPr>
+              <w:t xml:space="preserve">"Gerar relatório PDF" produz um arquivo sem erros, a partir de uma sessão de simulação</w:t>
+            </w:r>
+          </w:p>
+        </w:tc>
+        <w:tc>
+          <w:tcPr>
+            <w:tcW w:type="dxa" w:w="1300"/>
+            <w:tcBorders>
+              <w:top w:val="single" w:color="000000" w:sz="4"/>
+              <w:left w:val="single" w:color="000000" w:sz="4"/>
+              <w:bottom w:val="single" w:color="000000" w:sz="4"/>
+              <w:right w:val="single" w:color="000000" w:sz="4"/>
+            </w:tcBorders>
+            <w:tcMar>
+              <w:top w:type="dxa" w:w="60"/>
+              <w:left w:type="dxa" w:w="100"/>
+              <w:bottom w:type="dxa" w:w="60"/>
+              <w:right w:type="dxa" w:w="100"/>
+            </w:tcMar>
+            <w:vAlign w:val="center"/>
+          </w:tcPr>
+          <w:p>
+            <w:pPr>
+              <w:spacing w:line="240" w:lineRule="auto"/>
+              <w:jc w:val="left"/>
+            </w:pPr>
+            <w:r>
+              <w:rPr>
+                <w:rFonts w:ascii="Arial" w:cs="Arial" w:eastAsia="Arial" w:hAnsi="Arial"/>
+                <w:b w:val="false"/>
+                <w:bCs w:val="false"/>
+                <w:i w:val="false"/>
+                <w:iCs w:val="false"/>
+                <w:sz w:val="21"/>
+                <w:szCs w:val="21"/>
+              </w:rPr>
+              <w:t xml:space="preserve"/>
+            </w:r>
+          </w:p>
+        </w:tc>
+      </w:tr>
+      <w:tr>
+        <w:tc>
+          <w:tcPr>
+            <w:tcW w:type="dxa" w:w="700"/>
+            <w:tcBorders>
+              <w:top w:val="single" w:color="000000" w:sz="4"/>
+              <w:left w:val="single" w:color="000000" w:sz="4"/>
+              <w:bottom w:val="single" w:color="000000" w:sz="4"/>
+              <w:right w:val="single" w:color="000000" w:sz="4"/>
+            </w:tcBorders>
+            <w:tcMar>
+              <w:top w:type="dxa" w:w="60"/>
+              <w:left w:type="dxa" w:w="100"/>
+              <w:bottom w:type="dxa" w:w="60"/>
+              <w:right w:type="dxa" w:w="100"/>
+            </w:tcMar>
+            <w:vAlign w:val="center"/>
+          </w:tcPr>
+          <w:p>
+            <w:pPr>
+              <w:spacing w:line="240" w:lineRule="auto"/>
+              <w:jc w:val="left"/>
+            </w:pPr>
+            <w:r>
+              <w:rPr>
+                <w:rFonts w:ascii="Arial" w:cs="Arial" w:eastAsia="Arial" w:hAnsi="Arial"/>
+                <w:b w:val="false"/>
+                <w:bCs w:val="false"/>
+                <w:i w:val="false"/>
+                <w:iCs w:val="false"/>
+                <w:sz w:val="21"/>
+                <w:szCs w:val="21"/>
+              </w:rPr>
+              <w:t xml:space="preserve">5</w:t>
             </w:r>
           </w:p>
         </w:tc>

--- a/docs/procedimento-instalacao-software-python.docx
+++ b/docs/procedimento-instalacao-software-python.docx
@@ -974,7 +974,7 @@
                 <w:sz w:val="21"/>
                 <w:szCs w:val="21"/>
               </w:rPr>
-              <w:t xml:space="preserve">CD(1) DAD — Ambiente de Desenvolvimento: instalador do Python 3.10+ e o pacote offline_packages; só para instalação a partir do código-fonte, em máquina de desenvolvimento/manutenção (seção 4.2)</w:t>
+              <w:t xml:space="preserve">CD(1) DAD — Ambiente de Desenvolvimento: instaladores do Python 3.10+ e do VS Code (editor usado no desenvolvimento) e o pacote offline_packages; só para instalação a partir do código-fonte, em máquina de desenvolvimento/manutenção (seção 4.2)</w:t>
             </w:r>
           </w:p>
         </w:tc>
@@ -1357,7 +1357,7 @@
           <w:sz w:val="21"/>
           <w:szCs w:val="21"/>
         </w:rPr>
-        <w:t xml:space="preserve">CD(1) DAD: numa máquina com internet, dar duplo clique em windows\build_offline_bundle.bat. Baixa todos os pacotes de requirements.txt (PyQt5, pymodbus, pyserial, bleak — incluindo o backend Bluetooth do Windows — reportlab, matplotlib, numpy) para windows\offline_packages. Gravar essa pasta, junto com o instalador oficial do Python 3.10+ para Windows (baixado uma vez em https://www.python.org/downloads/windows/), no CD(1) DAD.</w:t>
+        <w:t xml:space="preserve">CD(1) DAD: numa máquina com internet, dar duplo clique em windows\build_offline_bundle.bat. Baixa todos os pacotes de requirements.txt (PyQt5, pymodbus, pyserial, bleak — incluindo o backend Bluetooth do Windows — reportlab, matplotlib, numpy) para windows\offline_packages. Gravar essa pasta, junto com o instalador oficial do Python 3.10+ (https://www.python.org/downloads/windows/) e o instalador do VS Code ("User Installer" x64, https://code.visualstudio.com/download — o editor usado no desenvolvimento do software), no CD(1) DAD.</w:t>
       </w:r>
     </w:p>
     <w:p>
@@ -1563,7 +1563,7 @@
           <w:sz w:val="21"/>
           <w:szCs w:val="21"/>
         </w:rPr>
-        <w:t xml:space="preserve">Dar duplo clique em windows\install.bat. O script detecta automaticamente a pasta windows\offline_packages e instala as dependências a partir dela, sem tentar acessar a internet.</w:t>
+        <w:t xml:space="preserve">Se for editar o código (não apenas rodá-lo), instalar também o VS Code a partir do instalador do CD(1) DAD, e abrir a pasta python-app por ele.</w:t>
       </w:r>
     </w:p>
     <w:p>
@@ -1581,6 +1581,31 @@
           <w:szCs w:val="21"/>
         </w:rPr>
         <w:t xml:space="preserve">5. </w:t>
+      </w:r>
+      <w:r>
+        <w:rPr>
+          <w:rFonts w:ascii="Arial" w:cs="Arial" w:eastAsia="Arial" w:hAnsi="Arial"/>
+          <w:sz w:val="21"/>
+          <w:szCs w:val="21"/>
+        </w:rPr>
+        <w:t xml:space="preserve">Dar duplo clique em windows\install.bat. O script detecta automaticamente a pasta windows\offline_packages e instala as dependências a partir dela, sem tentar acessar a internet.</w:t>
+      </w:r>
+    </w:p>
+    <w:p>
+      <w:pPr>
+        <w:spacing w:after="100" w:line="264" w:lineRule="auto"/>
+        <w:ind w:left="500" w:hanging="300"/>
+        <w:jc w:val="both"/>
+      </w:pPr>
+      <w:r>
+        <w:rPr>
+          <w:rFonts w:ascii="Arial" w:cs="Arial" w:eastAsia="Arial" w:hAnsi="Arial"/>
+          <w:b/>
+          <w:bCs/>
+          <w:sz w:val="21"/>
+          <w:szCs w:val="21"/>
+        </w:rPr>
+        <w:t xml:space="preserve">6. </w:t>
       </w:r>
       <w:r>
         <w:rPr>

--- a/docs/procedimento-instalacao-software-python.docx
+++ b/docs/procedimento-instalacao-software-python.docx
@@ -379,7 +379,7 @@
           <w:sz w:val="21"/>
           <w:szCs w:val="21"/>
         </w:rPr>
-        <w:t xml:space="preserve">IMPORTANTE: a instalação em campo/fábrica é sempre realizada em computador com Windows (10 ou 11) e sem conexão à internet — a partir de mídia (DVD/CD) previamente gravada e arquivada no repositório físico da fábrica. Este procedimento reflete esse cenário como o caminho normal de uso; a preparação da mídia (que exige internet, mas é feita à parte, por quem mantém o software) é descrita separadamente na seção 4.1.</w:t>
+        <w:t xml:space="preserve">IMPORTANTE: a instalação em campo/fábrica é sempre realizada em computador com Windows (10 ou 11) e sem conexão à internet — a partir de mídia previamente gravada e arquivada no repositório físico da fábrica, no padrão de identificação da empresa: CD(1) DAD (Ambiente de Desenvolvimento), CD(2) DSF (Código Fonte) e CD(3) DSE (Executável). Este procedimento reflete esse cenário como o caminho normal de uso; a preparação de cada mídia (que exige internet, mas é feita à parte, por quem mantém o software) é descrita separadamente na seção 4.1.</w:t>
       </w:r>
     </w:p>
     <w:p>
@@ -394,6 +394,20 @@
           <w:szCs w:val="21"/>
         </w:rPr>
         <w:t xml:space="preserve">Não são abrangidos por este procedimento a instalação do aplicativo Android (ver "Procedimento de Instalação do Aplicativo Android"), a gravação do firmware do ESP32 (ver "Procedimento de Gravação de Firmware do ESP32") nem o teste funcional do conjunto já instalado (ver "Procedimento de Teste Funcional em Bancada").</w:t>
+      </w:r>
+    </w:p>
+    <w:p>
+      <w:pPr>
+        <w:spacing w:after="160" w:before="0" w:line="264" w:lineRule="auto"/>
+        <w:jc w:val="both"/>
+      </w:pPr>
+      <w:r>
+        <w:rPr>
+          <w:rFonts w:ascii="Arial" w:cs="Arial" w:eastAsia="Arial" w:hAnsi="Arial"/>
+          <w:sz w:val="21"/>
+          <w:szCs w:val="21"/>
+        </w:rPr>
+        <w:t xml:space="preserve">IMPORTANTE: quem vai operar o software no dia a dia (equipe de chão de fábrica, sem conhecimento de programação) instala exclusivamente pela seção 4.4 — CD(3) DSE, instalador (Setup.exe). É o único caminho que resulta num programa comum: ícone na Área de Trabalho e no Menu Iniciar, com a logo da Avibras, abrindo com duplo clique, sem terminal, sem script .bat e sem editor de código. As seções 4.2 (código-fonte) e 4.3 (pasta executável solta) destinam-se a desenvolvimento e manutenção do software, nunca à instalação para o operador final.</w:t>
       </w:r>
     </w:p>
     <w:p>
@@ -814,7 +828,7 @@
                 <w:sz w:val="21"/>
                 <w:szCs w:val="21"/>
               </w:rPr>
-              <w:t xml:space="preserve">Mídia (DVD ou CD) de instalação, arquivada no repositório físico da fábrica, contendo a pasta python-app completa (código-fonte + pacote offline_packages, ou o executável/instalador já compilado)</w:t>
+              <w:t xml:space="preserve">CD(3) DSE — Executável: o instalador Setup.exe já compilado — ÚNICO material necessário para instalar no computador do operador final (seção 4.4)</w:t>
             </w:r>
           </w:p>
         </w:tc>
@@ -886,7 +900,7 @@
                 <w:sz w:val="21"/>
                 <w:szCs w:val="21"/>
               </w:rPr>
-              <w:t xml:space="preserve">—</w:t>
+              <w:t xml:space="preserve">DSE</w:t>
             </w:r>
           </w:p>
         </w:tc>
@@ -960,7 +974,7 @@
                 <w:sz w:val="21"/>
                 <w:szCs w:val="21"/>
               </w:rPr>
-              <w:t xml:space="preserve">Python 3.10 ou superior, instalado com "Add python.exe to PATH" marcado (apenas se a mídia trouxer o código-fonte — ver 4.2)</w:t>
+              <w:t xml:space="preserve">CD(1) DAD — Ambiente de Desenvolvimento: instaladores do Python 3.10+ e do VS Code (editor usado no desenvolvimento) e o pacote offline_packages; só para instalação a partir do código-fonte, em máquina de desenvolvimento/manutenção (seção 4.2)</w:t>
             </w:r>
           </w:p>
         </w:tc>
@@ -1032,7 +1046,153 @@
                 <w:sz w:val="21"/>
                 <w:szCs w:val="21"/>
               </w:rPr>
-              <w:t xml:space="preserve">—</w:t>
+              <w:t xml:space="preserve">DAD</w:t>
+            </w:r>
+          </w:p>
+        </w:tc>
+      </w:tr>
+      <w:tr>
+        <w:tc>
+          <w:tcPr>
+            <w:tcW w:type="dxa" w:w="700"/>
+            <w:tcBorders>
+              <w:top w:val="single" w:color="000000" w:sz="4"/>
+              <w:left w:val="single" w:color="000000" w:sz="4"/>
+              <w:bottom w:val="single" w:color="000000" w:sz="4"/>
+              <w:right w:val="single" w:color="000000" w:sz="4"/>
+            </w:tcBorders>
+            <w:tcMar>
+              <w:top w:type="dxa" w:w="60"/>
+              <w:left w:type="dxa" w:w="100"/>
+              <w:bottom w:type="dxa" w:w="60"/>
+              <w:right w:type="dxa" w:w="100"/>
+            </w:tcMar>
+            <w:vAlign w:val="center"/>
+          </w:tcPr>
+          <w:p>
+            <w:pPr>
+              <w:spacing w:line="240" w:lineRule="auto"/>
+              <w:jc w:val="left"/>
+            </w:pPr>
+            <w:r>
+              <w:rPr>
+                <w:rFonts w:ascii="Arial" w:cs="Arial" w:eastAsia="Arial" w:hAnsi="Arial"/>
+                <w:b w:val="false"/>
+                <w:bCs w:val="false"/>
+                <w:i w:val="false"/>
+                <w:iCs w:val="false"/>
+                <w:sz w:val="21"/>
+                <w:szCs w:val="21"/>
+              </w:rPr>
+              <w:t xml:space="preserve">4</w:t>
+            </w:r>
+          </w:p>
+        </w:tc>
+        <w:tc>
+          <w:tcPr>
+            <w:tcW w:type="dxa" w:w="5738"/>
+            <w:tcBorders>
+              <w:top w:val="single" w:color="000000" w:sz="4"/>
+              <w:left w:val="single" w:color="000000" w:sz="4"/>
+              <w:bottom w:val="single" w:color="000000" w:sz="4"/>
+              <w:right w:val="single" w:color="000000" w:sz="4"/>
+            </w:tcBorders>
+            <w:tcMar>
+              <w:top w:type="dxa" w:w="60"/>
+              <w:left w:type="dxa" w:w="100"/>
+              <w:bottom w:type="dxa" w:w="60"/>
+              <w:right w:type="dxa" w:w="100"/>
+            </w:tcMar>
+            <w:vAlign w:val="center"/>
+          </w:tcPr>
+          <w:p>
+            <w:pPr>
+              <w:spacing w:line="240" w:lineRule="auto"/>
+              <w:jc w:val="left"/>
+            </w:pPr>
+            <w:r>
+              <w:rPr>
+                <w:rFonts w:ascii="Arial" w:cs="Arial" w:eastAsia="Arial" w:hAnsi="Arial"/>
+                <w:b w:val="false"/>
+                <w:bCs w:val="false"/>
+                <w:i w:val="false"/>
+                <w:iCs w:val="false"/>
+                <w:sz w:val="21"/>
+                <w:szCs w:val="21"/>
+              </w:rPr>
+              <w:t xml:space="preserve">CD(2) DSF — Código Fonte: pasta python-app completa; só para instalação a partir do código-fonte, em máquina de desenvolvimento/manutenção (seção 4.2)</w:t>
+            </w:r>
+          </w:p>
+        </w:tc>
+        <w:tc>
+          <w:tcPr>
+            <w:tcW w:type="dxa" w:w="1200"/>
+            <w:tcBorders>
+              <w:top w:val="single" w:color="000000" w:sz="4"/>
+              <w:left w:val="single" w:color="000000" w:sz="4"/>
+              <w:bottom w:val="single" w:color="000000" w:sz="4"/>
+              <w:right w:val="single" w:color="000000" w:sz="4"/>
+            </w:tcBorders>
+            <w:tcMar>
+              <w:top w:type="dxa" w:w="60"/>
+              <w:left w:type="dxa" w:w="100"/>
+              <w:bottom w:type="dxa" w:w="60"/>
+              <w:right w:type="dxa" w:w="100"/>
+            </w:tcMar>
+            <w:vAlign w:val="center"/>
+          </w:tcPr>
+          <w:p>
+            <w:pPr>
+              <w:spacing w:line="240" w:lineRule="auto"/>
+              <w:jc w:val="left"/>
+            </w:pPr>
+            <w:r>
+              <w:rPr>
+                <w:rFonts w:ascii="Arial" w:cs="Arial" w:eastAsia="Arial" w:hAnsi="Arial"/>
+                <w:b w:val="false"/>
+                <w:bCs w:val="false"/>
+                <w:i w:val="false"/>
+                <w:iCs w:val="false"/>
+                <w:sz w:val="21"/>
+                <w:szCs w:val="21"/>
+              </w:rPr>
+              <w:t xml:space="preserve">1</w:t>
+            </w:r>
+          </w:p>
+        </w:tc>
+        <w:tc>
+          <w:tcPr>
+            <w:tcW w:type="dxa" w:w="2000"/>
+            <w:tcBorders>
+              <w:top w:val="single" w:color="000000" w:sz="4"/>
+              <w:left w:val="single" w:color="000000" w:sz="4"/>
+              <w:bottom w:val="single" w:color="000000" w:sz="4"/>
+              <w:right w:val="single" w:color="000000" w:sz="4"/>
+            </w:tcBorders>
+            <w:tcMar>
+              <w:top w:type="dxa" w:w="60"/>
+              <w:left w:type="dxa" w:w="100"/>
+              <w:bottom w:type="dxa" w:w="60"/>
+              <w:right w:type="dxa" w:w="100"/>
+            </w:tcMar>
+            <w:vAlign w:val="center"/>
+          </w:tcPr>
+          <w:p>
+            <w:pPr>
+              <w:spacing w:line="240" w:lineRule="auto"/>
+              <w:jc w:val="left"/>
+            </w:pPr>
+            <w:r>
+              <w:rPr>
+                <w:rFonts w:ascii="Arial" w:cs="Arial" w:eastAsia="Arial" w:hAnsi="Arial"/>
+                <w:b w:val="false"/>
+                <w:bCs w:val="false"/>
+                <w:i w:val="false"/>
+                <w:iCs w:val="false"/>
+                <w:sz w:val="21"/>
+                <w:szCs w:val="21"/>
+              </w:rPr>
+              <w:t xml:space="preserve">DSF</w:t>
             </w:r>
           </w:p>
         </w:tc>
@@ -1049,7 +1209,7 @@
           <w:sz w:val="21"/>
           <w:szCs w:val="21"/>
         </w:rPr>
-        <w:t xml:space="preserve">Python 3.10+ pode vir pré-instalado no computador de destino, ou seu próprio instalador (offline) constar na mídia — o instalador oficial do Python, uma vez baixado, não precisa de internet para instalar.</w:t>
+        <w:t xml:space="preserve">Para instalar no computador de um operador final, basta o CD(3) DSE (item 2) — não é necessário separar CD(1) e CD(2) nesse caso. O par CD(1)+CD(2) só é retirado do repositório físico da fábrica quando a instalação for para fins de desenvolvimento ou manutenção do próprio software (seção 4.2), ou para gerar um novo CD(3) DSE (seção 4.1, passo 3).</w:t>
       </w:r>
     </w:p>
     <w:p>
@@ -1095,7 +1255,7 @@
           <w:sz w:val="21"/>
           <w:szCs w:val="21"/>
         </w:rPr>
-        <w:t xml:space="preserve">b) retirar a mídia (DVD/CD) correspondente do repositório físico da fábrica;</w:t>
+        <w:t xml:space="preserve">b) se o computador de destino é o de um operador final (uso do software no dia a dia): retirar apenas o CD(3) DSE do repositório físico da fábrica, e seguir direto para a seção 4.4 — não usar as seções 4.2/4.3 nesse caso;</w:t>
       </w:r>
     </w:p>
     <w:p>
@@ -1110,7 +1270,7 @@
           <w:sz w:val="21"/>
           <w:szCs w:val="21"/>
         </w:rPr>
-        <w:t xml:space="preserve">c) confirmar, na própria mídia, qual variante de instalação foi gravada: código-fonte + pacote offline (seção 4.2), executável autônomo (seção 4.3) ou instalador Setup.exe (seção 4.4) — as três são igualmente válidas e não exigem internet na máquina de destino;</w:t>
+        <w:t xml:space="preserve">c) se for instalação para desenvolvimento/manutenção do software: retirar o CD(1) DAD e o CD(2) DSF, e seguir a seção 4.2;</w:t>
       </w:r>
     </w:p>
     <w:p>
@@ -1125,7 +1285,7 @@
           <w:sz w:val="21"/>
           <w:szCs w:val="21"/>
         </w:rPr>
-        <w:t xml:space="preserve">d) copiar o conteúdo da mídia para o computador de destino (não é obrigatório rodar direto do DVD/CD).</w:t>
+        <w:t xml:space="preserve">d) copiar o conteúdo da mídia (ou mídias) para o computador de destino (não é obrigatório rodar direto do DVD/CD).</w:t>
       </w:r>
     </w:p>
     <w:p>
@@ -1158,7 +1318,7 @@
           <w:sz w:val="21"/>
           <w:szCs w:val="21"/>
         </w:rPr>
-        <w:t xml:space="preserve">4.1 Preparação da mídia offline (feita à parte, com internet — não é a instalação em si)</w:t>
+        <w:t xml:space="preserve">4.1 Preparação das mídias CD(1) DAD, CD(2) DSF e CD(3) DSE (feita à parte, com internet — não é a instalação em si)</w:t>
       </w:r>
     </w:p>
     <w:p>
@@ -1172,7 +1332,7 @@
           <w:sz w:val="21"/>
           <w:szCs w:val="21"/>
         </w:rPr>
-        <w:t xml:space="preserve">Esta etapa NÃO é executada no computador de destino em campo/fábrica. É feita uma única vez, por quem mantém o software, numa máquina com Python e internet, para gerar o conteúdo que será gravado na mídia e arquivado no repositório físico da fábrica.</w:t>
+        <w:t xml:space="preserve">Esta etapa NÃO é executada no computador de destino em campo/fábrica. É feita uma única vez por versão do software, por quem mantém o projeto, numa máquina com Python e internet, para gerar o conteúdo que será gravado em cada mídia e arquivado no repositório físico da fábrica.</w:t>
       </w:r>
     </w:p>
     <w:p>
@@ -1197,7 +1357,7 @@
           <w:sz w:val="21"/>
           <w:szCs w:val="21"/>
         </w:rPr>
-        <w:t xml:space="preserve">Numa máquina com internet, dar duplo clique em windows\build_offline_bundle.bat. Baixa todos os pacotes de requirements.txt (PyQt5, pymodbus, pyserial, bleak, reportlab, matplotlib) para windows\offline_packages.</w:t>
+        <w:t xml:space="preserve">CD(1) DAD: numa máquina com internet, dar duplo clique em windows\build_offline_bundle.bat. Baixa todos os pacotes de requirements.txt (PyQt5, pymodbus, pyserial, bleak — incluindo o backend Bluetooth do Windows — reportlab, matplotlib, numpy) para windows\offline_packages. Gravar essa pasta, junto com o instalador oficial do Python 3.10+ (https://www.python.org/downloads/windows/) e o instalador do VS Code ("User Installer" x64, https://code.visualstudio.com/download — o editor usado no desenvolvimento do software), no CD(1) DAD.</w:t>
       </w:r>
     </w:p>
     <w:p>
@@ -1222,7 +1382,7 @@
           <w:sz w:val="21"/>
           <w:szCs w:val="21"/>
         </w:rPr>
-        <w:t xml:space="preserve">Gravar a pasta python-app inteira (já incluindo windows\offline_packages) no DVD/CD.</w:t>
+        <w:t xml:space="preserve">CD(2) DSF: gravar a pasta python-app inteira (código-fonte, sem windows\offline_packages — esse fica só no CD(1)) no CD(2) DSF.</w:t>
       </w:r>
     </w:p>
     <w:p>
@@ -1247,7 +1407,32 @@
           <w:sz w:val="21"/>
           <w:szCs w:val="21"/>
         </w:rPr>
-        <w:t xml:space="preserve">Arquivar a mídia no repositório físico da fábrica, identificada com a versão do software (python-app/app_version.py) e a data de preparação.</w:t>
+        <w:t xml:space="preserve">CD(3) DSE (opcional, alternativa aos dois acima): usando o CD(1) e o CD(2) já preparados numa máquina Windows, rodar windows\build_exe.bat (gera dist\Inclinometro2Eixos\) ou windows\build_installer.bat (gera o instalador Setup.exe, exige Inno Setup só nesta máquina de geração) e gravar o resultado no CD(3) DSE.</w:t>
+      </w:r>
+    </w:p>
+    <w:p>
+      <w:pPr>
+        <w:spacing w:after="100" w:line="264" w:lineRule="auto"/>
+        <w:ind w:left="500" w:hanging="300"/>
+        <w:jc w:val="both"/>
+      </w:pPr>
+      <w:r>
+        <w:rPr>
+          <w:rFonts w:ascii="Arial" w:cs="Arial" w:eastAsia="Arial" w:hAnsi="Arial"/>
+          <w:b/>
+          <w:bCs/>
+          <w:sz w:val="21"/>
+          <w:szCs w:val="21"/>
+        </w:rPr>
+        <w:t xml:space="preserve">4. </w:t>
+      </w:r>
+      <w:r>
+        <w:rPr>
+          <w:rFonts w:ascii="Arial" w:cs="Arial" w:eastAsia="Arial" w:hAnsi="Arial"/>
+          <w:sz w:val="21"/>
+          <w:szCs w:val="21"/>
+        </w:rPr>
+        <w:t xml:space="preserve">Arquivar as mídias no repositório físico da fábrica, identificadas com a versão do software (python-app/app_version.py) e a data de preparação.</w:t>
       </w:r>
     </w:p>
     <w:p>
@@ -1264,7 +1449,21 @@
           <w:sz w:val="21"/>
           <w:szCs w:val="21"/>
         </w:rPr>
-        <w:t xml:space="preserve">4.2 Instalação a partir do código-fonte + pacote offline (recomendada para desenvolvimento/manutenção)</w:t>
+        <w:t xml:space="preserve">4.2 Instalação a partir do CD(1) DAD + CD(2) DSF (código-fonte — só para desenvolvimento/manutenção, NÃO para o operador final)</w:t>
+      </w:r>
+    </w:p>
+    <w:p>
+      <w:pPr>
+        <w:spacing w:after="160" w:before="0" w:line="264" w:lineRule="auto"/>
+        <w:jc w:val="both"/>
+      </w:pPr>
+      <w:r>
+        <w:rPr>
+          <w:rFonts w:ascii="Arial" w:cs="Arial" w:eastAsia="Arial" w:hAnsi="Arial"/>
+          <w:sz w:val="21"/>
+          <w:szCs w:val="21"/>
+        </w:rPr>
+        <w:t xml:space="preserve">Este caminho abre o software por um script (windows\run.bat), sem ícone de atalho — inadequado para quem não tem familiaridade com terminal/scripts do Windows. Usar apenas para desenvolvimento e manutenção do software; para instalar no computador de um operador final, usar a seção 4.4.</w:t>
       </w:r>
     </w:p>
     <w:p>
@@ -1289,7 +1488,7 @@
           <w:sz w:val="21"/>
           <w:szCs w:val="21"/>
         </w:rPr>
-        <w:t xml:space="preserve">Copiar a pasta python-app da mídia (DVD/CD) para o computador Windows de destino.</w:t>
+        <w:t xml:space="preserve">Copiar a pasta python-app do CD(2) DSF para o computador Windows de destino.</w:t>
       </w:r>
     </w:p>
     <w:p>
@@ -1314,7 +1513,7 @@
           <w:sz w:val="21"/>
           <w:szCs w:val="21"/>
         </w:rPr>
-        <w:t xml:space="preserve">Dar duplo clique em windows\install.bat. O script detecta automaticamente a pasta windows\offline_packages e instala as dependências a partir dela, sem tentar acessar a internet.</w:t>
+        <w:t xml:space="preserve">Copiar a pasta offline_packages do CD(1) DAD para dentro de python-app\windows\offline_packages.</w:t>
       </w:r>
     </w:p>
     <w:p>
@@ -1339,6 +1538,81 @@
           <w:sz w:val="21"/>
           <w:szCs w:val="21"/>
         </w:rPr>
+        <w:t xml:space="preserve">Se o Python 3.10+ ainda não estiver instalado, executar o instalador do CD(1) DAD marcando "Add python.exe to PATH".</w:t>
+      </w:r>
+    </w:p>
+    <w:p>
+      <w:pPr>
+        <w:spacing w:after="100" w:line="264" w:lineRule="auto"/>
+        <w:ind w:left="500" w:hanging="300"/>
+        <w:jc w:val="both"/>
+      </w:pPr>
+      <w:r>
+        <w:rPr>
+          <w:rFonts w:ascii="Arial" w:cs="Arial" w:eastAsia="Arial" w:hAnsi="Arial"/>
+          <w:b/>
+          <w:bCs/>
+          <w:sz w:val="21"/>
+          <w:szCs w:val="21"/>
+        </w:rPr>
+        <w:t xml:space="preserve">4. </w:t>
+      </w:r>
+      <w:r>
+        <w:rPr>
+          <w:rFonts w:ascii="Arial" w:cs="Arial" w:eastAsia="Arial" w:hAnsi="Arial"/>
+          <w:sz w:val="21"/>
+          <w:szCs w:val="21"/>
+        </w:rPr>
+        <w:t xml:space="preserve">Se for editar o código (não apenas rodá-lo), instalar também o VS Code a partir do instalador do CD(1) DAD, e abrir a pasta python-app por ele.</w:t>
+      </w:r>
+    </w:p>
+    <w:p>
+      <w:pPr>
+        <w:spacing w:after="100" w:line="264" w:lineRule="auto"/>
+        <w:ind w:left="500" w:hanging="300"/>
+        <w:jc w:val="both"/>
+      </w:pPr>
+      <w:r>
+        <w:rPr>
+          <w:rFonts w:ascii="Arial" w:cs="Arial" w:eastAsia="Arial" w:hAnsi="Arial"/>
+          <w:b/>
+          <w:bCs/>
+          <w:sz w:val="21"/>
+          <w:szCs w:val="21"/>
+        </w:rPr>
+        <w:t xml:space="preserve">5. </w:t>
+      </w:r>
+      <w:r>
+        <w:rPr>
+          <w:rFonts w:ascii="Arial" w:cs="Arial" w:eastAsia="Arial" w:hAnsi="Arial"/>
+          <w:sz w:val="21"/>
+          <w:szCs w:val="21"/>
+        </w:rPr>
+        <w:t xml:space="preserve">Dar duplo clique em windows\install.bat. O script detecta automaticamente a pasta windows\offline_packages e instala as dependências a partir dela, sem tentar acessar a internet.</w:t>
+      </w:r>
+    </w:p>
+    <w:p>
+      <w:pPr>
+        <w:spacing w:after="100" w:line="264" w:lineRule="auto"/>
+        <w:ind w:left="500" w:hanging="300"/>
+        <w:jc w:val="both"/>
+      </w:pPr>
+      <w:r>
+        <w:rPr>
+          <w:rFonts w:ascii="Arial" w:cs="Arial" w:eastAsia="Arial" w:hAnsi="Arial"/>
+          <w:b/>
+          <w:bCs/>
+          <w:sz w:val="21"/>
+          <w:szCs w:val="21"/>
+        </w:rPr>
+        <w:t xml:space="preserve">6. </w:t>
+      </w:r>
+      <w:r>
+        <w:rPr>
+          <w:rFonts w:ascii="Arial" w:cs="Arial" w:eastAsia="Arial" w:hAnsi="Arial"/>
+          <w:sz w:val="21"/>
+          <w:szCs w:val="21"/>
+        </w:rPr>
         <w:t xml:space="preserve">Para abrir o software (nesta e nas próximas vezes), dar duplo clique em windows\run.bat.</w:t>
       </w:r>
     </w:p>
@@ -1353,7 +1627,7 @@
           <w:sz w:val="21"/>
           <w:szCs w:val="21"/>
         </w:rPr>
-        <w:t xml:space="preserve">Se windows\offline_packages não estiver presente na mídia, install.bat tenta instalar pela internet — caminho válido apenas em ambiente de desenvolvimento, nunca em campo/fábrica.</w:t>
+        <w:t xml:space="preserve">Se windows\offline_packages não estiver presente (CD(1) não copiado), install.bat tenta instalar pela internet — caminho válido apenas em ambiente de desenvolvimento, nunca em campo/fábrica.</w:t>
       </w:r>
     </w:p>
     <w:p>
@@ -1370,7 +1644,7 @@
           <w:sz w:val="21"/>
           <w:szCs w:val="21"/>
         </w:rPr>
-        <w:t xml:space="preserve">4.3 Instalação a partir do executável autônomo (alternativa sem Python)</w:t>
+        <w:t xml:space="preserve">4.3 Instalação a partir do CD(3) DSE — pasta executável solta (só para desenvolvimento/manutenção, NÃO para o operador final)</w:t>
       </w:r>
     </w:p>
     <w:p>
@@ -1384,7 +1658,7 @@
           <w:sz w:val="21"/>
           <w:szCs w:val="21"/>
         </w:rPr>
-        <w:t xml:space="preserve">Aplicável quando a mídia traz o executável já gerado (dist\Inclinometro2Eixos\), preparado previamente por quem mantém o software. Não exige Python nem internet no computador de destino.</w:t>
+        <w:t xml:space="preserve">Aplicável quando o CD(3) DSE traz a pasta já gerada (dist\Inclinometro2Eixos\), preparada previamente por quem mantém o software (seção 4.1, passo 3). Não exige Python, CD(1) DAD, CD(2) DSF nem internet no computador de destino — mas também não cria ícone na Área de Trabalho nem no Menu Iniciar, e mistura o .exe com vários outros arquivos (bibliotecas) na mesma pasta. Usar apenas para testes rápidos por quem já sabe o que está fazendo; para instalar no computador de um operador final, usar a seção 4.4.</w:t>
       </w:r>
     </w:p>
     <w:p>
@@ -1409,7 +1683,7 @@
           <w:sz w:val="21"/>
           <w:szCs w:val="21"/>
         </w:rPr>
-        <w:t xml:space="preserve">Copiar a pasta dist\Inclinometro2Eixos inteira da mídia para o computador de destino.</w:t>
+        <w:t xml:space="preserve">Copiar a pasta dist\Inclinometro2Eixos inteira do CD(3) DSE para o computador de destino.</w:t>
       </w:r>
     </w:p>
     <w:p>
@@ -1434,7 +1708,7 @@
           <w:sz w:val="21"/>
           <w:szCs w:val="21"/>
         </w:rPr>
-        <w:t xml:space="preserve">Executar Inclinometro2Eixos.exe diretamente.</w:t>
+        <w:t xml:space="preserve">Executar Inclinometro2Eixos.exe diretamente (dentro dessa pasta — não copiar só o .exe para fora, ele depende dos demais arquivos ao lado).</w:t>
       </w:r>
     </w:p>
     <w:p>
@@ -1451,7 +1725,7 @@
           <w:sz w:val="21"/>
           <w:szCs w:val="21"/>
         </w:rPr>
-        <w:t xml:space="preserve">4.4 Instalação a partir do instalador (Setup.exe)</w:t>
+        <w:t xml:space="preserve">4.4 Instalação a partir do CD(3) DSE — instalador (Setup.exe) — CAMINHO PARA O OPERADOR FINAL</w:t>
       </w:r>
     </w:p>
     <w:p>
@@ -1465,7 +1739,7 @@
           <w:sz w:val="21"/>
           <w:szCs w:val="21"/>
         </w:rPr>
-        <w:t xml:space="preserve">Aplicável quando a mídia traz o instalador já gerado (Inclinometro-2Eixos-Setup-2.0.0.exe). Não exige Python, Inno Setup nem internet no computador de destino.</w:t>
+        <w:t xml:space="preserve">Este é o caminho a usar sempre que quem vai operar o software não for programador. O instalador cria um ícone na Área de Trabalho e uma entrada no Menu Iniciar, com a logo da Avibras Aeroco, e o software abre com duplo clique como qualquer outro programa do Windows — sem terminal, sem script .bat, sem editor de código. Aplicável quando o CD(3) DSE traz o instalador já gerado (Inclinometro-2Eixos-Setup-2.0.0.exe). Não exige Python, CD(1) DAD, CD(2) DSF, Inno Setup nem internet no computador de destino.</w:t>
       </w:r>
     </w:p>
     <w:p>
@@ -1490,7 +1764,7 @@
           <w:sz w:val="21"/>
           <w:szCs w:val="21"/>
         </w:rPr>
-        <w:t xml:space="preserve">Copiar o arquivo .exe da mídia para o computador de destino e executá-lo.</w:t>
+        <w:t xml:space="preserve">Copiar o arquivo .exe do CD(3) DSE para o computador de destino e executá-lo (duplo clique).</w:t>
       </w:r>
     </w:p>
     <w:p>
@@ -1515,7 +1789,32 @@
           <w:sz w:val="21"/>
           <w:szCs w:val="21"/>
         </w:rPr>
-        <w:t xml:space="preserve">Seguir o assistente de instalação (instala em "Arquivos de Programas" e cria atalho no Menu Iniciar).</w:t>
+        <w:t xml:space="preserve">Seguir o assistente de instalação — instala em "Arquivos de Programas", cria atalho no Menu Iniciar e, com a caixa "Criar atalho na Área de Trabalho" marcada (vem marcada por padrão), também na Área de Trabalho.</w:t>
+      </w:r>
+    </w:p>
+    <w:p>
+      <w:pPr>
+        <w:spacing w:after="100" w:line="264" w:lineRule="auto"/>
+        <w:ind w:left="500" w:hanging="300"/>
+        <w:jc w:val="both"/>
+      </w:pPr>
+      <w:r>
+        <w:rPr>
+          <w:rFonts w:ascii="Arial" w:cs="Arial" w:eastAsia="Arial" w:hAnsi="Arial"/>
+          <w:b/>
+          <w:bCs/>
+          <w:sz w:val="21"/>
+          <w:szCs w:val="21"/>
+        </w:rPr>
+        <w:t xml:space="preserve">3. </w:t>
+      </w:r>
+      <w:r>
+        <w:rPr>
+          <w:rFonts w:ascii="Arial" w:cs="Arial" w:eastAsia="Arial" w:hAnsi="Arial"/>
+          <w:sz w:val="21"/>
+          <w:szCs w:val="21"/>
+        </w:rPr>
+        <w:t xml:space="preserve">Ao final, o próprio assistente oferece abrir o software imediatamente ("Abrir Inclinometro 2 Eixos (Avibras Aeroco) agora"). Nas próximas vezes, basta dar duplo clique no ícone criado.</w:t>
       </w:r>
     </w:p>
     <w:p>
@@ -1843,7 +2142,7 @@
                 <w:sz w:val="21"/>
                 <w:szCs w:val="21"/>
               </w:rPr>
-              <w:t xml:space="preserve">O software abre sem erros, com os dois eixos (inclinação e azimute) visíveis</w:t>
+              <w:t xml:space="preserve">Instalação pela seção 4.4 (Setup.exe): existe ícone clicável na Área de Trabalho e no Menu Iniciar, com a logo da Avibras Aeroco — o software abre por duplo clique, sem terminal nem script</w:t>
             </w:r>
           </w:p>
         </w:tc>
@@ -1953,7 +2252,7 @@
                 <w:sz w:val="21"/>
                 <w:szCs w:val="21"/>
               </w:rPr>
-              <w:t xml:space="preserve">No Modo Simulação, os valores de ambos os eixos variam ao longo do tempo</w:t>
+              <w:t xml:space="preserve">O software abre sem erros, com os dois eixos (inclinação e azimute) visíveis</w:t>
             </w:r>
           </w:p>
         </w:tc>
@@ -2063,7 +2362,7 @@
                 <w:sz w:val="21"/>
                 <w:szCs w:val="21"/>
               </w:rPr>
-              <w:t xml:space="preserve">"Gerar relatório PDF" produz um arquivo sem erros, a partir de uma sessão de simulação</w:t>
+              <w:t xml:space="preserve">No Modo Simulação, os valores de ambos os eixos variam ao longo do tempo</w:t>
             </w:r>
           </w:p>
         </w:tc>
@@ -2138,6 +2437,116 @@
                 <w:szCs w:val="21"/>
               </w:rPr>
               <w:t xml:space="preserve">4</w:t>
+            </w:r>
+          </w:p>
+        </w:tc>
+        <w:tc>
+          <w:tcPr>
+            <w:tcW w:type="dxa" w:w="7638"/>
+            <w:tcBorders>
+              <w:top w:val="single" w:color="000000" w:sz="4"/>
+              <w:left w:val="single" w:color="000000" w:sz="4"/>
+              <w:bottom w:val="single" w:color="000000" w:sz="4"/>
+              <w:right w:val="single" w:color="000000" w:sz="4"/>
+            </w:tcBorders>
+            <w:tcMar>
+              <w:top w:type="dxa" w:w="60"/>
+              <w:left w:type="dxa" w:w="100"/>
+              <w:bottom w:type="dxa" w:w="60"/>
+              <w:right w:type="dxa" w:w="100"/>
+            </w:tcMar>
+            <w:vAlign w:val="center"/>
+          </w:tcPr>
+          <w:p>
+            <w:pPr>
+              <w:spacing w:line="240" w:lineRule="auto"/>
+              <w:jc w:val="left"/>
+            </w:pPr>
+            <w:r>
+              <w:rPr>
+                <w:rFonts w:ascii="Arial" w:cs="Arial" w:eastAsia="Arial" w:hAnsi="Arial"/>
+                <w:b w:val="false"/>
+                <w:bCs w:val="false"/>
+                <w:i w:val="false"/>
+                <w:iCs w:val="false"/>
+                <w:sz w:val="21"/>
+                <w:szCs w:val="21"/>
+              </w:rPr>
+              <w:t xml:space="preserve">"Gerar relatório PDF" produz um arquivo sem erros, a partir de uma sessão de simulação</w:t>
+            </w:r>
+          </w:p>
+        </w:tc>
+        <w:tc>
+          <w:tcPr>
+            <w:tcW w:type="dxa" w:w="1300"/>
+            <w:tcBorders>
+              <w:top w:val="single" w:color="000000" w:sz="4"/>
+              <w:left w:val="single" w:color="000000" w:sz="4"/>
+              <w:bottom w:val="single" w:color="000000" w:sz="4"/>
+              <w:right w:val="single" w:color="000000" w:sz="4"/>
+            </w:tcBorders>
+            <w:tcMar>
+              <w:top w:type="dxa" w:w="60"/>
+              <w:left w:type="dxa" w:w="100"/>
+              <w:bottom w:type="dxa" w:w="60"/>
+              <w:right w:type="dxa" w:w="100"/>
+            </w:tcMar>
+            <w:vAlign w:val="center"/>
+          </w:tcPr>
+          <w:p>
+            <w:pPr>
+              <w:spacing w:line="240" w:lineRule="auto"/>
+              <w:jc w:val="left"/>
+            </w:pPr>
+            <w:r>
+              <w:rPr>
+                <w:rFonts w:ascii="Arial" w:cs="Arial" w:eastAsia="Arial" w:hAnsi="Arial"/>
+                <w:b w:val="false"/>
+                <w:bCs w:val="false"/>
+                <w:i w:val="false"/>
+                <w:iCs w:val="false"/>
+                <w:sz w:val="21"/>
+                <w:szCs w:val="21"/>
+              </w:rPr>
+              <w:t xml:space="preserve"/>
+            </w:r>
+          </w:p>
+        </w:tc>
+      </w:tr>
+      <w:tr>
+        <w:tc>
+          <w:tcPr>
+            <w:tcW w:type="dxa" w:w="700"/>
+            <w:tcBorders>
+              <w:top w:val="single" w:color="000000" w:sz="4"/>
+              <w:left w:val="single" w:color="000000" w:sz="4"/>
+              <w:bottom w:val="single" w:color="000000" w:sz="4"/>
+              <w:right w:val="single" w:color="000000" w:sz="4"/>
+            </w:tcBorders>
+            <w:tcMar>
+              <w:top w:type="dxa" w:w="60"/>
+              <w:left w:type="dxa" w:w="100"/>
+              <w:bottom w:type="dxa" w:w="60"/>
+              <w:right w:type="dxa" w:w="100"/>
+            </w:tcMar>
+            <w:vAlign w:val="center"/>
+          </w:tcPr>
+          <w:p>
+            <w:pPr>
+              <w:spacing w:line="240" w:lineRule="auto"/>
+              <w:jc w:val="left"/>
+            </w:pPr>
+            <w:r>
+              <w:rPr>
+                <w:rFonts w:ascii="Arial" w:cs="Arial" w:eastAsia="Arial" w:hAnsi="Arial"/>
+                <w:b w:val="false"/>
+                <w:bCs w:val="false"/>
+                <w:i w:val="false"/>
+                <w:iCs w:val="false"/>
+                <w:sz w:val="21"/>
+                <w:szCs w:val="21"/>
+              </w:rPr>
+              <w:t xml:space="preserve">5</w:t>
             </w:r>
           </w:p>
         </w:tc>
@@ -2559,7 +2968,7 @@
                 <w:sz w:val="21"/>
                 <w:szCs w:val="21"/>
               </w:rPr>
-              <w:t xml:space="preserve">Mídia gravada com windows\offline_packages incompleto ou desatualizado em relação a requirements.txt</w:t>
+              <w:t xml:space="preserve">CD(1) DAD com windows\offline_packages incompleto ou desatualizado em relação a requirements.txt</w:t>
             </w:r>
           </w:p>
         </w:tc>
@@ -2595,7 +3004,7 @@
                 <w:sz w:val="21"/>
                 <w:szCs w:val="21"/>
               </w:rPr>
-              <w:t xml:space="preserve">Solicitar mídia atualizada, gerada com build_offline_bundle.bat (seção 4.1) numa máquina com internet; nunca tentar instalar pela internet no computador de campo/fábrica</w:t>
+              <w:t xml:space="preserve">Solicitar CD(1) DAD atualizado, gerado com build_offline_bundle.bat (seção 4.1) numa máquina com internet; nunca tentar instalar pela internet no computador de campo/fábrica</w:t>
             </w:r>
           </w:p>
         </w:tc>
@@ -2705,7 +3114,7 @@
                 <w:sz w:val="21"/>
                 <w:szCs w:val="21"/>
               </w:rPr>
-              <w:t xml:space="preserve">Ver "Antivírus/SmartScreen" em python-app/windows/INSTALACAO_WINDOWS.md; solicitar mídia gerada novamente num Windows real</w:t>
+              <w:t xml:space="preserve">Ver "Antivírus/SmartScreen" em python-app/windows/INSTALACAO_WINDOWS.md; solicitar CD(3) DSE gerado novamente num Windows real</w:t>
             </w:r>
           </w:p>
         </w:tc>

--- a/docs/procedimento-instalacao-software-python.docx
+++ b/docs/procedimento-instalacao-software-python.docx
@@ -338,6 +338,100 @@
         <w:spacing w:after="160"/>
       </w:pPr>
     </w:p>
+    <w:tbl>
+      <w:tblPr>
+        <w:tblW w:type="dxa" w:w="9638"/>
+        <w:tblBorders>
+          <w:top w:val="single" w:color="auto" w:sz="4"/>
+          <w:left w:val="single" w:color="auto" w:sz="4"/>
+          <w:bottom w:val="single" w:color="auto" w:sz="4"/>
+          <w:right w:val="single" w:color="auto" w:sz="4"/>
+          <w:insideH w:val="single" w:color="auto" w:sz="4"/>
+          <w:insideV w:val="single" w:color="auto" w:sz="4"/>
+        </w:tblBorders>
+      </w:tblPr>
+      <w:tblGrid>
+        <w:gridCol w:w="9638"/>
+      </w:tblGrid>
+      <w:tr>
+        <w:tc>
+          <w:tcPr>
+            <w:tcW w:type="dxa" w:w="9638"/>
+            <w:tcBorders>
+              <w:top w:val="single" w:color="000000" w:sz="4"/>
+              <w:left w:val="single" w:color="000000" w:sz="4"/>
+              <w:bottom w:val="single" w:color="000000" w:sz="4"/>
+              <w:right w:val="single" w:color="000000" w:sz="4"/>
+            </w:tcBorders>
+            <w:shd w:fill="F2F2F2" w:val="clear"/>
+            <w:tcMar>
+              <w:top w:type="dxa" w:w="140"/>
+              <w:left w:type="dxa" w:w="180"/>
+              <w:bottom w:type="dxa" w:w="140"/>
+              <w:right w:type="dxa" w:w="180"/>
+            </w:tcMar>
+          </w:tcPr>
+          <w:p>
+            <w:pPr>
+              <w:spacing w:after="100" w:line="264" w:lineRule="auto"/>
+              <w:jc w:val="both"/>
+            </w:pPr>
+            <w:r>
+              <w:rPr>
+                <w:rFonts w:ascii="Arial" w:cs="Arial" w:eastAsia="Arial" w:hAnsi="Arial"/>
+                <w:b/>
+                <w:bCs/>
+                <w:sz w:val="21"/>
+                <w:szCs w:val="21"/>
+              </w:rPr>
+              <w:t xml:space="preserve">RESUMO RÁPIDO</w:t>
+            </w:r>
+          </w:p>
+          <w:p>
+            <w:pPr>
+              <w:spacing w:after="100" w:line="264" w:lineRule="auto"/>
+              <w:jc w:val="both"/>
+            </w:pPr>
+            <w:r>
+              <w:rPr>
+                <w:rFonts w:ascii="Arial" w:cs="Arial" w:eastAsia="Arial" w:hAnsi="Arial"/>
+                <w:sz w:val="21"/>
+                <w:szCs w:val="21"/>
+              </w:rPr>
+              <w:t xml:space="preserve">Instalar para um operador (não programador): pegue o CD(3) DSE, dê duplo clique no Setup.exe, siga o assistente. Pronto — 3 passos, sem internet, ícone criado sozinho. Detalhes na seção 4.1.</w:t>
+            </w:r>
+          </w:p>
+          <w:p>
+            <w:pPr>
+              <w:spacing w:after="100" w:line="264" w:lineRule="auto"/>
+              <w:jc w:val="both"/>
+            </w:pPr>
+            <w:r>
+              <w:rPr>
+                <w:rFonts w:ascii="Arial" w:cs="Arial" w:eastAsia="Arial" w:hAnsi="Arial"/>
+                <w:sz w:val="21"/>
+                <w:szCs w:val="21"/>
+              </w:rPr>
+              <w:t xml:space="preserve">Instalar para desenvolvimento/manutenção do software: use o CD(1) DAD + CD(2) DSF, seções 4.2/4.3.</w:t>
+            </w:r>
+          </w:p>
+          <w:p>
+            <w:pPr>
+              <w:spacing w:after="0" w:line="264" w:lineRule="auto"/>
+              <w:jc w:val="both"/>
+            </w:pPr>
+            <w:r>
+              <w:rPr>
+                <w:rFonts w:ascii="Arial" w:cs="Arial" w:eastAsia="Arial" w:hAnsi="Arial"/>
+                <w:sz w:val="21"/>
+                <w:szCs w:val="21"/>
+              </w:rPr>
+              <w:t xml:space="preserve">Em nenhum dos dois casos o computador de destino precisa de internet. A preparação das mídias (que usa internet) é trabalho de quem mantém o software, feito antes e em outro lugar — ver ANEXO A, no fim deste documento.</w:t>
+            </w:r>
+          </w:p>
+        </w:tc>
+      </w:tr>
+    </w:tbl>
     <w:p>
       <w:pPr>
         <w:keepNext/>
@@ -379,7 +473,7 @@
           <w:sz w:val="21"/>
           <w:szCs w:val="21"/>
         </w:rPr>
-        <w:t xml:space="preserve">IMPORTANTE: a instalação em campo/fábrica é sempre realizada em computador com Windows (10 ou 11) e sem conexão à internet — a partir de mídia previamente gravada e arquivada no repositório físico da fábrica, no padrão de identificação da empresa: CD(1) DAD (Ambiente de Desenvolvimento), CD(2) DSF (Código Fonte) e CD(3) DSE (Executável). Este procedimento reflete esse cenário como o caminho normal de uso; a preparação de cada mídia (que exige internet, mas é feita à parte, por quem mantém o software) é descrita separadamente na seção 4.1.</w:t>
+        <w:t xml:space="preserve">IMPORTANTE: em nenhum momento da instalação — em qualquer um dos caminhos desta seção — é permitido ou necessário usar internet no computador de destino. As três mídias (CD(1) DAD, CD(2) DSF, CD(3) DSE) já contêm tudo o que a instalação exige, sem depender de baixar mais nada nem de outra pessoa preparar algo na hora. A preparação dessas mídias (que exige internet) é atividade separada, de quem mantém o software, feita antes e em outro computador — ver o ANEXO A no fim deste documento, que não faz parte da sequência de instalação.</w:t>
       </w:r>
     </w:p>
     <w:p>
@@ -407,7 +501,7 @@
           <w:sz w:val="21"/>
           <w:szCs w:val="21"/>
         </w:rPr>
-        <w:t xml:space="preserve">IMPORTANTE: quem vai operar o software no dia a dia (equipe de chão de fábrica, sem conhecimento de programação) instala exclusivamente pela seção 4.4 — CD(3) DSE, instalador (Setup.exe). É o único caminho que resulta num programa comum: ícone na Área de Trabalho e no Menu Iniciar, com a logo da Avibras, abrindo com duplo clique, sem terminal, sem script .bat e sem editor de código. As seções 4.2 (código-fonte) e 4.3 (pasta executável solta) destinam-se a desenvolvimento e manutenção do software, nunca à instalação para o operador final.</w:t>
+        <w:t xml:space="preserve">IMPORTANTE: quem vai operar o software no dia a dia (equipe de chão de fábrica, sem conhecimento de programação) instala exclusivamente pela seção 4.1 — CD(3) DSE, instalador (Setup.exe). É o único caminho que resulta num programa comum: ícone na Área de Trabalho e no Menu Iniciar, com a logo da Avibras, abrindo com duplo clique, sem terminal, sem script .bat e sem editor de código. As seções 4.2 (pasta executável solta) e 4.3 (código-fonte) destinam-se a desenvolvimento e manutenção do software, nunca à instalação para o operador final.</w:t>
       </w:r>
     </w:p>
     <w:p>
@@ -828,7 +922,7 @@
                 <w:sz w:val="21"/>
                 <w:szCs w:val="21"/>
               </w:rPr>
-              <w:t xml:space="preserve">CD(3) DSE — Executável: o instalador Setup.exe já compilado — ÚNICO material necessário para instalar no computador do operador final (seção 4.4)</w:t>
+              <w:t xml:space="preserve">CD(3) DSE — Executável: o instalador Setup.exe já compilado — ÚNICO material necessário para instalar no computador do operador final (seção 4.1)</w:t>
             </w:r>
           </w:p>
         </w:tc>
@@ -974,7 +1068,7 @@
                 <w:sz w:val="21"/>
                 <w:szCs w:val="21"/>
               </w:rPr>
-              <w:t xml:space="preserve">CD(1) DAD — Ambiente de Desenvolvimento: instaladores do Python 3.10+ e do VS Code (editor usado no desenvolvimento) e o pacote offline_packages; só para instalação a partir do código-fonte, em máquina de desenvolvimento/manutenção (seção 4.2)</w:t>
+              <w:t xml:space="preserve">CD(1) DAD — Ambiente de Desenvolvimento: Python 3.10 portátil (sem instalador), instalador do VS Code e o pacote offline_packages, todos já incluídos na mídia; só para instalação a partir do código-fonte, em máquina de desenvolvimento/manutenção (seção 4.3)</w:t>
             </w:r>
           </w:p>
         </w:tc>
@@ -1120,7 +1214,7 @@
                 <w:sz w:val="21"/>
                 <w:szCs w:val="21"/>
               </w:rPr>
-              <w:t xml:space="preserve">CD(2) DSF — Código Fonte: pasta python-app completa; só para instalação a partir do código-fonte, em máquina de desenvolvimento/manutenção (seção 4.2)</w:t>
+              <w:t xml:space="preserve">CD(2) DSF — Código Fonte: pasta python-app completa; só para instalação a partir do código-fonte, em máquina de desenvolvimento/manutenção (seção 4.3)</w:t>
             </w:r>
           </w:p>
         </w:tc>
@@ -1209,7 +1303,7 @@
           <w:sz w:val="21"/>
           <w:szCs w:val="21"/>
         </w:rPr>
-        <w:t xml:space="preserve">Para instalar no computador de um operador final, basta o CD(3) DSE (item 2) — não é necessário separar CD(1) e CD(2) nesse caso. O par CD(1)+CD(2) só é retirado do repositório físico da fábrica quando a instalação for para fins de desenvolvimento ou manutenção do próprio software (seção 4.2), ou para gerar um novo CD(3) DSE (seção 4.1, passo 3).</w:t>
+        <w:t xml:space="preserve">Para instalar no computador de um operador final, basta o CD(3) DSE (item 2) — não é necessário separar CD(1) e CD(2) nesse caso. O par CD(1)+CD(2) só é retirado do repositório físico da fábrica quando a instalação for para fins de desenvolvimento ou manutenção do próprio software (seção 4.3).</w:t>
       </w:r>
     </w:p>
     <w:p>
@@ -1230,6 +1324,68 @@
     </w:p>
     <w:p>
       <w:pPr>
+        <w:spacing w:after="60" w:before="120"/>
+        <w:jc w:val="center"/>
+      </w:pPr>
+      <w:r>
+        <w:drawing>
+          <wp:inline distT="0" distB="0" distL="0" distR="0">
+            <wp:extent cx="5905500" cy="3514725"/>
+            <wp:effectExtent t="0" r="0" b="0" l="0"/>
+            <wp:docPr id="1" name="" descr="" title=""/>
+            <wp:cNvGraphicFramePr>
+              <a:graphicFrameLocks xmlns:a="http://schemas.openxmlformats.org/drawingml/2006/main" noChangeAspect="1"/>
+            </wp:cNvGraphicFramePr>
+            <a:graphic xmlns:a="http://schemas.openxmlformats.org/drawingml/2006/main">
+              <a:graphicData uri="http://schemas.openxmlformats.org/drawingml/2006/picture">
+                <pic:pic xmlns:pic="http://schemas.openxmlformats.org/drawingml/2006/picture">
+                  <pic:nvPicPr>
+                    <pic:cNvPr id="0" name="" descr=""/>
+                    <pic:cNvPicPr>
+                      <a:picLocks noChangeAspect="1" noChangeArrowheads="1"/>
+                    </pic:cNvPicPr>
+                  </pic:nvPicPr>
+                  <pic:blipFill>
+                    <a:blip r:embed="rId9" cstate="none"/>
+                    <a:srcRect/>
+                    <a:stretch>
+                      <a:fillRect/>
+                    </a:stretch>
+                  </pic:blipFill>
+                  <pic:spPr bwMode="auto">
+                    <a:xfrm>
+                      <a:off x="0" y="0"/>
+                      <a:ext cx="5905500" cy="3514725"/>
+                    </a:xfrm>
+                    <a:prstGeom prst="rect">
+                      <a:avLst/>
+                    </a:prstGeom>
+                  </pic:spPr>
+                </pic:pic>
+              </a:graphicData>
+            </a:graphic>
+          </wp:inline>
+        </w:drawing>
+      </w:r>
+    </w:p>
+    <w:p>
+      <w:pPr>
+        <w:spacing w:after="160"/>
+        <w:jc w:val="center"/>
+      </w:pPr>
+      <w:r>
+        <w:rPr>
+          <w:rFonts w:ascii="Arial" w:cs="Arial" w:eastAsia="Arial" w:hAnsi="Arial"/>
+          <w:i/>
+          <w:iCs/>
+          <w:sz w:val="18"/>
+          <w:szCs w:val="18"/>
+        </w:rPr>
+        <w:t xml:space="preserve">Figura 1 — Diagrama em blocos do setup de instalação: os dois caminhos (operador final via CD(3) DSE; desenvolvimento/manutenção via CD(1) DAD + CD(2) DSF) e o resultado em cada um. Fonte editável (SVG): docs/diagramas/diagrama-setup-instalacao.svg.</w:t>
+      </w:r>
+    </w:p>
+    <w:p>
+      <w:pPr>
         <w:spacing w:after="100" w:line="264" w:lineRule="auto"/>
         <w:ind w:left="500"/>
         <w:jc w:val="both"/>
@@ -1255,7 +1411,7 @@
           <w:sz w:val="21"/>
           <w:szCs w:val="21"/>
         </w:rPr>
-        <w:t xml:space="preserve">b) se o computador de destino é o de um operador final (uso do software no dia a dia): retirar apenas o CD(3) DSE do repositório físico da fábrica, e seguir direto para a seção 4.4 — não usar as seções 4.2/4.3 nesse caso;</w:t>
+        <w:t xml:space="preserve">b) se o computador de destino é o de um operador final (uso do software no dia a dia): retirar apenas o CD(3) DSE do repositório físico da fábrica, e seguir direto para a seção 4.1 — não usar as seções 4.2/4.3 nesse caso;</w:t>
       </w:r>
     </w:p>
     <w:p>
@@ -1270,7 +1426,7 @@
           <w:sz w:val="21"/>
           <w:szCs w:val="21"/>
         </w:rPr>
-        <w:t xml:space="preserve">c) se for instalação para desenvolvimento/manutenção do software: retirar o CD(1) DAD e o CD(2) DSF, e seguir a seção 4.2;</w:t>
+        <w:t xml:space="preserve">c) se for instalação para desenvolvimento/manutenção do software: retirar o CD(1) DAD e o CD(2) DSF, e seguir a seção 4.3;</w:t>
       </w:r>
     </w:p>
     <w:p>
@@ -1318,7 +1474,7 @@
           <w:sz w:val="21"/>
           <w:szCs w:val="21"/>
         </w:rPr>
-        <w:t xml:space="preserve">4.1 Preparação das mídias CD(1) DAD, CD(2) DSF e CD(3) DSE (feita à parte, com internet — não é a instalação em si)</w:t>
+        <w:t xml:space="preserve">4.1 Instalação a partir do CD(3) DSE — instalador (Setup.exe) — CAMINHO PARA O OPERADOR FINAL</w:t>
       </w:r>
     </w:p>
     <w:p>
@@ -1332,7 +1488,7 @@
           <w:sz w:val="21"/>
           <w:szCs w:val="21"/>
         </w:rPr>
-        <w:t xml:space="preserve">Esta etapa NÃO é executada no computador de destino em campo/fábrica. É feita uma única vez por versão do software, por quem mantém o projeto, numa máquina com Python e internet, para gerar o conteúdo que será gravado em cada mídia e arquivado no repositório físico da fábrica.</w:t>
+        <w:t xml:space="preserve">Este é o caminho a usar sempre que quem vai operar o software não for programador. O instalador cria um ícone na Área de Trabalho e uma entrada no Menu Iniciar, com a logo da Avibras Aeroco, e o software abre com duplo clique como qualquer outro programa do Windows — sem terminal, sem script .bat, sem editor de código, e sem internet em nenhum momento. Aplicável quando o CD(3) DSE traz o instalador já gerado (Inclinometro-2Eixos-Setup-2.0.0.exe). Não exige Python, CD(1) DAD, CD(2) DSF nem Inno Setup no computador de destino.</w:t>
       </w:r>
     </w:p>
     <w:p>
@@ -1357,7 +1513,7 @@
           <w:sz w:val="21"/>
           <w:szCs w:val="21"/>
         </w:rPr>
-        <w:t xml:space="preserve">CD(1) DAD: numa máquina com internet, dar duplo clique em windows\build_offline_bundle.bat. Baixa todos os pacotes de requirements.txt (PyQt5, pymodbus, pyserial, bleak — incluindo o backend Bluetooth do Windows — reportlab, matplotlib, numpy) para windows\offline_packages. Gravar essa pasta, junto com o instalador oficial do Python 3.10+ (https://www.python.org/downloads/windows/) e o instalador do VS Code ("User Installer" x64, https://code.visualstudio.com/download — o editor usado no desenvolvimento do software), no CD(1) DAD.</w:t>
+        <w:t xml:space="preserve">Copiar o arquivo .exe do CD(3) DSE para o computador de destino e executá-lo (duplo clique).</w:t>
       </w:r>
     </w:p>
     <w:p>
@@ -1382,7 +1538,7 @@
           <w:sz w:val="21"/>
           <w:szCs w:val="21"/>
         </w:rPr>
-        <w:t xml:space="preserve">CD(2) DSF: gravar a pasta python-app inteira (código-fonte, sem windows\offline_packages — esse fica só no CD(1)) no CD(2) DSF.</w:t>
+        <w:t xml:space="preserve">Seguir o assistente de instalação — instala em "Arquivos de Programas", cria atalho no Menu Iniciar e, com a caixa "Criar atalho na Área de Trabalho" marcada (vem marcada por padrão), também na Área de Trabalho.</w:t>
       </w:r>
     </w:p>
     <w:p>
@@ -1407,7 +1563,38 @@
           <w:sz w:val="21"/>
           <w:szCs w:val="21"/>
         </w:rPr>
-        <w:t xml:space="preserve">CD(3) DSE (opcional, alternativa aos dois acima): usando o CD(1) e o CD(2) já preparados numa máquina Windows, rodar windows\build_exe.bat (gera dist\Inclinometro2Eixos\) ou windows\build_installer.bat (gera o instalador Setup.exe, exige Inno Setup só nesta máquina de geração) e gravar o resultado no CD(3) DSE.</w:t>
+        <w:t xml:space="preserve">Ao final, o próprio assistente oferece abrir o software imediatamente ("Abrir Inclinometro 2 Eixos (Avibras Aeroco) agora"). Nas próximas vezes, basta dar duplo clique no ícone criado.</w:t>
+      </w:r>
+    </w:p>
+    <w:p>
+      <w:pPr>
+        <w:keepNext/>
+        <w:spacing w:after="120" w:before="200"/>
+        <w:ind w:left="0"/>
+      </w:pPr>
+      <w:r>
+        <w:rPr>
+          <w:rFonts w:ascii="Arial" w:cs="Arial" w:eastAsia="Arial" w:hAnsi="Arial"/>
+          <w:b/>
+          <w:bCs/>
+          <w:sz w:val="21"/>
+          <w:szCs w:val="21"/>
+        </w:rPr>
+        <w:t xml:space="preserve">4.2 Instalação a partir do CD(3) DSE — pasta executável solta (só para desenvolvimento/manutenção, NÃO para o operador final)</w:t>
+      </w:r>
+    </w:p>
+    <w:p>
+      <w:pPr>
+        <w:spacing w:after="160" w:before="0" w:line="264" w:lineRule="auto"/>
+        <w:jc w:val="both"/>
+      </w:pPr>
+      <w:r>
+        <w:rPr>
+          <w:rFonts w:ascii="Arial" w:cs="Arial" w:eastAsia="Arial" w:hAnsi="Arial"/>
+          <w:sz w:val="21"/>
+          <w:szCs w:val="21"/>
+        </w:rPr>
+        <w:t xml:space="preserve">Aplicável quando o CD(3) DSE traz a pasta já gerada (dist\Inclinometro2Eixos\), preparada previamente por quem mantém o software (ANEXO A). Não exige Python, CD(1) DAD, CD(2) DSF nem internet no computador de destino — mas também não cria ícone na Área de Trabalho nem no Menu Iniciar, e mistura o .exe com vários outros arquivos (bibliotecas) na mesma pasta. Usar apenas para testes rápidos por quem já sabe o que está fazendo; para instalar no computador de um operador final, usar a seção 4.1.</w:t>
       </w:r>
     </w:p>
     <w:p>
@@ -1424,15 +1611,40 @@
           <w:sz w:val="21"/>
           <w:szCs w:val="21"/>
         </w:rPr>
-        <w:t xml:space="preserve">4. </w:t>
-      </w:r>
-      <w:r>
-        <w:rPr>
-          <w:rFonts w:ascii="Arial" w:cs="Arial" w:eastAsia="Arial" w:hAnsi="Arial"/>
-          <w:sz w:val="21"/>
-          <w:szCs w:val="21"/>
-        </w:rPr>
-        <w:t xml:space="preserve">Arquivar as mídias no repositório físico da fábrica, identificadas com a versão do software (python-app/app_version.py) e a data de preparação.</w:t>
+        <w:t xml:space="preserve">1. </w:t>
+      </w:r>
+      <w:r>
+        <w:rPr>
+          <w:rFonts w:ascii="Arial" w:cs="Arial" w:eastAsia="Arial" w:hAnsi="Arial"/>
+          <w:sz w:val="21"/>
+          <w:szCs w:val="21"/>
+        </w:rPr>
+        <w:t xml:space="preserve">Copiar a pasta dist\Inclinometro2Eixos inteira do CD(3) DSE para o computador de destino.</w:t>
+      </w:r>
+    </w:p>
+    <w:p>
+      <w:pPr>
+        <w:spacing w:after="100" w:line="264" w:lineRule="auto"/>
+        <w:ind w:left="500" w:hanging="300"/>
+        <w:jc w:val="both"/>
+      </w:pPr>
+      <w:r>
+        <w:rPr>
+          <w:rFonts w:ascii="Arial" w:cs="Arial" w:eastAsia="Arial" w:hAnsi="Arial"/>
+          <w:b/>
+          <w:bCs/>
+          <w:sz w:val="21"/>
+          <w:szCs w:val="21"/>
+        </w:rPr>
+        <w:t xml:space="preserve">2. </w:t>
+      </w:r>
+      <w:r>
+        <w:rPr>
+          <w:rFonts w:ascii="Arial" w:cs="Arial" w:eastAsia="Arial" w:hAnsi="Arial"/>
+          <w:sz w:val="21"/>
+          <w:szCs w:val="21"/>
+        </w:rPr>
+        <w:t xml:space="preserve">Executar Inclinometro2Eixos.exe diretamente (dentro dessa pasta — não copiar só o .exe para fora, ele depende dos demais arquivos ao lado).</w:t>
       </w:r>
     </w:p>
     <w:p>
@@ -1449,7 +1661,7 @@
           <w:sz w:val="21"/>
           <w:szCs w:val="21"/>
         </w:rPr>
-        <w:t xml:space="preserve">4.2 Instalação a partir do CD(1) DAD + CD(2) DSF (código-fonte — só para desenvolvimento/manutenção, NÃO para o operador final)</w:t>
+        <w:t xml:space="preserve">4.3 Instalação a partir do CD(1) DAD + CD(2) DSF (código-fonte — só para desenvolvimento/manutenção, NÃO para o operador final)</w:t>
       </w:r>
     </w:p>
     <w:p>
@@ -1463,7 +1675,7 @@
           <w:sz w:val="21"/>
           <w:szCs w:val="21"/>
         </w:rPr>
-        <w:t xml:space="preserve">Este caminho abre o software por um script (windows\run.bat), sem ícone de atalho — inadequado para quem não tem familiaridade com terminal/scripts do Windows. Usar apenas para desenvolvimento e manutenção do software; para instalar no computador de um operador final, usar a seção 4.4.</w:t>
+        <w:t xml:space="preserve">Este caminho abre o software por um script (windows\run.bat), sem ícone de atalho — inadequado para quem não tem familiaridade com terminal/scripts do Windows. Usar apenas para desenvolvimento e manutenção do software; para instalar no computador de um operador final, usar a seção 4.1.</w:t>
       </w:r>
     </w:p>
     <w:p>
@@ -1513,7 +1725,7 @@
           <w:sz w:val="21"/>
           <w:szCs w:val="21"/>
         </w:rPr>
-        <w:t xml:space="preserve">Copiar a pasta offline_packages do CD(1) DAD para dentro de python-app\windows\offline_packages.</w:t>
+        <w:t xml:space="preserve">Copiar a pasta "python" de dentro de python-3.10.21-portable-win64\ (no CD(1) DAD) para python-app\windows\python-portable — ou seja, o caminho final deve ser python-app\windows\python-portable\python.exe. É uma distribuição Python pronta para uso, sem instalador: não precisa executar nada, só copiar a pasta.</w:t>
       </w:r>
     </w:p>
     <w:p>
@@ -1538,7 +1750,7 @@
           <w:sz w:val="21"/>
           <w:szCs w:val="21"/>
         </w:rPr>
-        <w:t xml:space="preserve">Se o Python 3.10+ ainda não estiver instalado, executar o instalador do CD(1) DAD marcando "Add python.exe to PATH".</w:t>
+        <w:t xml:space="preserve">Copiar a pasta offline_packages do CD(1) DAD para dentro de python-app\windows\offline_packages.</w:t>
       </w:r>
     </w:p>
     <w:p>
@@ -1563,7 +1775,7 @@
           <w:sz w:val="21"/>
           <w:szCs w:val="21"/>
         </w:rPr>
-        <w:t xml:space="preserve">Se for editar o código (não apenas rodá-lo), instalar também o VS Code a partir do instalador do CD(1) DAD, e abrir a pasta python-app por ele.</w:t>
+        <w:t xml:space="preserve">Se for editar o código (não apenas rodá-lo), executar o instalador do VS Code (VSCodiumUserSetup-x64-*.exe) do CD(1) DAD — não precisa de direitos de administrador — e abrir a pasta python-app por ele.</w:t>
       </w:r>
     </w:p>
     <w:p>
@@ -1588,7 +1800,7 @@
           <w:sz w:val="21"/>
           <w:szCs w:val="21"/>
         </w:rPr>
-        <w:t xml:space="preserve">Dar duplo clique em windows\install.bat. O script detecta automaticamente a pasta windows\offline_packages e instala as dependências a partir dela, sem tentar acessar a internet.</w:t>
+        <w:t xml:space="preserve">Dar duplo clique em windows\install.bat. O script detecta automaticamente o Python portátil (passo 2) e a pasta offline_packages (passo 3), e instala tudo sem tentar acessar a internet.</w:t>
       </w:r>
     </w:p>
     <w:p>
@@ -1618,20 +1830,6 @@
     </w:p>
     <w:p>
       <w:pPr>
-        <w:spacing w:after="160" w:before="0" w:line="264" w:lineRule="auto"/>
-        <w:jc w:val="both"/>
-      </w:pPr>
-      <w:r>
-        <w:rPr>
-          <w:rFonts w:ascii="Arial" w:cs="Arial" w:eastAsia="Arial" w:hAnsi="Arial"/>
-          <w:sz w:val="21"/>
-          <w:szCs w:val="21"/>
-        </w:rPr>
-        <w:t xml:space="preserve">Se windows\offline_packages não estiver presente (CD(1) não copiado), install.bat tenta instalar pela internet — caminho válido apenas em ambiente de desenvolvimento, nunca em campo/fábrica.</w:t>
-      </w:r>
-    </w:p>
-    <w:p>
-      <w:pPr>
         <w:keepNext/>
         <w:spacing w:after="120" w:before="200"/>
         <w:ind w:left="0"/>
@@ -1644,7 +1842,7 @@
           <w:sz w:val="21"/>
           <w:szCs w:val="21"/>
         </w:rPr>
-        <w:t xml:space="preserve">4.3 Instalação a partir do CD(3) DSE — pasta executável solta (só para desenvolvimento/manutenção, NÃO para o operador final)</w:t>
+        <w:t xml:space="preserve">4.4 Configuração inicial</w:t>
       </w:r>
     </w:p>
     <w:p>
@@ -1658,57 +1856,66 @@
           <w:sz w:val="21"/>
           <w:szCs w:val="21"/>
         </w:rPr>
-        <w:t xml:space="preserve">Aplicável quando o CD(3) DSE traz a pasta já gerada (dist\Inclinometro2Eixos\), preparada previamente por quem mantém o software (seção 4.1, passo 3). Não exige Python, CD(1) DAD, CD(2) DSF nem internet no computador de destino — mas também não cria ícone na Área de Trabalho nem no Menu Iniciar, e mistura o .exe com vários outros arquivos (bibliotecas) na mesma pasta. Usar apenas para testes rápidos por quem já sabe o que está fazendo; para instalar no computador de um operador final, usar a seção 4.4.</w:t>
+        <w:t xml:space="preserve">Após a primeira execução, acessar "Configurações..." e selecionar o modo de operação:</w:t>
       </w:r>
     </w:p>
     <w:p>
       <w:pPr>
         <w:spacing w:after="100" w:line="264" w:lineRule="auto"/>
-        <w:ind w:left="500" w:hanging="300"/>
+        <w:ind w:left="500"/>
         <w:jc w:val="both"/>
       </w:pPr>
       <w:r>
         <w:rPr>
           <w:rFonts w:ascii="Arial" w:cs="Arial" w:eastAsia="Arial" w:hAnsi="Arial"/>
-          <w:b/>
-          <w:bCs/>
-          <w:sz w:val="21"/>
-          <w:szCs w:val="21"/>
-        </w:rPr>
-        <w:t xml:space="preserve">1. </w:t>
-      </w:r>
-      <w:r>
-        <w:rPr>
-          <w:rFonts w:ascii="Arial" w:cs="Arial" w:eastAsia="Arial" w:hAnsi="Arial"/>
-          <w:sz w:val="21"/>
-          <w:szCs w:val="21"/>
-        </w:rPr>
-        <w:t xml:space="preserve">Copiar a pasta dist\Inclinometro2Eixos inteira do CD(3) DSE para o computador de destino.</w:t>
+          <w:sz w:val="21"/>
+          <w:szCs w:val="21"/>
+        </w:rPr>
+        <w:t xml:space="preserve">a) Simulação — gera ângulos sintéticos, sem hardware conectado; recomendado para a verificação inicial;</w:t>
       </w:r>
     </w:p>
     <w:p>
       <w:pPr>
         <w:spacing w:after="100" w:line="264" w:lineRule="auto"/>
-        <w:ind w:left="500" w:hanging="300"/>
+        <w:ind w:left="500"/>
         <w:jc w:val="both"/>
       </w:pPr>
       <w:r>
         <w:rPr>
           <w:rFonts w:ascii="Arial" w:cs="Arial" w:eastAsia="Arial" w:hAnsi="Arial"/>
-          <w:b/>
-          <w:bCs/>
-          <w:sz w:val="21"/>
-          <w:szCs w:val="21"/>
-        </w:rPr>
-        <w:t xml:space="preserve">2. </w:t>
-      </w:r>
-      <w:r>
-        <w:rPr>
-          <w:rFonts w:ascii="Arial" w:cs="Arial" w:eastAsia="Arial" w:hAnsi="Arial"/>
-          <w:sz w:val="21"/>
-          <w:szCs w:val="21"/>
-        </w:rPr>
-        <w:t xml:space="preserve">Executar Inclinometro2Eixos.exe diretamente (dentro dessa pasta — não copiar só o .exe para fora, ele depende dos demais arquivos ao lado).</w:t>
+          <w:sz w:val="21"/>
+          <w:szCs w:val="21"/>
+        </w:rPr>
+        <w:t xml:space="preserve">b) Real (USB/Modbus RTU) — cabo USB direto ao ESP32; selecionar a porta serial (ou "Detectar automaticamente"), o baud rate e o endereço Modbus;</w:t>
+      </w:r>
+    </w:p>
+    <w:p>
+      <w:pPr>
+        <w:spacing w:after="100" w:line="264" w:lineRule="auto"/>
+        <w:ind w:left="500"/>
+        <w:jc w:val="both"/>
+      </w:pPr>
+      <w:r>
+        <w:rPr>
+          <w:rFonts w:ascii="Arial" w:cs="Arial" w:eastAsia="Arial" w:hAnsi="Arial"/>
+          <w:sz w:val="21"/>
+          <w:szCs w:val="21"/>
+        </w:rPr>
+        <w:t xml:space="preserve">c) Real (Bluetooth BLE) — usar "Escanear" para localizar o dispositivo, ou informar o endereço manualmente.</w:t>
+      </w:r>
+    </w:p>
+    <w:p>
+      <w:pPr>
+        <w:spacing w:after="160" w:before="0" w:line="264" w:lineRule="auto"/>
+        <w:jc w:val="both"/>
+      </w:pPr>
+      <w:r>
+        <w:rPr>
+          <w:rFonts w:ascii="Arial" w:cs="Arial" w:eastAsia="Arial" w:hAnsi="Arial"/>
+          <w:sz w:val="21"/>
+          <w:szCs w:val="21"/>
+        </w:rPr>
+        <w:t xml:space="preserve">Em qualquer modo real, usar "Testar conexão com ESP32" para confirmar a comunicação antes de iniciar uma sessão. Nenhum desses modos exige internet — o Bluetooth e o USB são locais, entre o notebook e o ESP32.</w:t>
       </w:r>
     </w:p>
     <w:p>
@@ -1725,203 +1932,7 @@
           <w:sz w:val="21"/>
           <w:szCs w:val="21"/>
         </w:rPr>
-        <w:t xml:space="preserve">4.4 Instalação a partir do CD(3) DSE — instalador (Setup.exe) — CAMINHO PARA O OPERADOR FINAL</w:t>
-      </w:r>
-    </w:p>
-    <w:p>
-      <w:pPr>
-        <w:spacing w:after="160" w:before="0" w:line="264" w:lineRule="auto"/>
-        <w:jc w:val="both"/>
-      </w:pPr>
-      <w:r>
-        <w:rPr>
-          <w:rFonts w:ascii="Arial" w:cs="Arial" w:eastAsia="Arial" w:hAnsi="Arial"/>
-          <w:sz w:val="21"/>
-          <w:szCs w:val="21"/>
-        </w:rPr>
-        <w:t xml:space="preserve">Este é o caminho a usar sempre que quem vai operar o software não for programador. O instalador cria um ícone na Área de Trabalho e uma entrada no Menu Iniciar, com a logo da Avibras Aeroco, e o software abre com duplo clique como qualquer outro programa do Windows — sem terminal, sem script .bat, sem editor de código. Aplicável quando o CD(3) DSE traz o instalador já gerado (Inclinometro-2Eixos-Setup-2.0.0.exe). Não exige Python, CD(1) DAD, CD(2) DSF, Inno Setup nem internet no computador de destino.</w:t>
-      </w:r>
-    </w:p>
-    <w:p>
-      <w:pPr>
-        <w:spacing w:after="100" w:line="264" w:lineRule="auto"/>
-        <w:ind w:left="500" w:hanging="300"/>
-        <w:jc w:val="both"/>
-      </w:pPr>
-      <w:r>
-        <w:rPr>
-          <w:rFonts w:ascii="Arial" w:cs="Arial" w:eastAsia="Arial" w:hAnsi="Arial"/>
-          <w:b/>
-          <w:bCs/>
-          <w:sz w:val="21"/>
-          <w:szCs w:val="21"/>
-        </w:rPr>
-        <w:t xml:space="preserve">1. </w:t>
-      </w:r>
-      <w:r>
-        <w:rPr>
-          <w:rFonts w:ascii="Arial" w:cs="Arial" w:eastAsia="Arial" w:hAnsi="Arial"/>
-          <w:sz w:val="21"/>
-          <w:szCs w:val="21"/>
-        </w:rPr>
-        <w:t xml:space="preserve">Copiar o arquivo .exe do CD(3) DSE para o computador de destino e executá-lo (duplo clique).</w:t>
-      </w:r>
-    </w:p>
-    <w:p>
-      <w:pPr>
-        <w:spacing w:after="100" w:line="264" w:lineRule="auto"/>
-        <w:ind w:left="500" w:hanging="300"/>
-        <w:jc w:val="both"/>
-      </w:pPr>
-      <w:r>
-        <w:rPr>
-          <w:rFonts w:ascii="Arial" w:cs="Arial" w:eastAsia="Arial" w:hAnsi="Arial"/>
-          <w:b/>
-          <w:bCs/>
-          <w:sz w:val="21"/>
-          <w:szCs w:val="21"/>
-        </w:rPr>
-        <w:t xml:space="preserve">2. </w:t>
-      </w:r>
-      <w:r>
-        <w:rPr>
-          <w:rFonts w:ascii="Arial" w:cs="Arial" w:eastAsia="Arial" w:hAnsi="Arial"/>
-          <w:sz w:val="21"/>
-          <w:szCs w:val="21"/>
-        </w:rPr>
-        <w:t xml:space="preserve">Seguir o assistente de instalação — instala em "Arquivos de Programas", cria atalho no Menu Iniciar e, com a caixa "Criar atalho na Área de Trabalho" marcada (vem marcada por padrão), também na Área de Trabalho.</w:t>
-      </w:r>
-    </w:p>
-    <w:p>
-      <w:pPr>
-        <w:spacing w:after="100" w:line="264" w:lineRule="auto"/>
-        <w:ind w:left="500" w:hanging="300"/>
-        <w:jc w:val="both"/>
-      </w:pPr>
-      <w:r>
-        <w:rPr>
-          <w:rFonts w:ascii="Arial" w:cs="Arial" w:eastAsia="Arial" w:hAnsi="Arial"/>
-          <w:b/>
-          <w:bCs/>
-          <w:sz w:val="21"/>
-          <w:szCs w:val="21"/>
-        </w:rPr>
-        <w:t xml:space="preserve">3. </w:t>
-      </w:r>
-      <w:r>
-        <w:rPr>
-          <w:rFonts w:ascii="Arial" w:cs="Arial" w:eastAsia="Arial" w:hAnsi="Arial"/>
-          <w:sz w:val="21"/>
-          <w:szCs w:val="21"/>
-        </w:rPr>
-        <w:t xml:space="preserve">Ao final, o próprio assistente oferece abrir o software imediatamente ("Abrir Inclinometro 2 Eixos (Avibras Aeroco) agora"). Nas próximas vezes, basta dar duplo clique no ícone criado.</w:t>
-      </w:r>
-    </w:p>
-    <w:p>
-      <w:pPr>
-        <w:keepNext/>
-        <w:spacing w:after="120" w:before="200"/>
-        <w:ind w:left="0"/>
-      </w:pPr>
-      <w:r>
-        <w:rPr>
-          <w:rFonts w:ascii="Arial" w:cs="Arial" w:eastAsia="Arial" w:hAnsi="Arial"/>
-          <w:b/>
-          <w:bCs/>
-          <w:sz w:val="21"/>
-          <w:szCs w:val="21"/>
-        </w:rPr>
-        <w:t xml:space="preserve">4.5 Configuração inicial</w:t>
-      </w:r>
-    </w:p>
-    <w:p>
-      <w:pPr>
-        <w:spacing w:after="160" w:before="0" w:line="264" w:lineRule="auto"/>
-        <w:jc w:val="both"/>
-      </w:pPr>
-      <w:r>
-        <w:rPr>
-          <w:rFonts w:ascii="Arial" w:cs="Arial" w:eastAsia="Arial" w:hAnsi="Arial"/>
-          <w:sz w:val="21"/>
-          <w:szCs w:val="21"/>
-        </w:rPr>
-        <w:t xml:space="preserve">Após a primeira execução, acessar "Configurações..." e selecionar o modo de operação:</w:t>
-      </w:r>
-    </w:p>
-    <w:p>
-      <w:pPr>
-        <w:spacing w:after="100" w:line="264" w:lineRule="auto"/>
-        <w:ind w:left="500"/>
-        <w:jc w:val="both"/>
-      </w:pPr>
-      <w:r>
-        <w:rPr>
-          <w:rFonts w:ascii="Arial" w:cs="Arial" w:eastAsia="Arial" w:hAnsi="Arial"/>
-          <w:sz w:val="21"/>
-          <w:szCs w:val="21"/>
-        </w:rPr>
-        <w:t xml:space="preserve">a) Simulação — gera ângulos sintéticos, sem hardware conectado; recomendado para a verificação inicial;</w:t>
-      </w:r>
-    </w:p>
-    <w:p>
-      <w:pPr>
-        <w:spacing w:after="100" w:line="264" w:lineRule="auto"/>
-        <w:ind w:left="500"/>
-        <w:jc w:val="both"/>
-      </w:pPr>
-      <w:r>
-        <w:rPr>
-          <w:rFonts w:ascii="Arial" w:cs="Arial" w:eastAsia="Arial" w:hAnsi="Arial"/>
-          <w:sz w:val="21"/>
-          <w:szCs w:val="21"/>
-        </w:rPr>
-        <w:t xml:space="preserve">b) Real (USB/Modbus RTU) — cabo USB direto ao ESP32; selecionar a porta serial (ou "Detectar automaticamente"), o baud rate e o endereço Modbus;</w:t>
-      </w:r>
-    </w:p>
-    <w:p>
-      <w:pPr>
-        <w:spacing w:after="100" w:line="264" w:lineRule="auto"/>
-        <w:ind w:left="500"/>
-        <w:jc w:val="both"/>
-      </w:pPr>
-      <w:r>
-        <w:rPr>
-          <w:rFonts w:ascii="Arial" w:cs="Arial" w:eastAsia="Arial" w:hAnsi="Arial"/>
-          <w:sz w:val="21"/>
-          <w:szCs w:val="21"/>
-        </w:rPr>
-        <w:t xml:space="preserve">c) Real (Bluetooth BLE) — usar "Escanear" para localizar o dispositivo, ou informar o endereço manualmente.</w:t>
-      </w:r>
-    </w:p>
-    <w:p>
-      <w:pPr>
-        <w:spacing w:after="160" w:before="0" w:line="264" w:lineRule="auto"/>
-        <w:jc w:val="both"/>
-      </w:pPr>
-      <w:r>
-        <w:rPr>
-          <w:rFonts w:ascii="Arial" w:cs="Arial" w:eastAsia="Arial" w:hAnsi="Arial"/>
-          <w:sz w:val="21"/>
-          <w:szCs w:val="21"/>
-        </w:rPr>
-        <w:t xml:space="preserve">Em qualquer modo real, usar "Testar conexão com ESP32" para confirmar a comunicação antes de iniciar uma sessão. Nenhum desses modos exige internet — o Bluetooth e o USB são locais, entre o notebook e o ESP32.</w:t>
-      </w:r>
-    </w:p>
-    <w:p>
-      <w:pPr>
-        <w:keepNext/>
-        <w:spacing w:after="120" w:before="200"/>
-        <w:ind w:left="0"/>
-      </w:pPr>
-      <w:r>
-        <w:rPr>
-          <w:rFonts w:ascii="Arial" w:cs="Arial" w:eastAsia="Arial" w:hAnsi="Arial"/>
-          <w:b/>
-          <w:bCs/>
-          <w:sz w:val="21"/>
-          <w:szCs w:val="21"/>
-        </w:rPr>
-        <w:t xml:space="preserve">4.6 Verificação de aceitação</w:t>
+        <w:t xml:space="preserve">4.5 Verificação de aceitação</w:t>
       </w:r>
     </w:p>
     <w:p>
@@ -2142,7 +2153,7 @@
                 <w:sz w:val="21"/>
                 <w:szCs w:val="21"/>
               </w:rPr>
-              <w:t xml:space="preserve">Instalação pela seção 4.4 (Setup.exe): existe ícone clicável na Área de Trabalho e no Menu Iniciar, com a logo da Avibras Aeroco — o software abre por duplo clique, sem terminal nem script</w:t>
+              <w:t xml:space="preserve">Instalação pela seção 4.1 (Setup.exe): existe ícone clicável na Área de Trabalho e no Menu Iniciar, com a logo da Avibras Aeroco — o software abre por duplo clique, sem terminal nem script</w:t>
             </w:r>
           </w:p>
         </w:tc>
@@ -2858,7 +2869,7 @@
                 <w:sz w:val="21"/>
                 <w:szCs w:val="21"/>
               </w:rPr>
-              <w:t xml:space="preserve">Python não está na variável PATH do sistema</w:t>
+              <w:t xml:space="preserve">Pasta python-portable (seção 4.3, passo 2) não foi copiada, e não há Python instalado no sistema</w:t>
             </w:r>
           </w:p>
         </w:tc>
@@ -2894,7 +2905,7 @@
                 <w:sz w:val="21"/>
                 <w:szCs w:val="21"/>
               </w:rPr>
-              <w:t xml:space="preserve">Reinstalar o Python (a partir da mídia ou de um instalador já baixado) marcando "Add python.exe to PATH"</w:t>
+              <w:t xml:space="preserve">Copiar a pasta "python" do CD(1) DAD para python-app\windows\python-portable, conforme a seção 4.3</w:t>
             </w:r>
           </w:p>
         </w:tc>
@@ -3004,7 +3015,7 @@
                 <w:sz w:val="21"/>
                 <w:szCs w:val="21"/>
               </w:rPr>
-              <w:t xml:space="preserve">Solicitar CD(1) DAD atualizado, gerado com build_offline_bundle.bat (seção 4.1) numa máquina com internet; nunca tentar instalar pela internet no computador de campo/fábrica</w:t>
+              <w:t xml:space="preserve">Solicitar CD(1) DAD atualizado, gerado conforme o ANEXO A; nunca tentar instalar pela internet no computador de campo/fábrica</w:t>
             </w:r>
           </w:p>
         </w:tc>
@@ -3230,6 +3241,202 @@
         </w:tc>
       </w:tr>
     </w:tbl>
+    <w:p>
+      <w:pPr>
+        <w:keepNext/>
+        <w:spacing w:after="160" w:before="320"/>
+      </w:pPr>
+      <w:r>
+        <w:rPr>
+          <w:rFonts w:ascii="Arial" w:cs="Arial" w:eastAsia="Arial" w:hAnsi="Arial"/>
+          <w:b/>
+          <w:bCs/>
+          <w:sz w:val="22"/>
+          <w:szCs w:val="22"/>
+        </w:rPr>
+        <w:t xml:space="preserve">ANEXO A — PREPARAÇÃO DAS MÍDIAS CD(1) DAD, CD(2) DSF E CD(3) DSE</w:t>
+      </w:r>
+    </w:p>
+    <w:tbl>
+      <w:tblPr>
+        <w:tblW w:type="dxa" w:w="9638"/>
+        <w:tblBorders>
+          <w:top w:val="single" w:color="auto" w:sz="4"/>
+          <w:left w:val="single" w:color="auto" w:sz="4"/>
+          <w:bottom w:val="single" w:color="auto" w:sz="4"/>
+          <w:right w:val="single" w:color="auto" w:sz="4"/>
+          <w:insideH w:val="single" w:color="auto" w:sz="4"/>
+          <w:insideV w:val="single" w:color="auto" w:sz="4"/>
+        </w:tblBorders>
+      </w:tblPr>
+      <w:tblGrid>
+        <w:gridCol w:w="9638"/>
+      </w:tblGrid>
+      <w:tr>
+        <w:tc>
+          <w:tcPr>
+            <w:tcW w:type="dxa" w:w="9638"/>
+            <w:tcBorders>
+              <w:top w:val="single" w:color="000000" w:sz="4"/>
+              <w:left w:val="single" w:color="000000" w:sz="4"/>
+              <w:bottom w:val="single" w:color="000000" w:sz="4"/>
+              <w:right w:val="single" w:color="000000" w:sz="4"/>
+            </w:tcBorders>
+            <w:shd w:fill="F2F2F2" w:val="clear"/>
+            <w:tcMar>
+              <w:top w:type="dxa" w:w="140"/>
+              <w:left w:type="dxa" w:w="180"/>
+              <w:bottom w:type="dxa" w:w="140"/>
+              <w:right w:type="dxa" w:w="180"/>
+            </w:tcMar>
+          </w:tcPr>
+          <w:p>
+            <w:pPr>
+              <w:spacing w:after="100" w:line="264" w:lineRule="auto"/>
+              <w:jc w:val="both"/>
+            </w:pPr>
+            <w:r>
+              <w:rPr>
+                <w:rFonts w:ascii="Arial" w:cs="Arial" w:eastAsia="Arial" w:hAnsi="Arial"/>
+                <w:b/>
+                <w:bCs/>
+                <w:sz w:val="21"/>
+                <w:szCs w:val="21"/>
+              </w:rPr>
+              <w:t xml:space="preserve">Este anexo NÃO é um passo da instalação.</w:t>
+            </w:r>
+          </w:p>
+          <w:p>
+            <w:pPr>
+              <w:spacing w:after="0" w:line="264" w:lineRule="auto"/>
+              <w:jc w:val="both"/>
+            </w:pPr>
+            <w:r>
+              <w:rPr>
+                <w:rFonts w:ascii="Arial" w:cs="Arial" w:eastAsia="Arial" w:hAnsi="Arial"/>
+                <w:sz w:val="21"/>
+                <w:szCs w:val="21"/>
+              </w:rPr>
+              <w:t xml:space="preserve">É trabalho de quem mantém o software, feito uma única vez por versão, numa máquina de escritório com internet — nunca no computador de destino da instalação (campo/fábrica). Só é acionado quando uma mídia precisa ser gerada ou atualizada.</w:t>
+            </w:r>
+          </w:p>
+        </w:tc>
+      </w:tr>
+    </w:tbl>
+    <w:p>
+      <w:pPr>
+        <w:spacing w:after="100" w:line="264" w:lineRule="auto"/>
+        <w:ind w:left="500" w:hanging="300"/>
+        <w:jc w:val="both"/>
+      </w:pPr>
+      <w:r>
+        <w:rPr>
+          <w:rFonts w:ascii="Arial" w:cs="Arial" w:eastAsia="Arial" w:hAnsi="Arial"/>
+          <w:b/>
+          <w:bCs/>
+          <w:sz w:val="21"/>
+          <w:szCs w:val="21"/>
+        </w:rPr>
+        <w:t xml:space="preserve">1. </w:t>
+      </w:r>
+      <w:r>
+        <w:rPr>
+          <w:rFonts w:ascii="Arial" w:cs="Arial" w:eastAsia="Arial" w:hAnsi="Arial"/>
+          <w:sz w:val="21"/>
+          <w:szCs w:val="21"/>
+        </w:rPr>
+        <w:t xml:space="preserve">CD(1) DAD: numa máquina com internet, dar duplo clique em windows\build_offline_bundle.bat. Baixa todos os pacotes de requirements.txt (PyQt5, pymodbus, pyserial, bleak — incluindo o backend Bluetooth do Windows — reportlab, matplotlib, numpy) para windows\offline_packages. Gravar essa pasta no CD(1) DAD, junto com uma distribuição Python 3.10 portátil para Windows (ex.: python-build-standalone, install_only, x86_64-pc-windows-msvc — ou o instalador oficial em python.org/downloads/windows, se preferir) e o instalador do VS Code ("User Installer" x64, code.visualstudio.com/download — ou o instalador do VSCodium, equivalente sem telemetria, em github.com/VSCodium/vscodium/releases).</w:t>
+      </w:r>
+    </w:p>
+    <w:p>
+      <w:pPr>
+        <w:spacing w:after="100" w:line="264" w:lineRule="auto"/>
+        <w:ind w:left="500" w:hanging="300"/>
+        <w:jc w:val="both"/>
+      </w:pPr>
+      <w:r>
+        <w:rPr>
+          <w:rFonts w:ascii="Arial" w:cs="Arial" w:eastAsia="Arial" w:hAnsi="Arial"/>
+          <w:b/>
+          <w:bCs/>
+          <w:sz w:val="21"/>
+          <w:szCs w:val="21"/>
+        </w:rPr>
+        <w:t xml:space="preserve">2. </w:t>
+      </w:r>
+      <w:r>
+        <w:rPr>
+          <w:rFonts w:ascii="Arial" w:cs="Arial" w:eastAsia="Arial" w:hAnsi="Arial"/>
+          <w:sz w:val="21"/>
+          <w:szCs w:val="21"/>
+        </w:rPr>
+        <w:t xml:space="preserve">CD(2) DSF: gravar a pasta python-app inteira (código-fonte, sem windows\offline_packages e sem windows\python-portable — esses ficam só no CD(1)) no CD(2) DSF.</w:t>
+      </w:r>
+    </w:p>
+    <w:p>
+      <w:pPr>
+        <w:spacing w:after="100" w:line="264" w:lineRule="auto"/>
+        <w:ind w:left="500" w:hanging="300"/>
+        <w:jc w:val="both"/>
+      </w:pPr>
+      <w:r>
+        <w:rPr>
+          <w:rFonts w:ascii="Arial" w:cs="Arial" w:eastAsia="Arial" w:hAnsi="Arial"/>
+          <w:b/>
+          <w:bCs/>
+          <w:sz w:val="21"/>
+          <w:szCs w:val="21"/>
+        </w:rPr>
+        <w:t xml:space="preserve">3. </w:t>
+      </w:r>
+      <w:r>
+        <w:rPr>
+          <w:rFonts w:ascii="Arial" w:cs="Arial" w:eastAsia="Arial" w:hAnsi="Arial"/>
+          <w:sz w:val="21"/>
+          <w:szCs w:val="21"/>
+        </w:rPr>
+        <w:t xml:space="preserve">CD(3) DSE (opcional, alternativa ao par CD(1)+CD(2) para quem só quer instalar, não desenvolver): usando o CD(1) e o CD(2) já preparados numa máquina Windows, rodar windows\build_exe.bat (gera dist\Inclinometro2Eixos\) ou windows\build_installer.bat (gera o instalador Setup.exe, exige Inno Setup só nesta máquina de geração) e gravar o resultado no CD(3) DSE.</w:t>
+      </w:r>
+    </w:p>
+    <w:p>
+      <w:pPr>
+        <w:spacing w:after="100" w:line="264" w:lineRule="auto"/>
+        <w:ind w:left="500" w:hanging="300"/>
+        <w:jc w:val="both"/>
+      </w:pPr>
+      <w:r>
+        <w:rPr>
+          <w:rFonts w:ascii="Arial" w:cs="Arial" w:eastAsia="Arial" w:hAnsi="Arial"/>
+          <w:b/>
+          <w:bCs/>
+          <w:sz w:val="21"/>
+          <w:szCs w:val="21"/>
+        </w:rPr>
+        <w:t xml:space="preserve">4. </w:t>
+      </w:r>
+      <w:r>
+        <w:rPr>
+          <w:rFonts w:ascii="Arial" w:cs="Arial" w:eastAsia="Arial" w:hAnsi="Arial"/>
+          <w:sz w:val="21"/>
+          <w:szCs w:val="21"/>
+        </w:rPr>
+        <w:t xml:space="preserve">Arquivar as mídias no repositório físico da fábrica, identificadas com a versão do software (python-app/app_version.py) e a data de preparação.</w:t>
+      </w:r>
+    </w:p>
+    <w:p>
+      <w:pPr>
+        <w:spacing w:after="160" w:before="120" w:line="264" w:lineRule="auto"/>
+        <w:jc w:val="both"/>
+      </w:pPr>
+      <w:r>
+        <w:rPr>
+          <w:rFonts w:ascii="Arial" w:cs="Arial" w:eastAsia="Arial" w:hAnsi="Arial"/>
+          <w:sz w:val="21"/>
+          <w:szCs w:val="21"/>
+        </w:rPr>
+        <w:t xml:space="preserve">Cada mídia deve conter tudo o que os respectivos passos da instalação (seção 4) exigem, sem depender de nenhum download adicional no computador de destino — essa é a exigência que torna a instalação em campo/fábrica sempre offline.</w:t>
+      </w:r>
+    </w:p>
     <w:sectPr>
       <w:headerReference w:type="default" r:id="rId7"/>
       <w:footerReference w:type="default" r:id="rId8"/>

--- a/docs/procedimento-instalacao-software-python.docx
+++ b/docs/procedimento-instalacao-software-python.docx
@@ -412,7 +412,7 @@
                 <w:sz w:val="21"/>
                 <w:szCs w:val="21"/>
               </w:rPr>
-              <w:t xml:space="preserve">Instalar para desenvolvimento/manutenção do software: use o CD(1) DAD + CD(2) DSF, seções 4.2/4.3.</w:t>
+              <w:t xml:space="preserve">Instalar para desenvolvimento/manutenção do software: use o CD(2) DSF, seção 4.3.</w:t>
             </w:r>
           </w:p>
           <w:p>
@@ -473,7 +473,7 @@
           <w:sz w:val="21"/>
           <w:szCs w:val="21"/>
         </w:rPr>
-        <w:t xml:space="preserve">IMPORTANTE: em nenhum momento da instalação — em qualquer um dos caminhos desta seção — é permitido ou necessário usar internet no computador de destino. As três mídias (CD(1) DAD, CD(2) DSF, CD(3) DSE) já contêm tudo o que a instalação exige, sem depender de baixar mais nada nem de outra pessoa preparar algo na hora. A preparação dessas mídias (que exige internet) é atividade separada, de quem mantém o software, feita antes e em outro computador — ver o ANEXO A no fim deste documento, que não faz parte da sequência de instalação.</w:t>
+        <w:t xml:space="preserve">IMPORTANTE: em nenhum momento da instalação — em qualquer um dos caminhos desta seção — é permitido ou necessário usar internet no computador de destino. As mídias usadas na instalação (CD(2) DSF e CD(3) DSE) já contêm tudo o que a instalação exige, sem depender de baixar mais nada nem de outra pessoa preparar algo na hora. A preparação dessas mídias (que exige internet) é atividade separada, de quem mantém o software, feita antes e em outro computador — ver o ANEXO A no fim deste documento, que não faz parte da sequência de instalação. O CD(1) DAD não entra nesta instalação: é uma mídia arquivada só como garantia/regra da fábrica (registro de que o ambiente de desenvolvimento existe e está preservado), sem uso em nenhum passo abaixo.</w:t>
       </w:r>
     </w:p>
     <w:p>
@@ -1068,153 +1068,7 @@
                 <w:sz w:val="21"/>
                 <w:szCs w:val="21"/>
               </w:rPr>
-              <w:t xml:space="preserve">CD(1) DAD — Ambiente de Desenvolvimento: Python 3.10 portátil (sem instalador), instalador do VS Code e o pacote offline_packages, todos já incluídos na mídia; só para instalação a partir do código-fonte, em máquina de desenvolvimento/manutenção (seção 4.3)</w:t>
-            </w:r>
-          </w:p>
-        </w:tc>
-        <w:tc>
-          <w:tcPr>
-            <w:tcW w:type="dxa" w:w="1200"/>
-            <w:tcBorders>
-              <w:top w:val="single" w:color="000000" w:sz="4"/>
-              <w:left w:val="single" w:color="000000" w:sz="4"/>
-              <w:bottom w:val="single" w:color="000000" w:sz="4"/>
-              <w:right w:val="single" w:color="000000" w:sz="4"/>
-            </w:tcBorders>
-            <w:tcMar>
-              <w:top w:type="dxa" w:w="60"/>
-              <w:left w:type="dxa" w:w="100"/>
-              <w:bottom w:type="dxa" w:w="60"/>
-              <w:right w:type="dxa" w:w="100"/>
-            </w:tcMar>
-            <w:vAlign w:val="center"/>
-          </w:tcPr>
-          <w:p>
-            <w:pPr>
-              <w:spacing w:line="240" w:lineRule="auto"/>
-              <w:jc w:val="left"/>
-            </w:pPr>
-            <w:r>
-              <w:rPr>
-                <w:rFonts w:ascii="Arial" w:cs="Arial" w:eastAsia="Arial" w:hAnsi="Arial"/>
-                <w:b w:val="false"/>
-                <w:bCs w:val="false"/>
-                <w:i w:val="false"/>
-                <w:iCs w:val="false"/>
-                <w:sz w:val="21"/>
-                <w:szCs w:val="21"/>
-              </w:rPr>
-              <w:t xml:space="preserve">1</w:t>
-            </w:r>
-          </w:p>
-        </w:tc>
-        <w:tc>
-          <w:tcPr>
-            <w:tcW w:type="dxa" w:w="2000"/>
-            <w:tcBorders>
-              <w:top w:val="single" w:color="000000" w:sz="4"/>
-              <w:left w:val="single" w:color="000000" w:sz="4"/>
-              <w:bottom w:val="single" w:color="000000" w:sz="4"/>
-              <w:right w:val="single" w:color="000000" w:sz="4"/>
-            </w:tcBorders>
-            <w:tcMar>
-              <w:top w:type="dxa" w:w="60"/>
-              <w:left w:type="dxa" w:w="100"/>
-              <w:bottom w:type="dxa" w:w="60"/>
-              <w:right w:type="dxa" w:w="100"/>
-            </w:tcMar>
-            <w:vAlign w:val="center"/>
-          </w:tcPr>
-          <w:p>
-            <w:pPr>
-              <w:spacing w:line="240" w:lineRule="auto"/>
-              <w:jc w:val="left"/>
-            </w:pPr>
-            <w:r>
-              <w:rPr>
-                <w:rFonts w:ascii="Arial" w:cs="Arial" w:eastAsia="Arial" w:hAnsi="Arial"/>
-                <w:b w:val="false"/>
-                <w:bCs w:val="false"/>
-                <w:i w:val="false"/>
-                <w:iCs w:val="false"/>
-                <w:sz w:val="21"/>
-                <w:szCs w:val="21"/>
-              </w:rPr>
-              <w:t xml:space="preserve">DAD</w:t>
-            </w:r>
-          </w:p>
-        </w:tc>
-      </w:tr>
-      <w:tr>
-        <w:tc>
-          <w:tcPr>
-            <w:tcW w:type="dxa" w:w="700"/>
-            <w:tcBorders>
-              <w:top w:val="single" w:color="000000" w:sz="4"/>
-              <w:left w:val="single" w:color="000000" w:sz="4"/>
-              <w:bottom w:val="single" w:color="000000" w:sz="4"/>
-              <w:right w:val="single" w:color="000000" w:sz="4"/>
-            </w:tcBorders>
-            <w:tcMar>
-              <w:top w:type="dxa" w:w="60"/>
-              <w:left w:type="dxa" w:w="100"/>
-              <w:bottom w:type="dxa" w:w="60"/>
-              <w:right w:type="dxa" w:w="100"/>
-            </w:tcMar>
-            <w:vAlign w:val="center"/>
-          </w:tcPr>
-          <w:p>
-            <w:pPr>
-              <w:spacing w:line="240" w:lineRule="auto"/>
-              <w:jc w:val="left"/>
-            </w:pPr>
-            <w:r>
-              <w:rPr>
-                <w:rFonts w:ascii="Arial" w:cs="Arial" w:eastAsia="Arial" w:hAnsi="Arial"/>
-                <w:b w:val="false"/>
-                <w:bCs w:val="false"/>
-                <w:i w:val="false"/>
-                <w:iCs w:val="false"/>
-                <w:sz w:val="21"/>
-                <w:szCs w:val="21"/>
-              </w:rPr>
-              <w:t xml:space="preserve">4</w:t>
-            </w:r>
-          </w:p>
-        </w:tc>
-        <w:tc>
-          <w:tcPr>
-            <w:tcW w:type="dxa" w:w="5738"/>
-            <w:tcBorders>
-              <w:top w:val="single" w:color="000000" w:sz="4"/>
-              <w:left w:val="single" w:color="000000" w:sz="4"/>
-              <w:bottom w:val="single" w:color="000000" w:sz="4"/>
-              <w:right w:val="single" w:color="000000" w:sz="4"/>
-            </w:tcBorders>
-            <w:tcMar>
-              <w:top w:type="dxa" w:w="60"/>
-              <w:left w:type="dxa" w:w="100"/>
-              <w:bottom w:type="dxa" w:w="60"/>
-              <w:right w:type="dxa" w:w="100"/>
-            </w:tcMar>
-            <w:vAlign w:val="center"/>
-          </w:tcPr>
-          <w:p>
-            <w:pPr>
-              <w:spacing w:line="240" w:lineRule="auto"/>
-              <w:jc w:val="left"/>
-            </w:pPr>
-            <w:r>
-              <w:rPr>
-                <w:rFonts w:ascii="Arial" w:cs="Arial" w:eastAsia="Arial" w:hAnsi="Arial"/>
-                <w:b w:val="false"/>
-                <w:bCs w:val="false"/>
-                <w:i w:val="false"/>
-                <w:iCs w:val="false"/>
-                <w:sz w:val="21"/>
-                <w:szCs w:val="21"/>
-              </w:rPr>
-              <w:t xml:space="preserve">CD(2) DSF — Código Fonte: pasta python-app completa; só para instalação a partir do código-fonte, em máquina de desenvolvimento/manutenção (seção 4.3)</w:t>
+              <w:t xml:space="preserve">CD(2) DSF — Código Fonte: pasta python-app completa, incluindo Python 3.10 portátil (sem instalador), instalador do VSCodium e o pacote offline_packages, todos já incluídos na mídia; só para instalação a partir do código-fonte, em máquina de desenvolvimento/manutenção (seção 4.3)</w:t>
             </w:r>
           </w:p>
         </w:tc>
@@ -1303,7 +1157,7 @@
           <w:sz w:val="21"/>
           <w:szCs w:val="21"/>
         </w:rPr>
-        <w:t xml:space="preserve">Para instalar no computador de um operador final, basta o CD(3) DSE (item 2) — não é necessário separar CD(1) e CD(2) nesse caso. O par CD(1)+CD(2) só é retirado do repositório físico da fábrica quando a instalação for para fins de desenvolvimento ou manutenção do próprio software (seção 4.3).</w:t>
+        <w:t xml:space="preserve">Para instalar no computador de um operador final, basta o CD(3) DSE (item 2). O CD(2) DSF só é retirado do repositório físico da fábrica quando a instalação for para fins de desenvolvimento ou manutenção do próprio software (seção 4.3). O CD(1) DAD não é usado em nenhum dos dois casos — fica arquivado no repositório físico da fábrica apenas como garantia/regra da fábrica, sem participar da instalação.</w:t>
       </w:r>
     </w:p>
     <w:p>
@@ -1381,7 +1235,7 @@
           <w:sz w:val="18"/>
           <w:szCs w:val="18"/>
         </w:rPr>
-        <w:t xml:space="preserve">Figura 1 — Diagrama em blocos do setup de instalação: os dois caminhos (operador final via CD(3) DSE; desenvolvimento/manutenção via CD(1) DAD + CD(2) DSF) e o resultado em cada um. Fonte editável (SVG): docs/diagramas/diagrama-setup-instalacao.svg.</w:t>
+        <w:t xml:space="preserve">Figura 1 — Diagrama em blocos do setup de instalação: os dois caminhos (operador final via CD(3) DSE; desenvolvimento/manutenção via CD(2) DSF) e o resultado em cada um. O CD(1) DAD fica arquivado como garantia da fábrica e não participa da instalação. Fonte editável (SVG): docs/diagramas/diagrama-setup-instalacao.svg.</w:t>
       </w:r>
     </w:p>
     <w:p>
@@ -1426,7 +1280,7 @@
           <w:sz w:val="21"/>
           <w:szCs w:val="21"/>
         </w:rPr>
-        <w:t xml:space="preserve">c) se for instalação para desenvolvimento/manutenção do software: retirar o CD(1) DAD e o CD(2) DSF, e seguir a seção 4.3;</w:t>
+        <w:t xml:space="preserve">c) se for instalação para desenvolvimento/manutenção do software: retirar o CD(2) DSF, e seguir a seção 4.3;</w:t>
       </w:r>
     </w:p>
     <w:p>
@@ -1488,7 +1342,7 @@
           <w:sz w:val="21"/>
           <w:szCs w:val="21"/>
         </w:rPr>
-        <w:t xml:space="preserve">Este é o caminho a usar sempre que quem vai operar o software não for programador. O instalador cria um ícone na Área de Trabalho e uma entrada no Menu Iniciar, com a logo da Avibras Aeroco, e o software abre com duplo clique como qualquer outro programa do Windows — sem terminal, sem script .bat, sem editor de código, e sem internet em nenhum momento. Aplicável quando o CD(3) DSE traz o instalador já gerado (Inclinometro-2Eixos-Setup-2.0.0.exe). Não exige Python, CD(1) DAD, CD(2) DSF nem Inno Setup no computador de destino.</w:t>
+        <w:t xml:space="preserve">Este é o caminho a usar sempre que quem vai operar o software não for programador. O instalador cria um ícone na Área de Trabalho e uma entrada no Menu Iniciar, com a logo da Avibras Aeroco, e o software abre com duplo clique como qualquer outro programa do Windows — sem terminal, sem script .bat, sem editor de código, e sem internet em nenhum momento. Aplicável quando o CD(3) DSE traz o instalador já gerado (Inclinometro-2Eixos-Setup-2.0.0.exe). Não exige Python, CD(2) DSF nem Inno Setup no computador de destino.</w:t>
       </w:r>
     </w:p>
     <w:p>
@@ -1594,7 +1448,7 @@
           <w:sz w:val="21"/>
           <w:szCs w:val="21"/>
         </w:rPr>
-        <w:t xml:space="preserve">Aplicável quando o CD(3) DSE traz a pasta já gerada (dist\Inclinometro2Eixos\), preparada previamente por quem mantém o software (ANEXO A). Não exige Python, CD(1) DAD, CD(2) DSF nem internet no computador de destino — mas também não cria ícone na Área de Trabalho nem no Menu Iniciar, e mistura o .exe com vários outros arquivos (bibliotecas) na mesma pasta. Usar apenas para testes rápidos por quem já sabe o que está fazendo; para instalar no computador de um operador final, usar a seção 4.1.</w:t>
+        <w:t xml:space="preserve">Aplicável quando o CD(3) DSE traz a pasta já gerada (dist\Inclinometro2Eixos\), preparada previamente por quem mantém o software (ANEXO A). Não exige Python, CD(2) DSF nem internet no computador de destino — mas também não cria ícone na Área de Trabalho nem no Menu Iniciar, e mistura o .exe com vários outros arquivos (bibliotecas) na mesma pasta. Usar apenas para testes rápidos por quem já sabe o que está fazendo; para instalar no computador de um operador final, usar a seção 4.1.</w:t>
       </w:r>
     </w:p>
     <w:p>
@@ -1661,7 +1515,7 @@
           <w:sz w:val="21"/>
           <w:szCs w:val="21"/>
         </w:rPr>
-        <w:t xml:space="preserve">4.3 Instalação a partir do CD(1) DAD + CD(2) DSF (código-fonte — só para desenvolvimento/manutenção, NÃO para o operador final)</w:t>
+        <w:t xml:space="preserve">4.3 Instalação a partir do CD(2) DSF (código-fonte — só para desenvolvimento/manutenção, NÃO para o operador final)</w:t>
       </w:r>
     </w:p>
     <w:p>
@@ -1700,7 +1554,7 @@
           <w:sz w:val="21"/>
           <w:szCs w:val="21"/>
         </w:rPr>
-        <w:t xml:space="preserve">Copiar a pasta python-app do CD(2) DSF para o computador Windows de destino.</w:t>
+        <w:t xml:space="preserve">Copiar a pasta python-app inteira do CD(2) DSF para o computador Windows de destino — essa pasta já inclui o código-fonte, o Python portátil e o pacote offline_packages.</w:t>
       </w:r>
     </w:p>
     <w:p>
@@ -1725,7 +1579,7 @@
           <w:sz w:val="21"/>
           <w:szCs w:val="21"/>
         </w:rPr>
-        <w:t xml:space="preserve">Copiar a pasta "python" de dentro de python-3.10.21-portable-win64\ (no CD(1) DAD) para python-app\windows\python-portable — ou seja, o caminho final deve ser python-app\windows\python-portable\python.exe. É uma distribuição Python pronta para uso, sem instalador: não precisa executar nada, só copiar a pasta.</w:t>
+        <w:t xml:space="preserve">Copiar a pasta "python" de dentro de python-3.10.21-portable-win64\ (no CD(2) DSF) para python-app\windows\python-portable — ou seja, o caminho final deve ser python-app\windows\python-portable\python.exe. É uma distribuição Python pronta para uso, sem instalador: não precisa executar nada, só copiar a pasta.</w:t>
       </w:r>
     </w:p>
     <w:p>
@@ -1750,7 +1604,7 @@
           <w:sz w:val="21"/>
           <w:szCs w:val="21"/>
         </w:rPr>
-        <w:t xml:space="preserve">Copiar a pasta offline_packages do CD(1) DAD para dentro de python-app\windows\offline_packages.</w:t>
+        <w:t xml:space="preserve">Copiar a pasta offline_packages do CD(2) DSF para dentro de python-app\windows\offline_packages.</w:t>
       </w:r>
     </w:p>
     <w:p>
@@ -1775,7 +1629,7 @@
           <w:sz w:val="21"/>
           <w:szCs w:val="21"/>
         </w:rPr>
-        <w:t xml:space="preserve">Se for editar o código (não apenas rodá-lo), executar o instalador do VS Code (VSCodiumUserSetup-x64-*.exe) do CD(1) DAD — não precisa de direitos de administrador — e abrir a pasta python-app por ele.</w:t>
+        <w:t xml:space="preserve">Se for editar o código (não apenas rodá-lo), executar o instalador do VS Code (VSCodiumUserSetup-x64-*.exe) do CD(2) DSF — não precisa de direitos de administrador — e abrir a pasta python-app por ele.</w:t>
       </w:r>
     </w:p>
     <w:p>
@@ -2905,7 +2759,7 @@
                 <w:sz w:val="21"/>
                 <w:szCs w:val="21"/>
               </w:rPr>
-              <w:t xml:space="preserve">Copiar a pasta "python" do CD(1) DAD para python-app\windows\python-portable, conforme a seção 4.3</w:t>
+              <w:t xml:space="preserve">Copiar a pasta "python" do CD(2) DSF para python-app\windows\python-portable, conforme a seção 4.3</w:t>
             </w:r>
           </w:p>
         </w:tc>
@@ -2979,7 +2833,7 @@
                 <w:sz w:val="21"/>
                 <w:szCs w:val="21"/>
               </w:rPr>
-              <w:t xml:space="preserve">CD(1) DAD com windows\offline_packages incompleto ou desatualizado em relação a requirements.txt</w:t>
+              <w:t xml:space="preserve">CD(2) DSF com windows\offline_packages incompleto ou desatualizado em relação a requirements.txt</w:t>
             </w:r>
           </w:p>
         </w:tc>
@@ -3015,7 +2869,7 @@
                 <w:sz w:val="21"/>
                 <w:szCs w:val="21"/>
               </w:rPr>
-              <w:t xml:space="preserve">Solicitar CD(1) DAD atualizado, gerado conforme o ANEXO A; nunca tentar instalar pela internet no computador de campo/fábrica</w:t>
+              <w:t xml:space="preserve">Solicitar CD(2) DSF atualizado, gerado conforme o ANEXO A; nunca tentar instalar pela internet no computador de campo/fábrica</w:t>
             </w:r>
           </w:p>
         </w:tc>
@@ -3254,7 +3108,7 @@
           <w:sz w:val="22"/>
           <w:szCs w:val="22"/>
         </w:rPr>
-        <w:t xml:space="preserve">ANEXO A — PREPARAÇÃO DAS MÍDIAS CD(1) DAD, CD(2) DSF E CD(3) DSE</w:t>
+        <w:t xml:space="preserve">ANEXO A — PREPARAÇÃO DAS MÍDIAS CD(2) DSF, CD(3) DSE E ARQUIVAMENTO DO CD(1) DAD</w:t>
       </w:r>
     </w:p>
     <w:tbl>
@@ -3345,7 +3199,7 @@
           <w:sz w:val="21"/>
           <w:szCs w:val="21"/>
         </w:rPr>
-        <w:t xml:space="preserve">CD(1) DAD: numa máquina com internet, dar duplo clique em windows\build_offline_bundle.bat. Baixa todos os pacotes de requirements.txt (PyQt5, pymodbus, pyserial, bleak — incluindo o backend Bluetooth do Windows — reportlab, matplotlib, numpy) para windows\offline_packages. Gravar essa pasta no CD(1) DAD, junto com uma distribuição Python 3.10 portátil para Windows (ex.: python-build-standalone, install_only, x86_64-pc-windows-msvc — ou o instalador oficial em python.org/downloads/windows, se preferir) e o instalador do VS Code ("User Installer" x64, code.visualstudio.com/download — ou o instalador do VSCodium, equivalente sem telemetria, em github.com/VSCodium/vscodium/releases).</w:t>
+        <w:t xml:space="preserve">CD(2) DSF: numa máquina com internet, dar duplo clique em windows\build_offline_bundle.bat. Baixa todos os pacotes de requirements.txt (PyQt5, pymodbus, pyserial, bleak — incluindo o backend Bluetooth do Windows — reportlab, matplotlib, numpy) para windows\offline_packages. Gravar a pasta python-app inteira (código-fonte + windows\offline_packages), junto com uma distribuição Python 3.10 portátil para Windows (ex.: python-build-standalone, install_only, x86_64-pc-windows-msvc — ou o instalador oficial em python.org/downloads/windows, se preferir) e o instalador do VS Code ("User Installer" x64, code.visualstudio.com/download — ou o instalador do VSCodium, equivalente sem telemetria, em github.com/VSCodium/vscodium/releases), no CD(2) DSF.</w:t>
       </w:r>
     </w:p>
     <w:p>
@@ -3370,7 +3224,7 @@
           <w:sz w:val="21"/>
           <w:szCs w:val="21"/>
         </w:rPr>
-        <w:t xml:space="preserve">CD(2) DSF: gravar a pasta python-app inteira (código-fonte, sem windows\offline_packages e sem windows\python-portable — esses ficam só no CD(1)) no CD(2) DSF.</w:t>
+        <w:t xml:space="preserve">CD(1) DAD (exigência de garantia/rastreabilidade da fábrica, sem uso na instalação): gravar mais uma cópia idêntica de todo o conteúdo do CD(2) DSF (passo 1), identificada como CD(1) DAD, e arquivar junto às demais mídias. A regra da fábrica exige manter um ambiente de desenvolvimento completo registrado em mídia — mas esse CD nunca é retirado do repositório físico durante a instalação (seção 4), só em auditoria.</w:t>
       </w:r>
     </w:p>
     <w:p>
@@ -3395,7 +3249,7 @@
           <w:sz w:val="21"/>
           <w:szCs w:val="21"/>
         </w:rPr>
-        <w:t xml:space="preserve">CD(3) DSE (opcional, alternativa ao par CD(1)+CD(2) para quem só quer instalar, não desenvolver): usando o CD(1) e o CD(2) já preparados numa máquina Windows, rodar windows\build_exe.bat (gera dist\Inclinometro2Eixos\) ou windows\build_installer.bat (gera o instalador Setup.exe, exige Inno Setup só nesta máquina de geração) e gravar o resultado no CD(3) DSE.</w:t>
+        <w:t xml:space="preserve">CD(3) DSE (opcional, alternativa ao CD(2) DSF para quem só quer instalar, não desenvolver): usando o CD(2) DSF já preparado numa máquina Windows, rodar windows\build_exe.bat (gera dist\Inclinometro2Eixos\) ou windows\build_installer.bat (gera o instalador Setup.exe, exige Inno Setup só nesta máquina de geração) e gravar o resultado no CD(3) DSE.</w:t>
       </w:r>
     </w:p>
     <w:p>
@@ -3420,7 +3274,7 @@
           <w:sz w:val="21"/>
           <w:szCs w:val="21"/>
         </w:rPr>
-        <w:t xml:space="preserve">Arquivar as mídias no repositório físico da fábrica, identificadas com a versão do software (python-app/app_version.py) e a data de preparação.</w:t>
+        <w:t xml:space="preserve">Arquivar as três mídias (CD(1) DAD, CD(2) DSF e CD(3) DSE) no repositório físico da fábrica, identificadas com a versão do software (python-app/app_version.py) e a data de preparação.</w:t>
       </w:r>
     </w:p>
     <w:p>
@@ -3434,7 +3288,7 @@
           <w:sz w:val="21"/>
           <w:szCs w:val="21"/>
         </w:rPr>
-        <w:t xml:space="preserve">Cada mídia deve conter tudo o que os respectivos passos da instalação (seção 4) exigem, sem depender de nenhum download adicional no computador de destino — essa é a exigência que torna a instalação em campo/fábrica sempre offline.</w:t>
+        <w:t xml:space="preserve">As mídias efetivamente usadas na instalação (CD(2) DSF e CD(3) DSE) devem conter tudo o que os respectivos passos da instalação (seção 4) exigem, sem depender de nenhum download adicional no computador de destino — essa é a exigência que torna a instalação em campo/fábrica sempre offline. O CD(1) DAD fica arquivado só como garantia da fábrica e não participa de nenhum passo da seção 4.</w:t>
       </w:r>
     </w:p>
     <w:sectPr>

--- a/docs/procedimento-instalacao-software-python.docx
+++ b/docs/procedimento-instalacao-software-python.docx
@@ -1068,7 +1068,7 @@
                 <w:sz w:val="21"/>
                 <w:szCs w:val="21"/>
               </w:rPr>
-              <w:t xml:space="preserve">CD(2) DSF — Código Fonte: pasta python-app completa, incluindo Python 3.10 portátil (sem instalador), instalador do VSCodium e o pacote offline_packages, todos já incluídos na mídia; só para instalação a partir do código-fonte, em máquina de desenvolvimento/manutenção (seção 4.3)</w:t>
+              <w:t xml:space="preserve">CD(2) DSF — Código Fonte: pasta python-app completa, incluindo Python 3.10 portátil (sem instalador) e o pacote offline_packages, já incluídos na mídia; só para instalação/execução a partir do código-fonte, em máquina de desenvolvimento/manutenção (seção 4.3)</w:t>
             </w:r>
           </w:p>
         </w:tc>
@@ -1629,7 +1629,7 @@
           <w:sz w:val="21"/>
           <w:szCs w:val="21"/>
         </w:rPr>
-        <w:t xml:space="preserve">Se for editar o código (não apenas rodá-lo), executar o instalador do VS Code (VSCodiumUserSetup-x64-*.exe) do CD(2) DSF — não precisa de direitos de administrador — e abrir a pasta python-app por ele.</w:t>
+        <w:t xml:space="preserve">Dar duplo clique em windows\install.bat. O script detecta automaticamente o Python portátil (passo 2) e a pasta offline_packages (passo 3), e instala tudo sem tentar acessar a internet.</w:t>
       </w:r>
     </w:p>
     <w:p>
@@ -1654,32 +1654,21 @@
           <w:sz w:val="21"/>
           <w:szCs w:val="21"/>
         </w:rPr>
-        <w:t xml:space="preserve">Dar duplo clique em windows\install.bat. O script detecta automaticamente o Python portátil (passo 2) e a pasta offline_packages (passo 3), e instala tudo sem tentar acessar a internet.</w:t>
-      </w:r>
-    </w:p>
-    <w:p>
-      <w:pPr>
-        <w:spacing w:after="100" w:line="264" w:lineRule="auto"/>
-        <w:ind w:left="500" w:hanging="300"/>
+        <w:t xml:space="preserve">Para abrir o software (nesta e nas próximas vezes), dar duplo clique em windows\run.bat.</w:t>
+      </w:r>
+    </w:p>
+    <w:p>
+      <w:pPr>
+        <w:spacing w:after="160" w:before="0" w:line="264" w:lineRule="auto"/>
         <w:jc w:val="both"/>
       </w:pPr>
       <w:r>
         <w:rPr>
           <w:rFonts w:ascii="Arial" w:cs="Arial" w:eastAsia="Arial" w:hAnsi="Arial"/>
-          <w:b/>
-          <w:bCs/>
-          <w:sz w:val="21"/>
-          <w:szCs w:val="21"/>
-        </w:rPr>
-        <w:t xml:space="preserve">6. </w:t>
-      </w:r>
-      <w:r>
-        <w:rPr>
-          <w:rFonts w:ascii="Arial" w:cs="Arial" w:eastAsia="Arial" w:hAnsi="Arial"/>
-          <w:sz w:val="21"/>
-          <w:szCs w:val="21"/>
-        </w:rPr>
-        <w:t xml:space="preserve">Para abrir o software (nesta e nas próximas vezes), dar duplo clique em windows\run.bat.</w:t>
+          <w:sz w:val="21"/>
+          <w:szCs w:val="21"/>
+        </w:rPr>
+        <w:t xml:space="preserve">Estes passos instalam e executam o software a partir do código-fonte — não incluem um editor/IDE, porque editar o código está fora do escopo deste procedimento de instalação. Quem for de fato desenvolver/alterar o código usa suas próprias ferramentas de desenvolvimento (ex.: VSCodium ou VS Code), fora desta sequência; o CD(1) DAD arquiva essas ferramentas apenas como garantia/regra da fábrica (ver ANEXO A).</w:t>
       </w:r>
     </w:p>
     <w:p>
@@ -3199,7 +3188,7 @@
           <w:sz w:val="21"/>
           <w:szCs w:val="21"/>
         </w:rPr>
-        <w:t xml:space="preserve">CD(2) DSF: numa máquina com internet, dar duplo clique em windows\build_offline_bundle.bat. Baixa todos os pacotes de requirements.txt (PyQt5, pymodbus, pyserial, bleak — incluindo o backend Bluetooth do Windows — reportlab, matplotlib, numpy) para windows\offline_packages. Gravar a pasta python-app inteira (código-fonte + windows\offline_packages), junto com uma distribuição Python 3.10 portátil para Windows (ex.: python-build-standalone, install_only, x86_64-pc-windows-msvc — ou o instalador oficial em python.org/downloads/windows, se preferir) e o instalador do VS Code ("User Installer" x64, code.visualstudio.com/download — ou o instalador do VSCodium, equivalente sem telemetria, em github.com/VSCodium/vscodium/releases), no CD(2) DSF.</w:t>
+        <w:t xml:space="preserve">CD(2) DSF: numa máquina com internet, dar duplo clique em windows\build_offline_bundle.bat. Baixa todos os pacotes de requirements.txt (PyQt5, pymodbus, pyserial, bleak — incluindo o backend Bluetooth do Windows — reportlab, matplotlib, numpy) para windows\offline_packages. Gravar a pasta python-app inteira (código-fonte + windows\offline_packages), junto com uma distribuição Python 3.10 portátil para Windows (ex.: python-build-standalone, install_only, x86_64-pc-windows-msvc — ou o instalador oficial em python.org/downloads/windows, se preferir), no CD(2) DSF.</w:t>
       </w:r>
     </w:p>
     <w:p>
@@ -3224,7 +3213,7 @@
           <w:sz w:val="21"/>
           <w:szCs w:val="21"/>
         </w:rPr>
-        <w:t xml:space="preserve">CD(1) DAD (exigência de garantia/rastreabilidade da fábrica, sem uso na instalação): gravar mais uma cópia idêntica de todo o conteúdo do CD(2) DSF (passo 1), identificada como CD(1) DAD, e arquivar junto às demais mídias. A regra da fábrica exige manter um ambiente de desenvolvimento completo registrado em mídia — mas esse CD nunca é retirado do repositório físico durante a instalação (seção 4), só em auditoria.</w:t>
+        <w:t xml:space="preserve">CD(1) DAD (exigência de garantia/rastreabilidade da fábrica, sem uso na instalação): gravar, nesta mídia, apenas o(s) instalador(es) do IDE e demais ferramentas usadas na criação do software (ex.: VSCodium ou VS Code — "User Installer" x64, code.visualstudio.com/download, ou o instalador do VSCodium em github.com/VSCodium/vscodium/releases). O CD(1) DAD não contém código-fonte nem os arquivos do CD(2) DSF — é só o registro de que o ambiente/ferramentas de desenvolvimento existem e estão preservados. A regra da fábrica exige mantê-lo arquivado, mas ele nunca é retirado do repositório físico durante a instalação (seção 4), só em auditoria.</w:t>
       </w:r>
     </w:p>
     <w:p>

--- a/docs/procedimento-instalacao-software-python.docx
+++ b/docs/procedimento-instalacao-software-python.docx
@@ -1668,7 +1668,7 @@
           <w:sz w:val="21"/>
           <w:szCs w:val="21"/>
         </w:rPr>
-        <w:t xml:space="preserve">Estes passos instalam e executam o software a partir do código-fonte — não incluem um editor/IDE, porque editar o código está fora do escopo deste procedimento de instalação. Quem for de fato desenvolver/alterar o código usa suas próprias ferramentas de desenvolvimento (ex.: VSCodium ou VS Code), fora desta sequência; o CD(1) DAD arquiva essas ferramentas apenas como garantia/regra da fábrica (ver ANEXO A).</w:t>
+        <w:t xml:space="preserve">Estes passos instalam e executam o software a partir do código-fonte, usando o Python portátil só como runtime — não incluem um editor/IDE nem uma instalação completa de Python para desenvolvimento, porque editar o código está fora do escopo deste procedimento de instalação. Quem for de fato desenvolver/alterar o código usa suas próprias ferramentas de desenvolvimento (IDE e Python instalados normalmente, ex.: VSCodium ou VS Code), fora desta sequência; o CD(1) DAD arquiva essas ferramentas apenas como garantia/regra da fábrica (ver ANEXO A).</w:t>
       </w:r>
     </w:p>
     <w:p>
@@ -3213,7 +3213,7 @@
           <w:sz w:val="21"/>
           <w:szCs w:val="21"/>
         </w:rPr>
-        <w:t xml:space="preserve">CD(1) DAD (exigência de garantia/rastreabilidade da fábrica, sem uso na instalação): gravar, nesta mídia, apenas o(s) instalador(es) do IDE e demais ferramentas usadas na criação do software (ex.: VSCodium ou VS Code — "User Installer" x64, code.visualstudio.com/download, ou o instalador do VSCodium em github.com/VSCodium/vscodium/releases). O CD(1) DAD não contém código-fonte nem os arquivos do CD(2) DSF — é só o registro de que o ambiente/ferramentas de desenvolvimento existem e estão preservados. A regra da fábrica exige mantê-lo arquivado, mas ele nunca é retirado do repositório físico durante a instalação (seção 4), só em auditoria.</w:t>
+        <w:t xml:space="preserve">CD(1) DAD (exigência de garantia/rastreabilidade da fábrica, sem uso na instalação): gravar, nesta mídia, o(s) instalador(es) do IDE e demais ferramentas usadas na criação do software — o instalador do VSCodium ou VS Code ("User Installer" x64, code.visualstudio.com/download, ou github.com/VSCodium/vscodium/releases) e também um instalador completo do Python 3.10+ para Windows (python.org/downloads/windows), igualmente necessário para desenvolver/testar o software, além do runtime portátil que já vai no CD(2) DSF. O CD(1) DAD não contém código-fonte nem os arquivos do CD(2) DSF — é só o registro de que o ambiente/ferramentas de desenvolvimento existem e estão preservados. A regra da fábrica exige mantê-lo arquivado, mas ele nunca é retirado do repositório físico durante a instalação (seção 4), só em auditoria.</w:t>
       </w:r>
     </w:p>
     <w:p>
